--- a/LEARNING/Databricks/Spark Tutorials.docx
+++ b/LEARNING/Databricks/Spark Tutorials.docx
@@ -1,29 +1,19 @@
 
 <file path=word/document.xml><?xml version="1.0" encoding="utf-8"?>
-<w:document xmlns:wpc="http://schemas.microsoft.com/office/word/2010/wordprocessingCanvas" xmlns:cx="http://schemas.microsoft.com/office/drawing/2014/chartex" xmlns:cx1="http://schemas.microsoft.com/office/drawing/2015/9/8/chartex" xmlns:cx2="http://schemas.microsoft.com/office/drawing/2015/10/21/chartex" xmlns:cx3="http://schemas.microsoft.com/office/drawing/2016/5/9/chartex" xmlns:cx4="http://schemas.microsoft.com/office/drawing/2016/5/10/chartex" xmlns:cx5="http://schemas.microsoft.com/office/drawing/2016/5/11/chartex" xmlns:cx6="http://schemas.microsoft.com/office/drawing/2016/5/12/chartex" xmlns:cx7="http://schemas.microsoft.com/office/drawing/2016/5/13/chartex" xmlns:cx8="http://schemas.microsoft.com/office/drawing/2016/5/14/chartex" xmlns:mc="http://schemas.openxmlformats.org/markup-compatibility/2006" xmlns:aink="http://schemas.microsoft.com/office/drawing/2016/ink" xmlns:am3d="http://schemas.microsoft.com/office/drawing/2017/model3d" xmlns:o="urn:schemas-microsoft-com:office:office" xmlns:oel="http://schemas.microsoft.com/office/2019/extlst" xmlns:r="http://schemas.openxmlformats.org/officeDocument/2006/relationships" xmlns:m="http://schemas.openxmlformats.org/officeDocument/2006/math" xmlns:v="urn:schemas-microsoft-com:vml" xmlns:wp14="http://schemas.microsoft.com/office/word/2010/wordprocessingDrawing" xmlns:wp="http://schemas.openxmlformats.org/drawingml/2006/wordprocessingDrawing" xmlns:w10="urn:schemas-microsoft-com:office:word" xmlns:w="http://schemas.openxmlformats.org/wordprocessingml/2006/main" xmlns:w14="http://schemas.microsoft.com/office/word/2010/wordml" xmlns:w15="http://schemas.microsoft.com/office/word/2012/wordml" xmlns:w16cex="http://schemas.microsoft.com/office/word/2018/wordml/cex" xmlns:w16cid="http://schemas.microsoft.com/office/word/2016/wordml/cid" xmlns:w16="http://schemas.microsoft.com/office/word/2018/wordml" xmlns:w16du="http://schemas.microsoft.com/office/word/2023/wordml/word16du" xmlns:w16sdtdh="http://schemas.microsoft.com/office/word/2020/wordml/sdtdatahash" xmlns:w16sdtfl="http://schemas.microsoft.com/office/word/2024/wordml/sdtformatlock" xmlns:w16se="http://schemas.microsoft.com/office/word/2015/wordml/symex" xmlns:wpg="http://schemas.microsoft.com/office/word/2010/wordprocessingGroup" xmlns:wpi="http://schemas.microsoft.com/office/word/2010/wordprocessingInk" xmlns:wne="http://schemas.microsoft.com/office/word/2006/wordml" xmlns:wps="http://schemas.microsoft.com/office/word/2010/wordprocessingShape" mc:Ignorable="w14 w15 w16se w16cid w16 w16cex w16sdtdh w16sdtfl w16du wp14">
+<w:document xmlns:wpc="http://schemas.microsoft.com/office/word/2010/wordprocessingCanvas" xmlns:cx="http://schemas.microsoft.com/office/drawing/2014/chartex" xmlns:cx1="http://schemas.microsoft.com/office/drawing/2015/9/8/chartex" xmlns:cx2="http://schemas.microsoft.com/office/drawing/2015/10/21/chartex" xmlns:cx3="http://schemas.microsoft.com/office/drawing/2016/5/9/chartex" xmlns:cx4="http://schemas.microsoft.com/office/drawing/2016/5/10/chartex" xmlns:cx5="http://schemas.microsoft.com/office/drawing/2016/5/11/chartex" xmlns:cx6="http://schemas.microsoft.com/office/drawing/2016/5/12/chartex" xmlns:cx7="http://schemas.microsoft.com/office/drawing/2016/5/13/chartex" xmlns:cx8="http://schemas.microsoft.com/office/drawing/2016/5/14/chartex" xmlns:mc="http://schemas.openxmlformats.org/markup-compatibility/2006" xmlns:aink="http://schemas.microsoft.com/office/drawing/2016/ink" xmlns:am3d="http://schemas.microsoft.com/office/drawing/2017/model3d" xmlns:o="urn:schemas-microsoft-com:office:office" xmlns:oel="http://schemas.microsoft.com/office/2019/extlst" xmlns:r="http://schemas.openxmlformats.org/officeDocument/2006/relationships" xmlns:m="http://schemas.openxmlformats.org/officeDocument/2006/math" xmlns:v="urn:schemas-microsoft-com:vml" xmlns:wp14="http://schemas.microsoft.com/office/word/2010/wordprocessingDrawing" xmlns:wp="http://schemas.openxmlformats.org/drawingml/2006/wordprocessingDrawing" xmlns:w10="urn:schemas-microsoft-com:office:word" xmlns:w="http://schemas.openxmlformats.org/wordprocessingml/2006/main" xmlns:w14="http://schemas.microsoft.com/office/word/2010/wordml" xmlns:w15="http://schemas.microsoft.com/office/word/2012/wordml" xmlns:w16cex="http://schemas.microsoft.com/office/word/2018/wordml/cex" xmlns:w16cid="http://schemas.microsoft.com/office/word/2016/wordml/cid" xmlns:w16="http://schemas.microsoft.com/office/word/2018/wordml" xmlns:w16du="http://schemas.microsoft.com/office/word/2023/wordml/word16du" xmlns:w16sdtdh="http://schemas.microsoft.com/office/word/2020/wordml/sdtdatahash" xmlns:w16se="http://schemas.microsoft.com/office/word/2015/wordml/symex" xmlns:wpg="http://schemas.microsoft.com/office/word/2010/wordprocessingGroup" xmlns:wpi="http://schemas.microsoft.com/office/word/2010/wordprocessingInk" xmlns:wne="http://schemas.microsoft.com/office/word/2006/wordml" xmlns:wps="http://schemas.microsoft.com/office/word/2010/wordprocessingShape" mc:Ignorable="w14 w15 w16se w16cid w16 w16cex w16sdtdh wp14">
   <w:body>
     <w:p>
-      <w:r>
-        <w:fldChar w:fldCharType="begin"/>
-      </w:r>
-      <w:r>
-        <w:instrText>HYPERLINK "https://www.youtube.com/watch?v=nKRwjXRs4mY"</w:instrText>
-      </w:r>
-      <w:r>
-        <w:fldChar w:fldCharType="separate"/>
-      </w:r>
-      <w:r>
-        <w:rPr>
-          <w:rStyle w:val="Hyperlink"/>
-        </w:rPr>
-        <w:t>What is Spark? (Visual Explanation) - YouTube</w:t>
-      </w:r>
-      <w:r>
-        <w:fldChar w:fldCharType="end"/>
-      </w:r>
+      <w:hyperlink r:id="rId5" w:history="1">
+        <w:r>
+          <w:rPr>
+            <w:rStyle w:val="Hyperlink"/>
+          </w:rPr>
+          <w:t>What is Spark? (Visual Explanation) - YouTube</w:t>
+        </w:r>
+      </w:hyperlink>
     </w:p>
     <w:p>
-      <w:hyperlink r:id="rId5" w:history="1">
+      <w:hyperlink r:id="rId6" w:history="1">
         <w:r>
           <w:rPr>
             <w:rStyle w:val="Hyperlink"/>
@@ -34,7 +24,7 @@
     </w:p>
     <w:p/>
     <w:p>
-      <w:hyperlink r:id="rId6" w:history="1">
+      <w:hyperlink r:id="rId7" w:history="1">
         <w:r>
           <w:rPr>
             <w:rStyle w:val="Hyperlink"/>
@@ -44,7 +34,7 @@
       </w:hyperlink>
     </w:p>
     <w:p>
-      <w:hyperlink r:id="rId7" w:history="1">
+      <w:hyperlink r:id="rId8" w:history="1">
         <w:r>
           <w:rPr>
             <w:rStyle w:val="Hyperlink"/>
@@ -55,7 +45,7 @@
     </w:p>
     <w:p/>
     <w:p>
-      <w:hyperlink r:id="rId8" w:history="1">
+      <w:hyperlink r:id="rId9" w:history="1">
         <w:r>
           <w:rPr>
             <w:rStyle w:val="Hyperlink"/>
@@ -65,7 +55,7 @@
       </w:hyperlink>
     </w:p>
     <w:p>
-      <w:hyperlink r:id="rId9" w:history="1">
+      <w:hyperlink r:id="rId10" w:history="1">
         <w:r>
           <w:rPr>
             <w:rStyle w:val="Hyperlink"/>
@@ -101,15 +91,7 @@
         </w:numPr>
       </w:pPr>
       <w:r>
-        <w:t xml:space="preserve">Distributed Processing: Each Spark instance can process a part of the overall task in parallel with other instances in the pool, contributing to the distributed nature of </w:t>
-      </w:r>
-      <w:proofErr w:type="gramStart"/>
-      <w:r>
-        <w:t>Spark</w:t>
-      </w:r>
-      <w:proofErr w:type="gramEnd"/>
-      <w:r>
-        <w:t xml:space="preserve"> which is designed for high-performance, scalable data processing.</w:t>
+        <w:t>Distributed Processing: Each Spark instance can process a part of the overall task in parallel with other instances in the pool, contributing to the distributed nature of Spark which is designed for high-performance, scalable data processing.</w:t>
       </w:r>
     </w:p>
     <w:p>
@@ -187,6 +169,3867 @@
       </w:r>
     </w:p>
     <w:p/>
+    <w:p/>
+    <w:p>
+      <w:pPr>
+        <w:pBdr>
+          <w:bottom w:val="single" w:sz="6" w:space="1" w:color="auto"/>
+        </w:pBdr>
+      </w:pPr>
+    </w:p>
+    <w:p/>
+    <w:p>
+      <w:pPr>
+        <w:textAlignment w:val="baseline"/>
+        <w:rPr>
+          <w:rFonts w:ascii="Segoe UI" w:hAnsi="Segoe UI" w:cs="Segoe UI"/>
+        </w:rPr>
+      </w:pPr>
+      <w:r>
+        <w:rPr>
+          <w:rStyle w:val="break-words"/>
+          <w:rFonts w:ascii="Segoe UI" w:hAnsi="Segoe UI" w:cs="Segoe UI"/>
+          <w:sz w:val="21"/>
+          <w:szCs w:val="21"/>
+        </w:rPr>
+        <w:t>Everyone writes Spark code.</w:t>
+      </w:r>
+      <w:r>
+        <w:rPr>
+          <w:rFonts w:ascii="Segoe UI" w:hAnsi="Segoe UI" w:cs="Segoe UI"/>
+          <w:sz w:val="21"/>
+          <w:szCs w:val="21"/>
+        </w:rPr>
+        <w:br/>
+      </w:r>
+      <w:r>
+        <w:rPr>
+          <w:rStyle w:val="break-words"/>
+          <w:rFonts w:ascii="Segoe UI" w:hAnsi="Segoe UI" w:cs="Segoe UI"/>
+          <w:sz w:val="21"/>
+          <w:szCs w:val="21"/>
+        </w:rPr>
+        <w:t>Very few know what Spark is actually doing behind the scenes.</w:t>
+      </w:r>
+      <w:r>
+        <w:rPr>
+          <w:rFonts w:ascii="Segoe UI" w:hAnsi="Segoe UI" w:cs="Segoe UI"/>
+          <w:sz w:val="21"/>
+          <w:szCs w:val="21"/>
+        </w:rPr>
+        <w:br/>
+      </w:r>
+      <w:r>
+        <w:rPr>
+          <w:rStyle w:val="break-words"/>
+          <w:rFonts w:ascii="Segoe UI" w:hAnsi="Segoe UI" w:cs="Segoe UI"/>
+          <w:sz w:val="21"/>
+          <w:szCs w:val="21"/>
+        </w:rPr>
+        <w:t>A single .count() triggers far more than reading data.</w:t>
+      </w:r>
+      <w:r>
+        <w:rPr>
+          <w:rFonts w:ascii="Segoe UI" w:hAnsi="Segoe UI" w:cs="Segoe UI"/>
+          <w:sz w:val="21"/>
+          <w:szCs w:val="21"/>
+        </w:rPr>
+        <w:br/>
+      </w:r>
+      <w:r>
+        <w:rPr>
+          <w:rFonts w:ascii="Segoe UI" w:hAnsi="Segoe UI" w:cs="Segoe UI"/>
+          <w:sz w:val="21"/>
+          <w:szCs w:val="21"/>
+        </w:rPr>
+        <w:br/>
+      </w:r>
+      <w:r>
+        <w:rPr>
+          <w:rStyle w:val="break-words"/>
+          <w:rFonts w:ascii="Cambria Math" w:hAnsi="Cambria Math" w:cs="Cambria Math"/>
+          <w:sz w:val="21"/>
+          <w:szCs w:val="21"/>
+        </w:rPr>
+        <w:t>𝟭</w:t>
+      </w:r>
+      <w:r>
+        <w:rPr>
+          <w:rStyle w:val="break-words"/>
+          <w:rFonts w:ascii="Segoe UI" w:hAnsi="Segoe UI" w:cs="Segoe UI"/>
+          <w:sz w:val="21"/>
+          <w:szCs w:val="21"/>
+        </w:rPr>
+        <w:t xml:space="preserve"> </w:t>
+      </w:r>
+      <w:r>
+        <w:rPr>
+          <w:rStyle w:val="break-words"/>
+          <w:rFonts w:ascii="Cambria Math" w:hAnsi="Cambria Math" w:cs="Cambria Math"/>
+          <w:sz w:val="21"/>
+          <w:szCs w:val="21"/>
+        </w:rPr>
+        <w:t>𝗗𝗿𝗶𝘃𝗲𝗿</w:t>
+      </w:r>
+      <w:r>
+        <w:rPr>
+          <w:rFonts w:ascii="Segoe UI" w:hAnsi="Segoe UI" w:cs="Segoe UI"/>
+          <w:sz w:val="21"/>
+          <w:szCs w:val="21"/>
+        </w:rPr>
+        <w:br/>
+      </w:r>
+      <w:r>
+        <w:rPr>
+          <w:rStyle w:val="break-words"/>
+          <w:rFonts w:ascii="Segoe UI" w:hAnsi="Segoe UI" w:cs="Segoe UI"/>
+          <w:sz w:val="21"/>
+          <w:szCs w:val="21"/>
+        </w:rPr>
+        <w:t>Receives your application and coordinates the entire job.</w:t>
+      </w:r>
+      <w:r>
+        <w:rPr>
+          <w:rFonts w:ascii="Segoe UI" w:hAnsi="Segoe UI" w:cs="Segoe UI"/>
+          <w:sz w:val="21"/>
+          <w:szCs w:val="21"/>
+        </w:rPr>
+        <w:br/>
+      </w:r>
+      <w:r>
+        <w:rPr>
+          <w:rStyle w:val="break-words"/>
+          <w:rFonts w:ascii="Cambria Math" w:hAnsi="Cambria Math" w:cs="Cambria Math"/>
+          <w:sz w:val="21"/>
+          <w:szCs w:val="21"/>
+        </w:rPr>
+        <w:t>𝟮</w:t>
+      </w:r>
+      <w:r>
+        <w:rPr>
+          <w:rStyle w:val="break-words"/>
+          <w:rFonts w:ascii="Segoe UI" w:hAnsi="Segoe UI" w:cs="Segoe UI"/>
+          <w:sz w:val="21"/>
+          <w:szCs w:val="21"/>
+        </w:rPr>
+        <w:t xml:space="preserve"> </w:t>
+      </w:r>
+      <w:r>
+        <w:rPr>
+          <w:rStyle w:val="break-words"/>
+          <w:rFonts w:ascii="Cambria Math" w:hAnsi="Cambria Math" w:cs="Cambria Math"/>
+          <w:sz w:val="21"/>
+          <w:szCs w:val="21"/>
+        </w:rPr>
+        <w:t>𝗥𝗲𝗮𝗱</w:t>
+      </w:r>
+      <w:r>
+        <w:rPr>
+          <w:rStyle w:val="break-words"/>
+          <w:rFonts w:ascii="Segoe UI" w:hAnsi="Segoe UI" w:cs="Segoe UI"/>
+          <w:sz w:val="21"/>
+          <w:szCs w:val="21"/>
+        </w:rPr>
+        <w:t xml:space="preserve"> </w:t>
+      </w:r>
+      <w:r>
+        <w:rPr>
+          <w:rStyle w:val="break-words"/>
+          <w:rFonts w:ascii="Cambria Math" w:hAnsi="Cambria Math" w:cs="Cambria Math"/>
+          <w:sz w:val="21"/>
+          <w:szCs w:val="21"/>
+        </w:rPr>
+        <w:t>𝗗𝗮𝘁𝗮</w:t>
+      </w:r>
+      <w:r>
+        <w:rPr>
+          <w:rFonts w:ascii="Segoe UI" w:hAnsi="Segoe UI" w:cs="Segoe UI"/>
+          <w:sz w:val="21"/>
+          <w:szCs w:val="21"/>
+        </w:rPr>
+        <w:br/>
+      </w:r>
+      <w:r>
+        <w:rPr>
+          <w:rStyle w:val="break-words"/>
+          <w:rFonts w:ascii="Segoe UI" w:hAnsi="Segoe UI" w:cs="Segoe UI"/>
+          <w:sz w:val="21"/>
+          <w:szCs w:val="21"/>
+        </w:rPr>
+        <w:t>Loads data from S3, HDFS, Delta Lake, databases, or other sources.</w:t>
+      </w:r>
+      <w:r>
+        <w:rPr>
+          <w:rFonts w:ascii="Segoe UI" w:hAnsi="Segoe UI" w:cs="Segoe UI"/>
+          <w:sz w:val="21"/>
+          <w:szCs w:val="21"/>
+        </w:rPr>
+        <w:br/>
+      </w:r>
+      <w:r>
+        <w:rPr>
+          <w:rStyle w:val="break-words"/>
+          <w:rFonts w:ascii="Cambria Math" w:hAnsi="Cambria Math" w:cs="Cambria Math"/>
+          <w:sz w:val="21"/>
+          <w:szCs w:val="21"/>
+        </w:rPr>
+        <w:t>𝟯</w:t>
+      </w:r>
+      <w:r>
+        <w:rPr>
+          <w:rStyle w:val="break-words"/>
+          <w:rFonts w:ascii="Segoe UI" w:hAnsi="Segoe UI" w:cs="Segoe UI"/>
+          <w:sz w:val="21"/>
+          <w:szCs w:val="21"/>
+        </w:rPr>
+        <w:t xml:space="preserve"> </w:t>
+      </w:r>
+      <w:r>
+        <w:rPr>
+          <w:rStyle w:val="break-words"/>
+          <w:rFonts w:ascii="Cambria Math" w:hAnsi="Cambria Math" w:cs="Cambria Math"/>
+          <w:sz w:val="21"/>
+          <w:szCs w:val="21"/>
+        </w:rPr>
+        <w:t>𝗟𝗼𝗴𝗶𝗰𝗮𝗹</w:t>
+      </w:r>
+      <w:r>
+        <w:rPr>
+          <w:rStyle w:val="break-words"/>
+          <w:rFonts w:ascii="Segoe UI" w:hAnsi="Segoe UI" w:cs="Segoe UI"/>
+          <w:sz w:val="21"/>
+          <w:szCs w:val="21"/>
+        </w:rPr>
+        <w:t xml:space="preserve"> </w:t>
+      </w:r>
+      <w:r>
+        <w:rPr>
+          <w:rStyle w:val="break-words"/>
+          <w:rFonts w:ascii="Cambria Math" w:hAnsi="Cambria Math" w:cs="Cambria Math"/>
+          <w:sz w:val="21"/>
+          <w:szCs w:val="21"/>
+        </w:rPr>
+        <w:t>𝗣𝗹𝗮𝗻</w:t>
+      </w:r>
+      <w:r>
+        <w:rPr>
+          <w:rFonts w:ascii="Segoe UI" w:hAnsi="Segoe UI" w:cs="Segoe UI"/>
+          <w:sz w:val="21"/>
+          <w:szCs w:val="21"/>
+        </w:rPr>
+        <w:br/>
+      </w:r>
+      <w:r>
+        <w:rPr>
+          <w:rStyle w:val="break-words"/>
+          <w:rFonts w:ascii="Segoe UI" w:hAnsi="Segoe UI" w:cs="Segoe UI"/>
+          <w:sz w:val="21"/>
+          <w:szCs w:val="21"/>
+        </w:rPr>
+        <w:t>Spark translates your DataFrame code into a logical execution plan.</w:t>
+      </w:r>
+      <w:r>
+        <w:rPr>
+          <w:rFonts w:ascii="Segoe UI" w:hAnsi="Segoe UI" w:cs="Segoe UI"/>
+          <w:sz w:val="21"/>
+          <w:szCs w:val="21"/>
+        </w:rPr>
+        <w:br/>
+      </w:r>
+      <w:r>
+        <w:rPr>
+          <w:rStyle w:val="break-words"/>
+          <w:rFonts w:ascii="Cambria Math" w:hAnsi="Cambria Math" w:cs="Cambria Math"/>
+          <w:sz w:val="21"/>
+          <w:szCs w:val="21"/>
+        </w:rPr>
+        <w:t>𝟰</w:t>
+      </w:r>
+      <w:r>
+        <w:rPr>
+          <w:rStyle w:val="break-words"/>
+          <w:rFonts w:ascii="Segoe UI" w:hAnsi="Segoe UI" w:cs="Segoe UI"/>
+          <w:sz w:val="21"/>
+          <w:szCs w:val="21"/>
+        </w:rPr>
+        <w:t xml:space="preserve"> </w:t>
+      </w:r>
+      <w:r>
+        <w:rPr>
+          <w:rStyle w:val="break-words"/>
+          <w:rFonts w:ascii="Cambria Math" w:hAnsi="Cambria Math" w:cs="Cambria Math"/>
+          <w:sz w:val="21"/>
+          <w:szCs w:val="21"/>
+        </w:rPr>
+        <w:t>𝗖𝗮𝘁𝗮𝗹𝘆𝘀𝘁</w:t>
+      </w:r>
+      <w:r>
+        <w:rPr>
+          <w:rStyle w:val="break-words"/>
+          <w:rFonts w:ascii="Segoe UI" w:hAnsi="Segoe UI" w:cs="Segoe UI"/>
+          <w:sz w:val="21"/>
+          <w:szCs w:val="21"/>
+        </w:rPr>
+        <w:t xml:space="preserve"> </w:t>
+      </w:r>
+      <w:r>
+        <w:rPr>
+          <w:rStyle w:val="break-words"/>
+          <w:rFonts w:ascii="Cambria Math" w:hAnsi="Cambria Math" w:cs="Cambria Math"/>
+          <w:sz w:val="21"/>
+          <w:szCs w:val="21"/>
+        </w:rPr>
+        <w:t>𝗢𝗽𝘁𝗶𝗺𝗶𝘇𝗲𝗿</w:t>
+      </w:r>
+      <w:r>
+        <w:rPr>
+          <w:rFonts w:ascii="Segoe UI" w:hAnsi="Segoe UI" w:cs="Segoe UI"/>
+          <w:sz w:val="21"/>
+          <w:szCs w:val="21"/>
+        </w:rPr>
+        <w:br/>
+      </w:r>
+      <w:r>
+        <w:rPr>
+          <w:rStyle w:val="break-words"/>
+          <w:rFonts w:ascii="Segoe UI" w:hAnsi="Segoe UI" w:cs="Segoe UI"/>
+          <w:sz w:val="21"/>
+          <w:szCs w:val="21"/>
+        </w:rPr>
+        <w:t>Catalyst rewrites the plan to eliminate unnecessary work and choose better execution strategies.</w:t>
+      </w:r>
+      <w:r>
+        <w:rPr>
+          <w:rFonts w:ascii="Segoe UI" w:hAnsi="Segoe UI" w:cs="Segoe UI"/>
+          <w:sz w:val="21"/>
+          <w:szCs w:val="21"/>
+        </w:rPr>
+        <w:br/>
+      </w:r>
+      <w:r>
+        <w:rPr>
+          <w:rStyle w:val="break-words"/>
+          <w:rFonts w:ascii="Cambria Math" w:hAnsi="Cambria Math" w:cs="Cambria Math"/>
+          <w:sz w:val="21"/>
+          <w:szCs w:val="21"/>
+        </w:rPr>
+        <w:t>𝟱</w:t>
+      </w:r>
+      <w:r>
+        <w:rPr>
+          <w:rStyle w:val="break-words"/>
+          <w:rFonts w:ascii="Segoe UI" w:hAnsi="Segoe UI" w:cs="Segoe UI"/>
+          <w:sz w:val="21"/>
+          <w:szCs w:val="21"/>
+        </w:rPr>
+        <w:t xml:space="preserve"> </w:t>
+      </w:r>
+      <w:r>
+        <w:rPr>
+          <w:rStyle w:val="break-words"/>
+          <w:rFonts w:ascii="Cambria Math" w:hAnsi="Cambria Math" w:cs="Cambria Math"/>
+          <w:sz w:val="21"/>
+          <w:szCs w:val="21"/>
+        </w:rPr>
+        <w:t>𝗣𝗵𝘆𝘀𝗶𝗰𝗮𝗹</w:t>
+      </w:r>
+      <w:r>
+        <w:rPr>
+          <w:rStyle w:val="break-words"/>
+          <w:rFonts w:ascii="Segoe UI" w:hAnsi="Segoe UI" w:cs="Segoe UI"/>
+          <w:sz w:val="21"/>
+          <w:szCs w:val="21"/>
+        </w:rPr>
+        <w:t xml:space="preserve"> </w:t>
+      </w:r>
+      <w:r>
+        <w:rPr>
+          <w:rStyle w:val="break-words"/>
+          <w:rFonts w:ascii="Cambria Math" w:hAnsi="Cambria Math" w:cs="Cambria Math"/>
+          <w:sz w:val="21"/>
+          <w:szCs w:val="21"/>
+        </w:rPr>
+        <w:t>𝗣𝗹𝗮𝗻</w:t>
+      </w:r>
+      <w:r>
+        <w:rPr>
+          <w:rFonts w:ascii="Segoe UI" w:hAnsi="Segoe UI" w:cs="Segoe UI"/>
+          <w:sz w:val="21"/>
+          <w:szCs w:val="21"/>
+        </w:rPr>
+        <w:br/>
+      </w:r>
+      <w:r>
+        <w:rPr>
+          <w:rStyle w:val="break-words"/>
+          <w:rFonts w:ascii="Segoe UI" w:hAnsi="Segoe UI" w:cs="Segoe UI"/>
+          <w:sz w:val="21"/>
+          <w:szCs w:val="21"/>
+        </w:rPr>
+        <w:t>Spark decides exactly how the job will execute.</w:t>
+      </w:r>
+      <w:r>
+        <w:rPr>
+          <w:rFonts w:ascii="Segoe UI" w:hAnsi="Segoe UI" w:cs="Segoe UI"/>
+          <w:sz w:val="21"/>
+          <w:szCs w:val="21"/>
+        </w:rPr>
+        <w:br/>
+      </w:r>
+      <w:r>
+        <w:rPr>
+          <w:rStyle w:val="break-words"/>
+          <w:rFonts w:ascii="Cambria Math" w:hAnsi="Cambria Math" w:cs="Cambria Math"/>
+          <w:sz w:val="21"/>
+          <w:szCs w:val="21"/>
+        </w:rPr>
+        <w:t>𝟲</w:t>
+      </w:r>
+      <w:r>
+        <w:rPr>
+          <w:rStyle w:val="break-words"/>
+          <w:rFonts w:ascii="Segoe UI" w:hAnsi="Segoe UI" w:cs="Segoe UI"/>
+          <w:sz w:val="21"/>
+          <w:szCs w:val="21"/>
+        </w:rPr>
+        <w:t xml:space="preserve"> </w:t>
+      </w:r>
+      <w:r>
+        <w:rPr>
+          <w:rStyle w:val="break-words"/>
+          <w:rFonts w:ascii="Cambria Math" w:hAnsi="Cambria Math" w:cs="Cambria Math"/>
+          <w:sz w:val="21"/>
+          <w:szCs w:val="21"/>
+        </w:rPr>
+        <w:t>𝗦𝘁𝗮𝗴𝗲𝘀</w:t>
+      </w:r>
+      <w:r>
+        <w:rPr>
+          <w:rFonts w:ascii="Segoe UI" w:hAnsi="Segoe UI" w:cs="Segoe UI"/>
+          <w:sz w:val="21"/>
+          <w:szCs w:val="21"/>
+        </w:rPr>
+        <w:br/>
+      </w:r>
+      <w:r>
+        <w:rPr>
+          <w:rStyle w:val="break-words"/>
+          <w:rFonts w:ascii="Segoe UI" w:hAnsi="Segoe UI" w:cs="Segoe UI"/>
+          <w:sz w:val="21"/>
+          <w:szCs w:val="21"/>
+        </w:rPr>
+        <w:t>The job is split into stages separated by shuffle boundaries.</w:t>
+      </w:r>
+      <w:r>
+        <w:rPr>
+          <w:rFonts w:ascii="Segoe UI" w:hAnsi="Segoe UI" w:cs="Segoe UI"/>
+          <w:sz w:val="21"/>
+          <w:szCs w:val="21"/>
+        </w:rPr>
+        <w:br/>
+      </w:r>
+      <w:r>
+        <w:rPr>
+          <w:rStyle w:val="break-words"/>
+          <w:rFonts w:ascii="Cambria Math" w:hAnsi="Cambria Math" w:cs="Cambria Math"/>
+          <w:sz w:val="21"/>
+          <w:szCs w:val="21"/>
+        </w:rPr>
+        <w:t>𝟳</w:t>
+      </w:r>
+      <w:r>
+        <w:rPr>
+          <w:rStyle w:val="break-words"/>
+          <w:rFonts w:ascii="Segoe UI" w:hAnsi="Segoe UI" w:cs="Segoe UI"/>
+          <w:sz w:val="21"/>
+          <w:szCs w:val="21"/>
+        </w:rPr>
+        <w:t xml:space="preserve"> </w:t>
+      </w:r>
+      <w:r>
+        <w:rPr>
+          <w:rStyle w:val="break-words"/>
+          <w:rFonts w:ascii="Cambria Math" w:hAnsi="Cambria Math" w:cs="Cambria Math"/>
+          <w:sz w:val="21"/>
+          <w:szCs w:val="21"/>
+        </w:rPr>
+        <w:t>𝗧𝗮𝘀𝗸𝘀</w:t>
+      </w:r>
+      <w:r>
+        <w:rPr>
+          <w:rFonts w:ascii="Segoe UI" w:hAnsi="Segoe UI" w:cs="Segoe UI"/>
+          <w:sz w:val="21"/>
+          <w:szCs w:val="21"/>
+        </w:rPr>
+        <w:br/>
+      </w:r>
+      <w:r>
+        <w:rPr>
+          <w:rStyle w:val="break-words"/>
+          <w:rFonts w:ascii="Segoe UI" w:hAnsi="Segoe UI" w:cs="Segoe UI"/>
+          <w:sz w:val="21"/>
+          <w:szCs w:val="21"/>
+        </w:rPr>
+        <w:t>Each stage is divided into tasks that can run in parallel.</w:t>
+      </w:r>
+      <w:r>
+        <w:rPr>
+          <w:rFonts w:ascii="Segoe UI" w:hAnsi="Segoe UI" w:cs="Segoe UI"/>
+          <w:sz w:val="21"/>
+          <w:szCs w:val="21"/>
+        </w:rPr>
+        <w:br/>
+      </w:r>
+      <w:r>
+        <w:rPr>
+          <w:rStyle w:val="break-words"/>
+          <w:rFonts w:ascii="Cambria Math" w:hAnsi="Cambria Math" w:cs="Cambria Math"/>
+          <w:sz w:val="21"/>
+          <w:szCs w:val="21"/>
+        </w:rPr>
+        <w:t>𝟴</w:t>
+      </w:r>
+      <w:r>
+        <w:rPr>
+          <w:rStyle w:val="break-words"/>
+          <w:rFonts w:ascii="Segoe UI" w:hAnsi="Segoe UI" w:cs="Segoe UI"/>
+          <w:sz w:val="21"/>
+          <w:szCs w:val="21"/>
+        </w:rPr>
+        <w:t xml:space="preserve"> </w:t>
+      </w:r>
+      <w:r>
+        <w:rPr>
+          <w:rStyle w:val="break-words"/>
+          <w:rFonts w:ascii="Cambria Math" w:hAnsi="Cambria Math" w:cs="Cambria Math"/>
+          <w:sz w:val="21"/>
+          <w:szCs w:val="21"/>
+        </w:rPr>
+        <w:t>𝗘𝘅𝗲𝗰𝘂𝘁𝗼𝗿𝘀</w:t>
+      </w:r>
+      <w:r>
+        <w:rPr>
+          <w:rFonts w:ascii="Segoe UI" w:hAnsi="Segoe UI" w:cs="Segoe UI"/>
+          <w:sz w:val="21"/>
+          <w:szCs w:val="21"/>
+        </w:rPr>
+        <w:br/>
+      </w:r>
+      <w:r>
+        <w:rPr>
+          <w:rStyle w:val="break-words"/>
+          <w:rFonts w:ascii="Segoe UI" w:hAnsi="Segoe UI" w:cs="Segoe UI"/>
+          <w:sz w:val="21"/>
+          <w:szCs w:val="21"/>
+        </w:rPr>
+        <w:lastRenderedPageBreak/>
+        <w:t>Executors process tasks across the cluster.</w:t>
+      </w:r>
+      <w:r>
+        <w:rPr>
+          <w:rFonts w:ascii="Segoe UI" w:hAnsi="Segoe UI" w:cs="Segoe UI"/>
+          <w:sz w:val="21"/>
+          <w:szCs w:val="21"/>
+        </w:rPr>
+        <w:br/>
+      </w:r>
+      <w:r>
+        <w:rPr>
+          <w:rStyle w:val="break-words"/>
+          <w:rFonts w:ascii="Cambria Math" w:hAnsi="Cambria Math" w:cs="Cambria Math"/>
+          <w:sz w:val="21"/>
+          <w:szCs w:val="21"/>
+        </w:rPr>
+        <w:t>𝟵</w:t>
+      </w:r>
+      <w:r>
+        <w:rPr>
+          <w:rStyle w:val="break-words"/>
+          <w:rFonts w:ascii="Segoe UI" w:hAnsi="Segoe UI" w:cs="Segoe UI"/>
+          <w:sz w:val="21"/>
+          <w:szCs w:val="21"/>
+        </w:rPr>
+        <w:t xml:space="preserve"> </w:t>
+      </w:r>
+      <w:r>
+        <w:rPr>
+          <w:rStyle w:val="break-words"/>
+          <w:rFonts w:ascii="Cambria Math" w:hAnsi="Cambria Math" w:cs="Cambria Math"/>
+          <w:sz w:val="21"/>
+          <w:szCs w:val="21"/>
+        </w:rPr>
+        <w:t>𝗦𝗵𝘂𝗳𝗳𝗹𝗲</w:t>
+      </w:r>
+      <w:r>
+        <w:rPr>
+          <w:rFonts w:ascii="Segoe UI" w:hAnsi="Segoe UI" w:cs="Segoe UI"/>
+          <w:sz w:val="21"/>
+          <w:szCs w:val="21"/>
+        </w:rPr>
+        <w:br/>
+      </w:r>
+      <w:r>
+        <w:rPr>
+          <w:rStyle w:val="break-words"/>
+          <w:rFonts w:ascii="Segoe UI" w:hAnsi="Segoe UI" w:cs="Segoe UI"/>
+          <w:sz w:val="21"/>
+          <w:szCs w:val="21"/>
+        </w:rPr>
+        <w:t>When operations like join() or groupBy() require data redistribution, Spark performs a shuffle—the most expensive step in many jobs.</w:t>
+      </w:r>
+      <w:r>
+        <w:rPr>
+          <w:rFonts w:ascii="Segoe UI" w:hAnsi="Segoe UI" w:cs="Segoe UI"/>
+          <w:sz w:val="21"/>
+          <w:szCs w:val="21"/>
+        </w:rPr>
+        <w:br/>
+      </w:r>
+      <w:r>
+        <w:rPr>
+          <w:rStyle w:val="break-words"/>
+          <w:rFonts w:ascii="Cambria Math" w:hAnsi="Cambria Math" w:cs="Cambria Math"/>
+          <w:sz w:val="21"/>
+          <w:szCs w:val="21"/>
+        </w:rPr>
+        <w:t>𝟭𝟬</w:t>
+      </w:r>
+      <w:r>
+        <w:rPr>
+          <w:rStyle w:val="break-words"/>
+          <w:rFonts w:ascii="Segoe UI" w:hAnsi="Segoe UI" w:cs="Segoe UI"/>
+          <w:sz w:val="21"/>
+          <w:szCs w:val="21"/>
+        </w:rPr>
+        <w:t xml:space="preserve"> </w:t>
+      </w:r>
+      <w:r>
+        <w:rPr>
+          <w:rStyle w:val="break-words"/>
+          <w:rFonts w:ascii="Cambria Math" w:hAnsi="Cambria Math" w:cs="Cambria Math"/>
+          <w:sz w:val="21"/>
+          <w:szCs w:val="21"/>
+        </w:rPr>
+        <w:t>𝗪𝗿𝗶𝘁𝗲</w:t>
+      </w:r>
+      <w:r>
+        <w:rPr>
+          <w:rStyle w:val="break-words"/>
+          <w:rFonts w:ascii="Segoe UI" w:hAnsi="Segoe UI" w:cs="Segoe UI"/>
+          <w:sz w:val="21"/>
+          <w:szCs w:val="21"/>
+        </w:rPr>
+        <w:t xml:space="preserve"> </w:t>
+      </w:r>
+      <w:r>
+        <w:rPr>
+          <w:rStyle w:val="break-words"/>
+          <w:rFonts w:ascii="Cambria Math" w:hAnsi="Cambria Math" w:cs="Cambria Math"/>
+          <w:sz w:val="21"/>
+          <w:szCs w:val="21"/>
+        </w:rPr>
+        <w:t>𝗢𝘂𝘁𝗽𝘂𝘁</w:t>
+      </w:r>
+      <w:r>
+        <w:rPr>
+          <w:rFonts w:ascii="Segoe UI" w:hAnsi="Segoe UI" w:cs="Segoe UI"/>
+          <w:sz w:val="21"/>
+          <w:szCs w:val="21"/>
+        </w:rPr>
+        <w:br/>
+      </w:r>
+      <w:r>
+        <w:rPr>
+          <w:rStyle w:val="break-words"/>
+          <w:rFonts w:ascii="Segoe UI" w:hAnsi="Segoe UI" w:cs="Segoe UI"/>
+          <w:sz w:val="21"/>
+          <w:szCs w:val="21"/>
+        </w:rPr>
+        <w:t>Results are written back to storage such as S3, Delta Lake, or a database.</w:t>
+      </w:r>
+      <w:r>
+        <w:rPr>
+          <w:rFonts w:ascii="Segoe UI" w:hAnsi="Segoe UI" w:cs="Segoe UI"/>
+          <w:sz w:val="21"/>
+          <w:szCs w:val="21"/>
+        </w:rPr>
+        <w:br/>
+      </w:r>
+      <w:r>
+        <w:rPr>
+          <w:rFonts w:ascii="Segoe UI" w:hAnsi="Segoe UI" w:cs="Segoe UI"/>
+          <w:sz w:val="21"/>
+          <w:szCs w:val="21"/>
+        </w:rPr>
+        <w:br/>
+      </w:r>
+      <w:r>
+        <w:rPr>
+          <w:rStyle w:val="break-words"/>
+          <w:rFonts w:ascii="Segoe UI Emoji" w:hAnsi="Segoe UI Emoji" w:cs="Segoe UI Emoji"/>
+          <w:sz w:val="21"/>
+          <w:szCs w:val="21"/>
+        </w:rPr>
+        <w:t>📌</w:t>
+      </w:r>
+      <w:r>
+        <w:rPr>
+          <w:rStyle w:val="break-words"/>
+          <w:rFonts w:ascii="Segoe UI" w:hAnsi="Segoe UI" w:cs="Segoe UI"/>
+          <w:sz w:val="21"/>
+          <w:szCs w:val="21"/>
+        </w:rPr>
+        <w:t xml:space="preserve"> Key takeaway</w:t>
+      </w:r>
+      <w:r>
+        <w:rPr>
+          <w:rFonts w:ascii="Segoe UI" w:hAnsi="Segoe UI" w:cs="Segoe UI"/>
+          <w:sz w:val="21"/>
+          <w:szCs w:val="21"/>
+        </w:rPr>
+        <w:br/>
+      </w:r>
+      <w:r>
+        <w:rPr>
+          <w:rStyle w:val="break-words"/>
+          <w:rFonts w:ascii="Segoe UI" w:hAnsi="Segoe UI" w:cs="Segoe UI"/>
+          <w:sz w:val="21"/>
+          <w:szCs w:val="21"/>
+        </w:rPr>
+        <w:t>Spark isn't just executing your code—it builds a plan, optimizes it, distributes work across the cluster, and only then processes your data.</w:t>
+      </w:r>
+      <w:r>
+        <w:rPr>
+          <w:rFonts w:ascii="Segoe UI" w:hAnsi="Segoe UI" w:cs="Segoe UI"/>
+          <w:sz w:val="21"/>
+          <w:szCs w:val="21"/>
+        </w:rPr>
+        <w:br/>
+      </w:r>
+      <w:r>
+        <w:rPr>
+          <w:rStyle w:val="break-words"/>
+          <w:rFonts w:ascii="Segoe UI" w:hAnsi="Segoe UI" w:cs="Segoe UI"/>
+          <w:sz w:val="21"/>
+          <w:szCs w:val="21"/>
+        </w:rPr>
+        <w:t>Understanding this flow makes debugging and performance tuning much easier.</w:t>
+      </w:r>
+      <w:r>
+        <w:rPr>
+          <w:rFonts w:ascii="Segoe UI" w:hAnsi="Segoe UI" w:cs="Segoe UI"/>
+          <w:sz w:val="21"/>
+          <w:szCs w:val="21"/>
+        </w:rPr>
+        <w:br/>
+      </w:r>
+      <w:r>
+        <w:rPr>
+          <w:rFonts w:ascii="Segoe UI" w:hAnsi="Segoe UI" w:cs="Segoe UI"/>
+          <w:sz w:val="21"/>
+          <w:szCs w:val="21"/>
+        </w:rPr>
+        <w:br/>
+      </w:r>
+      <w:r>
+        <w:rPr>
+          <w:rStyle w:val="break-words"/>
+          <w:rFonts w:ascii="Segoe UI Emoji" w:hAnsi="Segoe UI Emoji" w:cs="Segoe UI Emoji"/>
+          <w:sz w:val="21"/>
+          <w:szCs w:val="21"/>
+        </w:rPr>
+        <w:t>💾</w:t>
+      </w:r>
+      <w:r>
+        <w:rPr>
+          <w:rStyle w:val="break-words"/>
+          <w:rFonts w:ascii="Segoe UI" w:hAnsi="Segoe UI" w:cs="Segoe UI"/>
+          <w:sz w:val="21"/>
+          <w:szCs w:val="21"/>
+        </w:rPr>
+        <w:t xml:space="preserve"> Save this for your next Spark interview.</w:t>
+      </w:r>
+      <w:r>
+        <w:rPr>
+          <w:rFonts w:ascii="Segoe UI" w:hAnsi="Segoe UI" w:cs="Segoe UI"/>
+          <w:sz w:val="21"/>
+          <w:szCs w:val="21"/>
+        </w:rPr>
+        <w:br/>
+      </w:r>
+      <w:r>
+        <w:rPr>
+          <w:rStyle w:val="break-words"/>
+          <w:rFonts w:ascii="Segoe UI Emoji" w:hAnsi="Segoe UI Emoji" w:cs="Segoe UI Emoji"/>
+          <w:sz w:val="21"/>
+          <w:szCs w:val="21"/>
+        </w:rPr>
+        <w:t>♻️</w:t>
+      </w:r>
+      <w:r>
+        <w:rPr>
+          <w:rStyle w:val="break-words"/>
+          <w:rFonts w:ascii="Segoe UI" w:hAnsi="Segoe UI" w:cs="Segoe UI"/>
+          <w:sz w:val="21"/>
+          <w:szCs w:val="21"/>
+        </w:rPr>
+        <w:t xml:space="preserve"> Repost to help another Data Engineer.</w:t>
+      </w:r>
+      <w:r>
+        <w:rPr>
+          <w:rFonts w:ascii="Segoe UI" w:hAnsi="Segoe UI" w:cs="Segoe UI"/>
+          <w:sz w:val="21"/>
+          <w:szCs w:val="21"/>
+        </w:rPr>
+        <w:br/>
+      </w:r>
+      <w:r>
+        <w:rPr>
+          <w:rFonts w:ascii="Segoe UI" w:hAnsi="Segoe UI" w:cs="Segoe UI"/>
+          <w:sz w:val="21"/>
+          <w:szCs w:val="21"/>
+        </w:rPr>
+        <w:br/>
+      </w:r>
+      <w:hyperlink r:id="rId11" w:history="1">
+        <w:r>
+          <w:rPr>
+            <w:rStyle w:val="visually-hidden"/>
+            <w:rFonts w:ascii="Segoe UI" w:hAnsi="Segoe UI" w:cs="Segoe UI"/>
+            <w:b/>
+            <w:bCs/>
+            <w:color w:val="0A66C2"/>
+            <w:sz w:val="21"/>
+            <w:szCs w:val="21"/>
+            <w:u w:val="single"/>
+            <w:bdr w:val="none" w:sz="0" w:space="0" w:color="auto" w:frame="1"/>
+          </w:rPr>
+          <w:t>hashtag</w:t>
+        </w:r>
+        <w:r>
+          <w:rPr>
+            <w:rStyle w:val="Hyperlink"/>
+            <w:rFonts w:ascii="Segoe UI" w:hAnsi="Segoe UI" w:cs="Segoe UI"/>
+            <w:b/>
+            <w:bCs/>
+            <w:color w:val="0A66C2"/>
+            <w:sz w:val="21"/>
+            <w:szCs w:val="21"/>
+            <w:bdr w:val="none" w:sz="0" w:space="0" w:color="auto" w:frame="1"/>
+          </w:rPr>
+          <w:t>#DataEngineering</w:t>
+        </w:r>
+      </w:hyperlink>
+      <w:r>
+        <w:rPr>
+          <w:rStyle w:val="white-space-pre"/>
+          <w:rFonts w:ascii="Segoe UI" w:hAnsi="Segoe UI" w:cs="Segoe UI"/>
+          <w:sz w:val="21"/>
+          <w:szCs w:val="21"/>
+        </w:rPr>
+        <w:t xml:space="preserve"> </w:t>
+      </w:r>
+      <w:hyperlink r:id="rId12" w:history="1">
+        <w:r>
+          <w:rPr>
+            <w:rStyle w:val="visually-hidden"/>
+            <w:rFonts w:ascii="Segoe UI" w:hAnsi="Segoe UI" w:cs="Segoe UI"/>
+            <w:b/>
+            <w:bCs/>
+            <w:color w:val="0A66C2"/>
+            <w:sz w:val="21"/>
+            <w:szCs w:val="21"/>
+            <w:u w:val="single"/>
+            <w:bdr w:val="none" w:sz="0" w:space="0" w:color="auto" w:frame="1"/>
+          </w:rPr>
+          <w:t>hashtag</w:t>
+        </w:r>
+        <w:r>
+          <w:rPr>
+            <w:rStyle w:val="Hyperlink"/>
+            <w:rFonts w:ascii="Segoe UI" w:hAnsi="Segoe UI" w:cs="Segoe UI"/>
+            <w:b/>
+            <w:bCs/>
+            <w:color w:val="0A66C2"/>
+            <w:sz w:val="21"/>
+            <w:szCs w:val="21"/>
+            <w:bdr w:val="none" w:sz="0" w:space="0" w:color="auto" w:frame="1"/>
+          </w:rPr>
+          <w:t>#PySpark</w:t>
+        </w:r>
+      </w:hyperlink>
+      <w:r>
+        <w:rPr>
+          <w:rStyle w:val="white-space-pre"/>
+          <w:rFonts w:ascii="Segoe UI" w:hAnsi="Segoe UI" w:cs="Segoe UI"/>
+          <w:sz w:val="21"/>
+          <w:szCs w:val="21"/>
+        </w:rPr>
+        <w:t xml:space="preserve"> </w:t>
+      </w:r>
+      <w:hyperlink r:id="rId13" w:history="1">
+        <w:r>
+          <w:rPr>
+            <w:rStyle w:val="visually-hidden"/>
+            <w:rFonts w:ascii="Segoe UI" w:hAnsi="Segoe UI" w:cs="Segoe UI"/>
+            <w:b/>
+            <w:bCs/>
+            <w:color w:val="0A66C2"/>
+            <w:sz w:val="21"/>
+            <w:szCs w:val="21"/>
+            <w:u w:val="single"/>
+            <w:bdr w:val="none" w:sz="0" w:space="0" w:color="auto" w:frame="1"/>
+          </w:rPr>
+          <w:t>hashtag</w:t>
+        </w:r>
+        <w:r>
+          <w:rPr>
+            <w:rStyle w:val="Hyperlink"/>
+            <w:rFonts w:ascii="Segoe UI" w:hAnsi="Segoe UI" w:cs="Segoe UI"/>
+            <w:b/>
+            <w:bCs/>
+            <w:color w:val="0A66C2"/>
+            <w:sz w:val="21"/>
+            <w:szCs w:val="21"/>
+            <w:bdr w:val="none" w:sz="0" w:space="0" w:color="auto" w:frame="1"/>
+          </w:rPr>
+          <w:t>#AWS</w:t>
+        </w:r>
+      </w:hyperlink>
+    </w:p>
+    <w:p>
+      <w:pPr>
+        <w:textAlignment w:val="baseline"/>
+        <w:rPr>
+          <w:rFonts w:ascii="Segoe UI" w:hAnsi="Segoe UI" w:cs="Segoe UI"/>
+        </w:rPr>
+      </w:pPr>
+      <w:r>
+        <w:rPr>
+          <w:rStyle w:val="visually-hidden"/>
+          <w:rFonts w:ascii="Segoe UI" w:hAnsi="Segoe UI" w:cs="Segoe UI"/>
+          <w:sz w:val="20"/>
+          <w:szCs w:val="20"/>
+          <w:bdr w:val="none" w:sz="0" w:space="0" w:color="auto" w:frame="1"/>
+        </w:rPr>
+        <w:t>Activate to view larger image,</w:t>
+      </w:r>
+    </w:p>
+    <w:p>
+      <w:pPr>
+        <w:textAlignment w:val="baseline"/>
+        <w:rPr>
+          <w:rFonts w:ascii="Segoe UI" w:hAnsi="Segoe UI" w:cs="Segoe UI"/>
+          <w:sz w:val="20"/>
+          <w:szCs w:val="20"/>
+        </w:rPr>
+      </w:pPr>
+      <w:r>
+        <w:rPr>
+          <w:rFonts w:ascii="Segoe UI" w:hAnsi="Segoe UI" w:cs="Segoe UI"/>
+          <w:noProof/>
+          <w:sz w:val="20"/>
+          <w:szCs w:val="20"/>
+        </w:rPr>
+        <w:lastRenderedPageBreak/>
+        <w:drawing>
+          <wp:inline distT="0" distB="0" distL="0" distR="0" wp14:anchorId="4A164336" wp14:editId="592D6EFB">
+            <wp:extent cx="5711825" cy="7136765"/>
+            <wp:effectExtent l="0" t="0" r="3175" b="6985"/>
+            <wp:docPr id="1539938323" name="Picture 1" descr="graphical user interface, application"/>
+            <wp:cNvGraphicFramePr>
+              <a:graphicFrameLocks xmlns:a="http://schemas.openxmlformats.org/drawingml/2006/main" noChangeAspect="1"/>
+            </wp:cNvGraphicFramePr>
+            <a:graphic xmlns:a="http://schemas.openxmlformats.org/drawingml/2006/main">
+              <a:graphicData uri="http://schemas.openxmlformats.org/drawingml/2006/picture">
+                <pic:pic xmlns:pic="http://schemas.openxmlformats.org/drawingml/2006/picture">
+                  <pic:nvPicPr>
+                    <pic:cNvPr id="0" name="ember54" descr="graphical user interface, application"/>
+                    <pic:cNvPicPr>
+                      <a:picLocks noChangeAspect="1" noChangeArrowheads="1"/>
+                    </pic:cNvPicPr>
+                  </pic:nvPicPr>
+                  <pic:blipFill>
+                    <a:blip r:embed="rId14">
+                      <a:extLst>
+                        <a:ext uri="{28A0092B-C50C-407E-A947-70E740481C1C}">
+                          <a14:useLocalDpi xmlns:a14="http://schemas.microsoft.com/office/drawing/2010/main" val="0"/>
+                        </a:ext>
+                      </a:extLst>
+                    </a:blip>
+                    <a:srcRect/>
+                    <a:stretch>
+                      <a:fillRect/>
+                    </a:stretch>
+                  </pic:blipFill>
+                  <pic:spPr bwMode="auto">
+                    <a:xfrm>
+                      <a:off x="0" y="0"/>
+                      <a:ext cx="5711825" cy="7136765"/>
+                    </a:xfrm>
+                    <a:prstGeom prst="rect">
+                      <a:avLst/>
+                    </a:prstGeom>
+                    <a:noFill/>
+                    <a:ln>
+                      <a:noFill/>
+                    </a:ln>
+                  </pic:spPr>
+                </pic:pic>
+              </a:graphicData>
+            </a:graphic>
+          </wp:inline>
+        </w:drawing>
+      </w:r>
+    </w:p>
+    <w:p/>
+    <w:p/>
+    <w:p>
+      <w:pPr>
+        <w:pBdr>
+          <w:bottom w:val="single" w:sz="6" w:space="1" w:color="auto"/>
+        </w:pBdr>
+      </w:pPr>
+    </w:p>
+    <w:p/>
+    <w:p>
+      <w:r>
+        <w:rPr>
+          <w:rFonts w:ascii="Cambria Math" w:hAnsi="Cambria Math" w:cs="Cambria Math"/>
+          <w:sz w:val="21"/>
+          <w:szCs w:val="21"/>
+          <w:shd w:val="clear" w:color="auto" w:fill="FFFFFF"/>
+        </w:rPr>
+        <w:lastRenderedPageBreak/>
+        <w:t>𝗔𝗽𝗮𝗰𝗵𝗲</w:t>
+      </w:r>
+      <w:r>
+        <w:rPr>
+          <w:rFonts w:ascii="Segoe UI" w:hAnsi="Segoe UI" w:cs="Segoe UI"/>
+          <w:sz w:val="21"/>
+          <w:szCs w:val="21"/>
+          <w:shd w:val="clear" w:color="auto" w:fill="FFFFFF"/>
+        </w:rPr>
+        <w:t xml:space="preserve"> </w:t>
+      </w:r>
+      <w:r>
+        <w:rPr>
+          <w:rFonts w:ascii="Cambria Math" w:hAnsi="Cambria Math" w:cs="Cambria Math"/>
+          <w:sz w:val="21"/>
+          <w:szCs w:val="21"/>
+          <w:shd w:val="clear" w:color="auto" w:fill="FFFFFF"/>
+        </w:rPr>
+        <w:t>𝗦𝗽𝗮𝗿𝗸</w:t>
+      </w:r>
+      <w:r>
+        <w:rPr>
+          <w:rFonts w:ascii="Segoe UI" w:hAnsi="Segoe UI" w:cs="Segoe UI"/>
+          <w:sz w:val="21"/>
+          <w:szCs w:val="21"/>
+          <w:shd w:val="clear" w:color="auto" w:fill="FFFFFF"/>
+        </w:rPr>
+        <w:t xml:space="preserve"> </w:t>
+      </w:r>
+      <w:r>
+        <w:rPr>
+          <w:rFonts w:ascii="Cambria Math" w:hAnsi="Cambria Math" w:cs="Cambria Math"/>
+          <w:sz w:val="21"/>
+          <w:szCs w:val="21"/>
+          <w:shd w:val="clear" w:color="auto" w:fill="FFFFFF"/>
+        </w:rPr>
+        <w:t>𝗜𝗻𝘁𝗲𝗿𝘃𝗶𝗲𝘄</w:t>
+      </w:r>
+      <w:r>
+        <w:rPr>
+          <w:rFonts w:ascii="Segoe UI" w:hAnsi="Segoe UI" w:cs="Segoe UI"/>
+          <w:sz w:val="21"/>
+          <w:szCs w:val="21"/>
+          <w:shd w:val="clear" w:color="auto" w:fill="FFFFFF"/>
+        </w:rPr>
+        <w:t xml:space="preserve"> </w:t>
+      </w:r>
+      <w:r>
+        <w:rPr>
+          <w:rFonts w:ascii="Cambria Math" w:hAnsi="Cambria Math" w:cs="Cambria Math"/>
+          <w:sz w:val="21"/>
+          <w:szCs w:val="21"/>
+          <w:shd w:val="clear" w:color="auto" w:fill="FFFFFF"/>
+        </w:rPr>
+        <w:t>𝗖𝗵𝗲𝗮𝘁</w:t>
+      </w:r>
+      <w:r>
+        <w:rPr>
+          <w:rFonts w:ascii="Segoe UI" w:hAnsi="Segoe UI" w:cs="Segoe UI"/>
+          <w:sz w:val="21"/>
+          <w:szCs w:val="21"/>
+          <w:shd w:val="clear" w:color="auto" w:fill="FFFFFF"/>
+        </w:rPr>
+        <w:t xml:space="preserve"> </w:t>
+      </w:r>
+      <w:r>
+        <w:rPr>
+          <w:rFonts w:ascii="Cambria Math" w:hAnsi="Cambria Math" w:cs="Cambria Math"/>
+          <w:sz w:val="21"/>
+          <w:szCs w:val="21"/>
+          <w:shd w:val="clear" w:color="auto" w:fill="FFFFFF"/>
+        </w:rPr>
+        <w:t>𝗦𝗵𝗲𝗲𝘁</w:t>
+      </w:r>
+      <w:r>
+        <w:rPr>
+          <w:rFonts w:ascii="Segoe UI" w:hAnsi="Segoe UI" w:cs="Segoe UI"/>
+          <w:sz w:val="21"/>
+          <w:szCs w:val="21"/>
+          <w:shd w:val="clear" w:color="auto" w:fill="FFFFFF"/>
+        </w:rPr>
+        <w:t xml:space="preserve"> – </w:t>
+      </w:r>
+      <w:r>
+        <w:rPr>
+          <w:rFonts w:ascii="Cambria Math" w:hAnsi="Cambria Math" w:cs="Cambria Math"/>
+          <w:sz w:val="21"/>
+          <w:szCs w:val="21"/>
+          <w:shd w:val="clear" w:color="auto" w:fill="FFFFFF"/>
+        </w:rPr>
+        <w:t>𝗘𝘃𝗲𝗿𝘆𝘁𝗵𝗶𝗻𝗴</w:t>
+      </w:r>
+      <w:r>
+        <w:rPr>
+          <w:rFonts w:ascii="Segoe UI" w:hAnsi="Segoe UI" w:cs="Segoe UI"/>
+          <w:sz w:val="21"/>
+          <w:szCs w:val="21"/>
+          <w:shd w:val="clear" w:color="auto" w:fill="FFFFFF"/>
+        </w:rPr>
+        <w:t xml:space="preserve"> </w:t>
+      </w:r>
+      <w:r>
+        <w:rPr>
+          <w:rFonts w:ascii="Cambria Math" w:hAnsi="Cambria Math" w:cs="Cambria Math"/>
+          <w:sz w:val="21"/>
+          <w:szCs w:val="21"/>
+          <w:shd w:val="clear" w:color="auto" w:fill="FFFFFF"/>
+        </w:rPr>
+        <w:t>𝗬𝗼𝘂</w:t>
+      </w:r>
+      <w:r>
+        <w:rPr>
+          <w:rFonts w:ascii="Segoe UI" w:hAnsi="Segoe UI" w:cs="Segoe UI"/>
+          <w:sz w:val="21"/>
+          <w:szCs w:val="21"/>
+          <w:shd w:val="clear" w:color="auto" w:fill="FFFFFF"/>
+        </w:rPr>
+        <w:t xml:space="preserve"> </w:t>
+      </w:r>
+      <w:r>
+        <w:rPr>
+          <w:rFonts w:ascii="Cambria Math" w:hAnsi="Cambria Math" w:cs="Cambria Math"/>
+          <w:sz w:val="21"/>
+          <w:szCs w:val="21"/>
+          <w:shd w:val="clear" w:color="auto" w:fill="FFFFFF"/>
+        </w:rPr>
+        <w:t>𝗡𝗲𝗲𝗱</w:t>
+      </w:r>
+      <w:r>
+        <w:rPr>
+          <w:rFonts w:ascii="Segoe UI" w:hAnsi="Segoe UI" w:cs="Segoe UI"/>
+          <w:sz w:val="21"/>
+          <w:szCs w:val="21"/>
+          <w:shd w:val="clear" w:color="auto" w:fill="FFFFFF"/>
+        </w:rPr>
+        <w:t>!</w:t>
+      </w:r>
+      <w:r>
+        <w:rPr>
+          <w:rStyle w:val="white-space-pre"/>
+          <w:rFonts w:ascii="Segoe UI" w:hAnsi="Segoe UI" w:cs="Segoe UI"/>
+          <w:sz w:val="21"/>
+          <w:szCs w:val="21"/>
+        </w:rPr>
+        <w:t xml:space="preserve"> </w:t>
+      </w:r>
+      <w:r>
+        <w:rPr>
+          <w:rFonts w:ascii="Segoe UI" w:hAnsi="Segoe UI" w:cs="Segoe UI"/>
+          <w:sz w:val="21"/>
+          <w:szCs w:val="21"/>
+        </w:rPr>
+        <w:br/>
+      </w:r>
+      <w:r>
+        <w:rPr>
+          <w:rFonts w:ascii="Segoe UI" w:hAnsi="Segoe UI" w:cs="Segoe UI"/>
+          <w:sz w:val="21"/>
+          <w:szCs w:val="21"/>
+          <w:shd w:val="clear" w:color="auto" w:fill="FFFFFF"/>
+        </w:rPr>
+        <w:t>If you're preparing for Data Engineer, PySpark, or Big Data interviews, these are the Spark concepts you must know.</w:t>
+      </w:r>
+      <w:r>
+        <w:rPr>
+          <w:rFonts w:ascii="Segoe UI" w:hAnsi="Segoe UI" w:cs="Segoe UI"/>
+          <w:sz w:val="21"/>
+          <w:szCs w:val="21"/>
+        </w:rPr>
+        <w:br/>
+      </w:r>
+      <w:r>
+        <w:rPr>
+          <w:rFonts w:ascii="Segoe UI" w:hAnsi="Segoe UI" w:cs="Segoe UI"/>
+          <w:sz w:val="21"/>
+          <w:szCs w:val="21"/>
+        </w:rPr>
+        <w:br/>
+      </w:r>
+      <w:r>
+        <w:rPr>
+          <w:rFonts w:ascii="Segoe UI" w:hAnsi="Segoe UI" w:cs="Segoe UI"/>
+          <w:sz w:val="21"/>
+          <w:szCs w:val="21"/>
+          <w:shd w:val="clear" w:color="auto" w:fill="FFFFFF"/>
+        </w:rPr>
+        <w:t>This covers everything from Spark fundamentals to advanced interview topics, including:</w:t>
+      </w:r>
+      <w:r>
+        <w:rPr>
+          <w:rFonts w:ascii="Segoe UI" w:hAnsi="Segoe UI" w:cs="Segoe UI"/>
+          <w:sz w:val="21"/>
+          <w:szCs w:val="21"/>
+        </w:rPr>
+        <w:br/>
+      </w:r>
+      <w:r>
+        <w:rPr>
+          <w:rStyle w:val="white-space-pre"/>
+          <w:rFonts w:ascii="Segoe UI" w:hAnsi="Segoe UI" w:cs="Segoe UI"/>
+          <w:sz w:val="21"/>
+          <w:szCs w:val="21"/>
+        </w:rPr>
+        <w:t xml:space="preserve"> </w:t>
+      </w:r>
+      <w:r>
+        <w:rPr>
+          <w:rFonts w:ascii="Segoe UI Emoji" w:hAnsi="Segoe UI Emoji" w:cs="Segoe UI Emoji"/>
+          <w:sz w:val="21"/>
+          <w:szCs w:val="21"/>
+          <w:shd w:val="clear" w:color="auto" w:fill="FFFFFF"/>
+        </w:rPr>
+        <w:t>✅</w:t>
+      </w:r>
+      <w:r>
+        <w:rPr>
+          <w:rFonts w:ascii="Segoe UI" w:hAnsi="Segoe UI" w:cs="Segoe UI"/>
+          <w:sz w:val="21"/>
+          <w:szCs w:val="21"/>
+          <w:shd w:val="clear" w:color="auto" w:fill="FFFFFF"/>
+        </w:rPr>
+        <w:t xml:space="preserve"> Apache Spark Basics</w:t>
+      </w:r>
+      <w:r>
+        <w:rPr>
+          <w:rFonts w:ascii="Segoe UI" w:hAnsi="Segoe UI" w:cs="Segoe UI"/>
+          <w:sz w:val="21"/>
+          <w:szCs w:val="21"/>
+        </w:rPr>
+        <w:br/>
+      </w:r>
+      <w:r>
+        <w:rPr>
+          <w:rStyle w:val="white-space-pre"/>
+          <w:rFonts w:ascii="Segoe UI" w:hAnsi="Segoe UI" w:cs="Segoe UI"/>
+          <w:sz w:val="21"/>
+          <w:szCs w:val="21"/>
+        </w:rPr>
+        <w:t xml:space="preserve"> </w:t>
+      </w:r>
+      <w:r>
+        <w:rPr>
+          <w:rFonts w:ascii="Segoe UI Emoji" w:hAnsi="Segoe UI Emoji" w:cs="Segoe UI Emoji"/>
+          <w:sz w:val="21"/>
+          <w:szCs w:val="21"/>
+          <w:shd w:val="clear" w:color="auto" w:fill="FFFFFF"/>
+        </w:rPr>
+        <w:t>✅</w:t>
+      </w:r>
+      <w:r>
+        <w:rPr>
+          <w:rFonts w:ascii="Segoe UI" w:hAnsi="Segoe UI" w:cs="Segoe UI"/>
+          <w:sz w:val="21"/>
+          <w:szCs w:val="21"/>
+          <w:shd w:val="clear" w:color="auto" w:fill="FFFFFF"/>
+        </w:rPr>
+        <w:t xml:space="preserve"> Spark Architecture (Driver, Cluster Manager, Executors, Tasks, Jobs)</w:t>
+      </w:r>
+      <w:r>
+        <w:rPr>
+          <w:rFonts w:ascii="Segoe UI" w:hAnsi="Segoe UI" w:cs="Segoe UI"/>
+          <w:sz w:val="21"/>
+          <w:szCs w:val="21"/>
+        </w:rPr>
+        <w:br/>
+      </w:r>
+      <w:r>
+        <w:rPr>
+          <w:rStyle w:val="white-space-pre"/>
+          <w:rFonts w:ascii="Segoe UI" w:hAnsi="Segoe UI" w:cs="Segoe UI"/>
+          <w:sz w:val="21"/>
+          <w:szCs w:val="21"/>
+        </w:rPr>
+        <w:t xml:space="preserve"> </w:t>
+      </w:r>
+      <w:r>
+        <w:rPr>
+          <w:rFonts w:ascii="Segoe UI Emoji" w:hAnsi="Segoe UI Emoji" w:cs="Segoe UI Emoji"/>
+          <w:sz w:val="21"/>
+          <w:szCs w:val="21"/>
+          <w:shd w:val="clear" w:color="auto" w:fill="FFFFFF"/>
+        </w:rPr>
+        <w:t>✅</w:t>
+      </w:r>
+      <w:r>
+        <w:rPr>
+          <w:rFonts w:ascii="Segoe UI" w:hAnsi="Segoe UI" w:cs="Segoe UI"/>
+          <w:sz w:val="21"/>
+          <w:szCs w:val="21"/>
+          <w:shd w:val="clear" w:color="auto" w:fill="FFFFFF"/>
+        </w:rPr>
+        <w:t xml:space="preserve"> Spark Workflow &amp; Execution Flow</w:t>
+      </w:r>
+      <w:r>
+        <w:rPr>
+          <w:rFonts w:ascii="Segoe UI" w:hAnsi="Segoe UI" w:cs="Segoe UI"/>
+          <w:sz w:val="21"/>
+          <w:szCs w:val="21"/>
+        </w:rPr>
+        <w:br/>
+      </w:r>
+      <w:r>
+        <w:rPr>
+          <w:rStyle w:val="white-space-pre"/>
+          <w:rFonts w:ascii="Segoe UI" w:hAnsi="Segoe UI" w:cs="Segoe UI"/>
+          <w:sz w:val="21"/>
+          <w:szCs w:val="21"/>
+        </w:rPr>
+        <w:t xml:space="preserve"> </w:t>
+      </w:r>
+      <w:r>
+        <w:rPr>
+          <w:rFonts w:ascii="Segoe UI Emoji" w:hAnsi="Segoe UI Emoji" w:cs="Segoe UI Emoji"/>
+          <w:sz w:val="21"/>
+          <w:szCs w:val="21"/>
+          <w:shd w:val="clear" w:color="auto" w:fill="FFFFFF"/>
+        </w:rPr>
+        <w:t>✅</w:t>
+      </w:r>
+      <w:r>
+        <w:rPr>
+          <w:rFonts w:ascii="Segoe UI" w:hAnsi="Segoe UI" w:cs="Segoe UI"/>
+          <w:sz w:val="21"/>
+          <w:szCs w:val="21"/>
+          <w:shd w:val="clear" w:color="auto" w:fill="FFFFFF"/>
+        </w:rPr>
+        <w:t xml:space="preserve"> RDD vs DataFrame vs Dataset</w:t>
+      </w:r>
+      <w:r>
+        <w:rPr>
+          <w:rFonts w:ascii="Segoe UI" w:hAnsi="Segoe UI" w:cs="Segoe UI"/>
+          <w:sz w:val="21"/>
+          <w:szCs w:val="21"/>
+        </w:rPr>
+        <w:br/>
+      </w:r>
+      <w:r>
+        <w:rPr>
+          <w:rStyle w:val="white-space-pre"/>
+          <w:rFonts w:ascii="Segoe UI" w:hAnsi="Segoe UI" w:cs="Segoe UI"/>
+          <w:sz w:val="21"/>
+          <w:szCs w:val="21"/>
+        </w:rPr>
+        <w:t xml:space="preserve"> </w:t>
+      </w:r>
+      <w:r>
+        <w:rPr>
+          <w:rFonts w:ascii="Segoe UI Emoji" w:hAnsi="Segoe UI Emoji" w:cs="Segoe UI Emoji"/>
+          <w:sz w:val="21"/>
+          <w:szCs w:val="21"/>
+          <w:shd w:val="clear" w:color="auto" w:fill="FFFFFF"/>
+        </w:rPr>
+        <w:t>✅</w:t>
+      </w:r>
+      <w:r>
+        <w:rPr>
+          <w:rFonts w:ascii="Segoe UI" w:hAnsi="Segoe UI" w:cs="Segoe UI"/>
+          <w:sz w:val="21"/>
+          <w:szCs w:val="21"/>
+          <w:shd w:val="clear" w:color="auto" w:fill="FFFFFF"/>
+        </w:rPr>
+        <w:t xml:space="preserve"> Transformations vs Actions</w:t>
+      </w:r>
+      <w:r>
+        <w:rPr>
+          <w:rFonts w:ascii="Segoe UI" w:hAnsi="Segoe UI" w:cs="Segoe UI"/>
+          <w:sz w:val="21"/>
+          <w:szCs w:val="21"/>
+        </w:rPr>
+        <w:br/>
+      </w:r>
+      <w:r>
+        <w:rPr>
+          <w:rStyle w:val="white-space-pre"/>
+          <w:rFonts w:ascii="Segoe UI" w:hAnsi="Segoe UI" w:cs="Segoe UI"/>
+          <w:sz w:val="21"/>
+          <w:szCs w:val="21"/>
+        </w:rPr>
+        <w:t xml:space="preserve"> </w:t>
+      </w:r>
+      <w:r>
+        <w:rPr>
+          <w:rFonts w:ascii="Segoe UI Emoji" w:hAnsi="Segoe UI Emoji" w:cs="Segoe UI Emoji"/>
+          <w:sz w:val="21"/>
+          <w:szCs w:val="21"/>
+          <w:shd w:val="clear" w:color="auto" w:fill="FFFFFF"/>
+        </w:rPr>
+        <w:t>✅</w:t>
+      </w:r>
+      <w:r>
+        <w:rPr>
+          <w:rFonts w:ascii="Segoe UI" w:hAnsi="Segoe UI" w:cs="Segoe UI"/>
+          <w:sz w:val="21"/>
+          <w:szCs w:val="21"/>
+          <w:shd w:val="clear" w:color="auto" w:fill="FFFFFF"/>
+        </w:rPr>
+        <w:t xml:space="preserve"> Lazy Evaluation &amp; DAG</w:t>
+      </w:r>
+      <w:r>
+        <w:rPr>
+          <w:rFonts w:ascii="Segoe UI" w:hAnsi="Segoe UI" w:cs="Segoe UI"/>
+          <w:sz w:val="21"/>
+          <w:szCs w:val="21"/>
+        </w:rPr>
+        <w:br/>
+      </w:r>
+      <w:r>
+        <w:rPr>
+          <w:rStyle w:val="white-space-pre"/>
+          <w:rFonts w:ascii="Segoe UI" w:hAnsi="Segoe UI" w:cs="Segoe UI"/>
+          <w:sz w:val="21"/>
+          <w:szCs w:val="21"/>
+        </w:rPr>
+        <w:t xml:space="preserve"> </w:t>
+      </w:r>
+      <w:r>
+        <w:rPr>
+          <w:rFonts w:ascii="Segoe UI Emoji" w:hAnsi="Segoe UI Emoji" w:cs="Segoe UI Emoji"/>
+          <w:sz w:val="21"/>
+          <w:szCs w:val="21"/>
+          <w:shd w:val="clear" w:color="auto" w:fill="FFFFFF"/>
+        </w:rPr>
+        <w:t>✅</w:t>
+      </w:r>
+      <w:r>
+        <w:rPr>
+          <w:rFonts w:ascii="Segoe UI" w:hAnsi="Segoe UI" w:cs="Segoe UI"/>
+          <w:sz w:val="21"/>
+          <w:szCs w:val="21"/>
+          <w:shd w:val="clear" w:color="auto" w:fill="FFFFFF"/>
+        </w:rPr>
+        <w:t xml:space="preserve"> Spark SQL &amp; Catalyst Optimizer</w:t>
+      </w:r>
+      <w:r>
+        <w:rPr>
+          <w:rFonts w:ascii="Segoe UI" w:hAnsi="Segoe UI" w:cs="Segoe UI"/>
+          <w:sz w:val="21"/>
+          <w:szCs w:val="21"/>
+        </w:rPr>
+        <w:br/>
+      </w:r>
+      <w:r>
+        <w:rPr>
+          <w:rStyle w:val="white-space-pre"/>
+          <w:rFonts w:ascii="Segoe UI" w:hAnsi="Segoe UI" w:cs="Segoe UI"/>
+          <w:sz w:val="21"/>
+          <w:szCs w:val="21"/>
+        </w:rPr>
+        <w:t xml:space="preserve"> </w:t>
+      </w:r>
+      <w:r>
+        <w:rPr>
+          <w:rFonts w:ascii="Segoe UI Emoji" w:hAnsi="Segoe UI Emoji" w:cs="Segoe UI Emoji"/>
+          <w:sz w:val="21"/>
+          <w:szCs w:val="21"/>
+          <w:shd w:val="clear" w:color="auto" w:fill="FFFFFF"/>
+        </w:rPr>
+        <w:t>✅</w:t>
+      </w:r>
+      <w:r>
+        <w:rPr>
+          <w:rFonts w:ascii="Segoe UI" w:hAnsi="Segoe UI" w:cs="Segoe UI"/>
+          <w:sz w:val="21"/>
+          <w:szCs w:val="21"/>
+          <w:shd w:val="clear" w:color="auto" w:fill="FFFFFF"/>
+        </w:rPr>
+        <w:t xml:space="preserve"> Broadcast Variables &amp; Accumulators</w:t>
+      </w:r>
+      <w:r>
+        <w:rPr>
+          <w:rFonts w:ascii="Segoe UI" w:hAnsi="Segoe UI" w:cs="Segoe UI"/>
+          <w:sz w:val="21"/>
+          <w:szCs w:val="21"/>
+        </w:rPr>
+        <w:br/>
+      </w:r>
+      <w:r>
+        <w:rPr>
+          <w:rStyle w:val="white-space-pre"/>
+          <w:rFonts w:ascii="Segoe UI" w:hAnsi="Segoe UI" w:cs="Segoe UI"/>
+          <w:sz w:val="21"/>
+          <w:szCs w:val="21"/>
+        </w:rPr>
+        <w:t xml:space="preserve"> </w:t>
+      </w:r>
+      <w:r>
+        <w:rPr>
+          <w:rFonts w:ascii="Segoe UI Emoji" w:hAnsi="Segoe UI Emoji" w:cs="Segoe UI Emoji"/>
+          <w:sz w:val="21"/>
+          <w:szCs w:val="21"/>
+          <w:shd w:val="clear" w:color="auto" w:fill="FFFFFF"/>
+        </w:rPr>
+        <w:t>✅</w:t>
+      </w:r>
+      <w:r>
+        <w:rPr>
+          <w:rFonts w:ascii="Segoe UI" w:hAnsi="Segoe UI" w:cs="Segoe UI"/>
+          <w:sz w:val="21"/>
+          <w:szCs w:val="21"/>
+          <w:shd w:val="clear" w:color="auto" w:fill="FFFFFF"/>
+        </w:rPr>
+        <w:t xml:space="preserve"> Shuffle Operations</w:t>
+      </w:r>
+      <w:r>
+        <w:rPr>
+          <w:rFonts w:ascii="Segoe UI" w:hAnsi="Segoe UI" w:cs="Segoe UI"/>
+          <w:sz w:val="21"/>
+          <w:szCs w:val="21"/>
+        </w:rPr>
+        <w:br/>
+      </w:r>
+      <w:r>
+        <w:rPr>
+          <w:rStyle w:val="white-space-pre"/>
+          <w:rFonts w:ascii="Segoe UI" w:hAnsi="Segoe UI" w:cs="Segoe UI"/>
+          <w:sz w:val="21"/>
+          <w:szCs w:val="21"/>
+        </w:rPr>
+        <w:t xml:space="preserve"> </w:t>
+      </w:r>
+      <w:r>
+        <w:rPr>
+          <w:rFonts w:ascii="Segoe UI Emoji" w:hAnsi="Segoe UI Emoji" w:cs="Segoe UI Emoji"/>
+          <w:sz w:val="21"/>
+          <w:szCs w:val="21"/>
+          <w:shd w:val="clear" w:color="auto" w:fill="FFFFFF"/>
+        </w:rPr>
+        <w:t>✅</w:t>
+      </w:r>
+      <w:r>
+        <w:rPr>
+          <w:rFonts w:ascii="Segoe UI" w:hAnsi="Segoe UI" w:cs="Segoe UI"/>
+          <w:sz w:val="21"/>
+          <w:szCs w:val="21"/>
+          <w:shd w:val="clear" w:color="auto" w:fill="FFFFFF"/>
+        </w:rPr>
+        <w:t xml:space="preserve"> Deployment Modes (Standalone, YARN, Kubernetes)</w:t>
+      </w:r>
+      <w:r>
+        <w:rPr>
+          <w:rFonts w:ascii="Segoe UI" w:hAnsi="Segoe UI" w:cs="Segoe UI"/>
+          <w:sz w:val="21"/>
+          <w:szCs w:val="21"/>
+        </w:rPr>
+        <w:br/>
+      </w:r>
+      <w:r>
+        <w:rPr>
+          <w:rStyle w:val="white-space-pre"/>
+          <w:rFonts w:ascii="Segoe UI" w:hAnsi="Segoe UI" w:cs="Segoe UI"/>
+          <w:sz w:val="21"/>
+          <w:szCs w:val="21"/>
+        </w:rPr>
+        <w:t xml:space="preserve"> </w:t>
+      </w:r>
+      <w:r>
+        <w:rPr>
+          <w:rFonts w:ascii="Segoe UI Emoji" w:hAnsi="Segoe UI Emoji" w:cs="Segoe UI Emoji"/>
+          <w:sz w:val="21"/>
+          <w:szCs w:val="21"/>
+          <w:shd w:val="clear" w:color="auto" w:fill="FFFFFF"/>
+        </w:rPr>
+        <w:t>✅</w:t>
+      </w:r>
+      <w:r>
+        <w:rPr>
+          <w:rFonts w:ascii="Segoe UI" w:hAnsi="Segoe UI" w:cs="Segoe UI"/>
+          <w:sz w:val="21"/>
+          <w:szCs w:val="21"/>
+          <w:shd w:val="clear" w:color="auto" w:fill="FFFFFF"/>
+        </w:rPr>
+        <w:t xml:space="preserve"> Spark Streaming</w:t>
+      </w:r>
+      <w:r>
+        <w:rPr>
+          <w:rFonts w:ascii="Segoe UI" w:hAnsi="Segoe UI" w:cs="Segoe UI"/>
+          <w:sz w:val="21"/>
+          <w:szCs w:val="21"/>
+        </w:rPr>
+        <w:br/>
+      </w:r>
+      <w:r>
+        <w:rPr>
+          <w:rStyle w:val="white-space-pre"/>
+          <w:rFonts w:ascii="Segoe UI" w:hAnsi="Segoe UI" w:cs="Segoe UI"/>
+          <w:sz w:val="21"/>
+          <w:szCs w:val="21"/>
+        </w:rPr>
+        <w:t xml:space="preserve"> </w:t>
+      </w:r>
+      <w:r>
+        <w:rPr>
+          <w:rFonts w:ascii="Segoe UI Emoji" w:hAnsi="Segoe UI Emoji" w:cs="Segoe UI Emoji"/>
+          <w:sz w:val="21"/>
+          <w:szCs w:val="21"/>
+          <w:shd w:val="clear" w:color="auto" w:fill="FFFFFF"/>
+        </w:rPr>
+        <w:t>✅</w:t>
+      </w:r>
+      <w:r>
+        <w:rPr>
+          <w:rFonts w:ascii="Segoe UI" w:hAnsi="Segoe UI" w:cs="Segoe UI"/>
+          <w:sz w:val="21"/>
+          <w:szCs w:val="21"/>
+          <w:shd w:val="clear" w:color="auto" w:fill="FFFFFF"/>
+        </w:rPr>
+        <w:t xml:space="preserve"> MLlib</w:t>
+      </w:r>
+      <w:r>
+        <w:rPr>
+          <w:rFonts w:ascii="Segoe UI" w:hAnsi="Segoe UI" w:cs="Segoe UI"/>
+          <w:sz w:val="21"/>
+          <w:szCs w:val="21"/>
+        </w:rPr>
+        <w:br/>
+      </w:r>
+      <w:r>
+        <w:rPr>
+          <w:rStyle w:val="white-space-pre"/>
+          <w:rFonts w:ascii="Segoe UI" w:hAnsi="Segoe UI" w:cs="Segoe UI"/>
+          <w:sz w:val="21"/>
+          <w:szCs w:val="21"/>
+        </w:rPr>
+        <w:t xml:space="preserve"> </w:t>
+      </w:r>
+      <w:r>
+        <w:rPr>
+          <w:rFonts w:ascii="Segoe UI Emoji" w:hAnsi="Segoe UI Emoji" w:cs="Segoe UI Emoji"/>
+          <w:sz w:val="21"/>
+          <w:szCs w:val="21"/>
+          <w:shd w:val="clear" w:color="auto" w:fill="FFFFFF"/>
+        </w:rPr>
+        <w:t>✅</w:t>
+      </w:r>
+      <w:r>
+        <w:rPr>
+          <w:rFonts w:ascii="Segoe UI" w:hAnsi="Segoe UI" w:cs="Segoe UI"/>
+          <w:sz w:val="21"/>
+          <w:szCs w:val="21"/>
+          <w:shd w:val="clear" w:color="auto" w:fill="FFFFFF"/>
+        </w:rPr>
+        <w:t xml:space="preserve"> Spark on Kubernetes</w:t>
+      </w:r>
+      <w:r>
+        <w:rPr>
+          <w:rFonts w:ascii="Segoe UI" w:hAnsi="Segoe UI" w:cs="Segoe UI"/>
+          <w:sz w:val="21"/>
+          <w:szCs w:val="21"/>
+        </w:rPr>
+        <w:br/>
+      </w:r>
+      <w:r>
+        <w:rPr>
+          <w:rStyle w:val="white-space-pre"/>
+          <w:rFonts w:ascii="Segoe UI" w:hAnsi="Segoe UI" w:cs="Segoe UI"/>
+          <w:sz w:val="21"/>
+          <w:szCs w:val="21"/>
+        </w:rPr>
+        <w:t xml:space="preserve"> </w:t>
+      </w:r>
+      <w:r>
+        <w:rPr>
+          <w:rFonts w:ascii="Segoe UI Emoji" w:hAnsi="Segoe UI Emoji" w:cs="Segoe UI Emoji"/>
+          <w:sz w:val="21"/>
+          <w:szCs w:val="21"/>
+          <w:shd w:val="clear" w:color="auto" w:fill="FFFFFF"/>
+        </w:rPr>
+        <w:t>✅</w:t>
+      </w:r>
+      <w:r>
+        <w:rPr>
+          <w:rFonts w:ascii="Segoe UI" w:hAnsi="Segoe UI" w:cs="Segoe UI"/>
+          <w:sz w:val="21"/>
+          <w:szCs w:val="21"/>
+          <w:shd w:val="clear" w:color="auto" w:fill="FFFFFF"/>
+        </w:rPr>
+        <w:t xml:space="preserve"> Spark Best Practices</w:t>
+      </w:r>
+      <w:r>
+        <w:rPr>
+          <w:rFonts w:ascii="Segoe UI" w:hAnsi="Segoe UI" w:cs="Segoe UI"/>
+          <w:sz w:val="21"/>
+          <w:szCs w:val="21"/>
+        </w:rPr>
+        <w:br/>
+      </w:r>
+      <w:r>
+        <w:rPr>
+          <w:rStyle w:val="white-space-pre"/>
+          <w:rFonts w:ascii="Segoe UI" w:hAnsi="Segoe UI" w:cs="Segoe UI"/>
+          <w:sz w:val="21"/>
+          <w:szCs w:val="21"/>
+        </w:rPr>
+        <w:t xml:space="preserve"> </w:t>
+      </w:r>
+      <w:r>
+        <w:rPr>
+          <w:rFonts w:ascii="Segoe UI Emoji" w:hAnsi="Segoe UI Emoji" w:cs="Segoe UI Emoji"/>
+          <w:sz w:val="21"/>
+          <w:szCs w:val="21"/>
+          <w:shd w:val="clear" w:color="auto" w:fill="FFFFFF"/>
+        </w:rPr>
+        <w:t>✅</w:t>
+      </w:r>
+      <w:r>
+        <w:rPr>
+          <w:rFonts w:ascii="Segoe UI" w:hAnsi="Segoe UI" w:cs="Segoe UI"/>
+          <w:sz w:val="21"/>
+          <w:szCs w:val="21"/>
+          <w:shd w:val="clear" w:color="auto" w:fill="FFFFFF"/>
+        </w:rPr>
+        <w:t xml:space="preserve"> Performance Optimization Tips</w:t>
+      </w:r>
+      <w:r>
+        <w:rPr>
+          <w:rFonts w:ascii="Segoe UI" w:hAnsi="Segoe UI" w:cs="Segoe UI"/>
+          <w:sz w:val="21"/>
+          <w:szCs w:val="21"/>
+        </w:rPr>
+        <w:br/>
+      </w:r>
+      <w:r>
+        <w:rPr>
+          <w:rStyle w:val="white-space-pre"/>
+          <w:rFonts w:ascii="Segoe UI" w:hAnsi="Segoe UI" w:cs="Segoe UI"/>
+          <w:sz w:val="21"/>
+          <w:szCs w:val="21"/>
+        </w:rPr>
+        <w:t xml:space="preserve"> </w:t>
+      </w:r>
+      <w:r>
+        <w:rPr>
+          <w:rFonts w:ascii="Segoe UI Emoji" w:hAnsi="Segoe UI Emoji" w:cs="Segoe UI Emoji"/>
+          <w:sz w:val="21"/>
+          <w:szCs w:val="21"/>
+          <w:shd w:val="clear" w:color="auto" w:fill="FFFFFF"/>
+        </w:rPr>
+        <w:t>✅</w:t>
+      </w:r>
+      <w:r>
+        <w:rPr>
+          <w:rFonts w:ascii="Segoe UI" w:hAnsi="Segoe UI" w:cs="Segoe UI"/>
+          <w:sz w:val="21"/>
+          <w:szCs w:val="21"/>
+          <w:shd w:val="clear" w:color="auto" w:fill="FFFFFF"/>
+        </w:rPr>
+        <w:t xml:space="preserve"> Important Spark Configurations</w:t>
+      </w:r>
+      <w:r>
+        <w:rPr>
+          <w:rFonts w:ascii="Segoe UI" w:hAnsi="Segoe UI" w:cs="Segoe UI"/>
+          <w:sz w:val="21"/>
+          <w:szCs w:val="21"/>
+        </w:rPr>
+        <w:br/>
+      </w:r>
+      <w:r>
+        <w:rPr>
+          <w:rStyle w:val="white-space-pre"/>
+          <w:rFonts w:ascii="Segoe UI" w:hAnsi="Segoe UI" w:cs="Segoe UI"/>
+          <w:sz w:val="21"/>
+          <w:szCs w:val="21"/>
+        </w:rPr>
+        <w:t xml:space="preserve"> </w:t>
+      </w:r>
+      <w:r>
+        <w:rPr>
+          <w:rFonts w:ascii="Segoe UI Emoji" w:hAnsi="Segoe UI Emoji" w:cs="Segoe UI Emoji"/>
+          <w:sz w:val="21"/>
+          <w:szCs w:val="21"/>
+          <w:shd w:val="clear" w:color="auto" w:fill="FFFFFF"/>
+        </w:rPr>
+        <w:t>✅</w:t>
+      </w:r>
+      <w:r>
+        <w:rPr>
+          <w:rFonts w:ascii="Segoe UI" w:hAnsi="Segoe UI" w:cs="Segoe UI"/>
+          <w:sz w:val="21"/>
+          <w:szCs w:val="21"/>
+          <w:shd w:val="clear" w:color="auto" w:fill="FFFFFF"/>
+        </w:rPr>
+        <w:t xml:space="preserve"> Common Spark Interview Questions</w:t>
+      </w:r>
+      <w:r>
+        <w:rPr>
+          <w:rFonts w:ascii="Segoe UI" w:hAnsi="Segoe UI" w:cs="Segoe UI"/>
+          <w:sz w:val="21"/>
+          <w:szCs w:val="21"/>
+        </w:rPr>
+        <w:br/>
+      </w:r>
+      <w:r>
+        <w:rPr>
+          <w:rFonts w:ascii="Segoe UI" w:hAnsi="Segoe UI" w:cs="Segoe UI"/>
+          <w:sz w:val="21"/>
+          <w:szCs w:val="21"/>
+        </w:rPr>
+        <w:br/>
+      </w:r>
+      <w:r>
+        <w:rPr>
+          <w:rFonts w:ascii="Segoe UI" w:hAnsi="Segoe UI" w:cs="Segoe UI"/>
+          <w:sz w:val="21"/>
+          <w:szCs w:val="21"/>
+          <w:shd w:val="clear" w:color="auto" w:fill="FFFFFF"/>
+        </w:rPr>
+        <w:t>These are concepts that are frequently asked in interviews for companies like PepsiCo, Accenture, Deloitte, EY, Capgemini, TCS, Infosys, Cognizant, Walmart, Amazon, Microsoft, and many more.</w:t>
+      </w:r>
+      <w:r>
+        <w:rPr>
+          <w:rFonts w:ascii="Segoe UI" w:hAnsi="Segoe UI" w:cs="Segoe UI"/>
+          <w:sz w:val="21"/>
+          <w:szCs w:val="21"/>
+        </w:rPr>
+        <w:br/>
+      </w:r>
+      <w:r>
+        <w:rPr>
+          <w:rFonts w:ascii="Segoe UI" w:hAnsi="Segoe UI" w:cs="Segoe UI"/>
+          <w:sz w:val="21"/>
+          <w:szCs w:val="21"/>
+        </w:rPr>
+        <w:br/>
+      </w:r>
+      <w:r>
+        <w:rPr>
+          <w:rFonts w:ascii="Segoe UI" w:hAnsi="Segoe UI" w:cs="Segoe UI"/>
+          <w:sz w:val="21"/>
+          <w:szCs w:val="21"/>
+          <w:shd w:val="clear" w:color="auto" w:fill="FFFFFF"/>
+        </w:rPr>
+        <w:t>Master these topics, understand the execution flow, and you'll be able to answer most Spark interview questions with confidence.</w:t>
+      </w:r>
+      <w:r>
+        <w:rPr>
+          <w:rFonts w:ascii="Segoe UI" w:hAnsi="Segoe UI" w:cs="Segoe UI"/>
+          <w:sz w:val="21"/>
+          <w:szCs w:val="21"/>
+        </w:rPr>
+        <w:br/>
+      </w:r>
+      <w:r>
+        <w:rPr>
+          <w:rFonts w:ascii="Segoe UI" w:hAnsi="Segoe UI" w:cs="Segoe UI"/>
+          <w:sz w:val="21"/>
+          <w:szCs w:val="21"/>
+        </w:rPr>
+        <w:br/>
+      </w:r>
+      <w:r>
+        <w:rPr>
+          <w:rFonts w:ascii="Segoe UI Emoji" w:hAnsi="Segoe UI Emoji" w:cs="Segoe UI Emoji"/>
+          <w:sz w:val="21"/>
+          <w:szCs w:val="21"/>
+          <w:shd w:val="clear" w:color="auto" w:fill="FFFFFF"/>
+        </w:rPr>
+        <w:t>💙</w:t>
+      </w:r>
+      <w:r>
+        <w:rPr>
+          <w:rFonts w:ascii="Segoe UI" w:hAnsi="Segoe UI" w:cs="Segoe UI"/>
+          <w:sz w:val="21"/>
+          <w:szCs w:val="21"/>
+          <w:shd w:val="clear" w:color="auto" w:fill="FFFFFF"/>
+        </w:rPr>
+        <w:t xml:space="preserve"> Like </w:t>
+      </w:r>
+      <w:r>
+        <w:rPr>
+          <w:rFonts w:ascii="Segoe UI Emoji" w:hAnsi="Segoe UI Emoji" w:cs="Segoe UI Emoji"/>
+          <w:sz w:val="21"/>
+          <w:szCs w:val="21"/>
+          <w:shd w:val="clear" w:color="auto" w:fill="FFFFFF"/>
+        </w:rPr>
+        <w:t>👍</w:t>
+      </w:r>
+      <w:r>
+        <w:rPr>
+          <w:rFonts w:ascii="Segoe UI" w:hAnsi="Segoe UI" w:cs="Segoe UI"/>
+          <w:sz w:val="21"/>
+          <w:szCs w:val="21"/>
+          <w:shd w:val="clear" w:color="auto" w:fill="FFFFFF"/>
+        </w:rPr>
+        <w:t xml:space="preserve"> &amp; Save </w:t>
+      </w:r>
+      <w:r>
+        <w:rPr>
+          <w:rFonts w:ascii="Segoe UI Emoji" w:hAnsi="Segoe UI Emoji" w:cs="Segoe UI Emoji"/>
+          <w:sz w:val="21"/>
+          <w:szCs w:val="21"/>
+          <w:shd w:val="clear" w:color="auto" w:fill="FFFFFF"/>
+        </w:rPr>
+        <w:t>🔖</w:t>
+      </w:r>
+      <w:r>
+        <w:rPr>
+          <w:rFonts w:ascii="Segoe UI" w:hAnsi="Segoe UI" w:cs="Segoe UI"/>
+          <w:sz w:val="21"/>
+          <w:szCs w:val="21"/>
+          <w:shd w:val="clear" w:color="auto" w:fill="FFFFFF"/>
+        </w:rPr>
+        <w:t xml:space="preserve"> for later.</w:t>
+      </w:r>
+      <w:r>
+        <w:rPr>
+          <w:rFonts w:ascii="Segoe UI" w:hAnsi="Segoe UI" w:cs="Segoe UI"/>
+          <w:sz w:val="21"/>
+          <w:szCs w:val="21"/>
+        </w:rPr>
+        <w:br/>
+      </w:r>
+      <w:r>
+        <w:rPr>
+          <w:rFonts w:ascii="Segoe UI" w:hAnsi="Segoe UI" w:cs="Segoe UI"/>
+          <w:sz w:val="21"/>
+          <w:szCs w:val="21"/>
+        </w:rPr>
+        <w:br/>
+      </w:r>
+      <w:r>
+        <w:rPr>
+          <w:rFonts w:ascii="Segoe UI Emoji" w:hAnsi="Segoe UI Emoji" w:cs="Segoe UI Emoji"/>
+          <w:sz w:val="21"/>
+          <w:szCs w:val="21"/>
+          <w:shd w:val="clear" w:color="auto" w:fill="FFFFFF"/>
+        </w:rPr>
+        <w:t>🔄</w:t>
+      </w:r>
+      <w:r>
+        <w:rPr>
+          <w:rFonts w:ascii="Segoe UI" w:hAnsi="Segoe UI" w:cs="Segoe UI"/>
+          <w:sz w:val="21"/>
+          <w:szCs w:val="21"/>
+          <w:shd w:val="clear" w:color="auto" w:fill="FFFFFF"/>
+        </w:rPr>
+        <w:t xml:space="preserve"> Share this post if it adds value to your interview prep.</w:t>
+      </w:r>
+      <w:r>
+        <w:rPr>
+          <w:rFonts w:ascii="Segoe UI" w:hAnsi="Segoe UI" w:cs="Segoe UI"/>
+          <w:sz w:val="21"/>
+          <w:szCs w:val="21"/>
+        </w:rPr>
+        <w:br/>
+      </w:r>
+      <w:r>
+        <w:rPr>
+          <w:rFonts w:ascii="Segoe UI" w:hAnsi="Segoe UI" w:cs="Segoe UI"/>
+          <w:sz w:val="21"/>
+          <w:szCs w:val="21"/>
+        </w:rPr>
+        <w:br/>
+      </w:r>
+      <w:r>
+        <w:rPr>
+          <w:rFonts w:ascii="Segoe UI" w:hAnsi="Segoe UI" w:cs="Segoe UI"/>
+          <w:sz w:val="21"/>
+          <w:szCs w:val="21"/>
+          <w:shd w:val="clear" w:color="auto" w:fill="FFFFFF"/>
+        </w:rPr>
+        <w:t xml:space="preserve">Comment below </w:t>
+      </w:r>
+      <w:r>
+        <w:rPr>
+          <w:rFonts w:ascii="Segoe UI Emoji" w:hAnsi="Segoe UI Emoji" w:cs="Segoe UI Emoji"/>
+          <w:sz w:val="21"/>
+          <w:szCs w:val="21"/>
+          <w:shd w:val="clear" w:color="auto" w:fill="FFFFFF"/>
+        </w:rPr>
+        <w:t>👇</w:t>
+      </w:r>
+      <w:r>
+        <w:rPr>
+          <w:rFonts w:ascii="Segoe UI" w:hAnsi="Segoe UI" w:cs="Segoe UI"/>
+          <w:sz w:val="21"/>
+          <w:szCs w:val="21"/>
+          <w:shd w:val="clear" w:color="auto" w:fill="FFFFFF"/>
+        </w:rPr>
+        <w:t xml:space="preserve"> Which Spark topic do you find the most challenging?</w:t>
+      </w:r>
+      <w:r>
+        <w:rPr>
+          <w:rFonts w:ascii="Segoe UI" w:hAnsi="Segoe UI" w:cs="Segoe UI"/>
+          <w:sz w:val="21"/>
+          <w:szCs w:val="21"/>
+        </w:rPr>
+        <w:br/>
+      </w:r>
+      <w:r>
+        <w:rPr>
+          <w:rFonts w:ascii="Segoe UI" w:hAnsi="Segoe UI" w:cs="Segoe UI"/>
+          <w:sz w:val="21"/>
+          <w:szCs w:val="21"/>
+        </w:rPr>
+        <w:br/>
+      </w:r>
+      <w:r>
+        <w:rPr>
+          <w:rFonts w:ascii="Cambria Math" w:hAnsi="Cambria Math" w:cs="Cambria Math"/>
+          <w:sz w:val="21"/>
+          <w:szCs w:val="21"/>
+          <w:shd w:val="clear" w:color="auto" w:fill="FFFFFF"/>
+        </w:rPr>
+        <w:t>𝗙𝗼𝗿</w:t>
+      </w:r>
+      <w:r>
+        <w:rPr>
+          <w:rFonts w:ascii="Segoe UI" w:hAnsi="Segoe UI" w:cs="Segoe UI"/>
+          <w:sz w:val="21"/>
+          <w:szCs w:val="21"/>
+          <w:shd w:val="clear" w:color="auto" w:fill="FFFFFF"/>
+        </w:rPr>
+        <w:t xml:space="preserve"> </w:t>
+      </w:r>
+      <w:r>
+        <w:rPr>
+          <w:rFonts w:ascii="Cambria Math" w:hAnsi="Cambria Math" w:cs="Cambria Math"/>
+          <w:sz w:val="21"/>
+          <w:szCs w:val="21"/>
+          <w:shd w:val="clear" w:color="auto" w:fill="FFFFFF"/>
+        </w:rPr>
+        <w:t>𝟭</w:t>
+      </w:r>
+      <w:r>
+        <w:rPr>
+          <w:rFonts w:ascii="Segoe UI" w:hAnsi="Segoe UI" w:cs="Segoe UI"/>
+          <w:sz w:val="21"/>
+          <w:szCs w:val="21"/>
+          <w:shd w:val="clear" w:color="auto" w:fill="FFFFFF"/>
+        </w:rPr>
+        <w:t>:</w:t>
+      </w:r>
+      <w:r>
+        <w:rPr>
+          <w:rFonts w:ascii="Cambria Math" w:hAnsi="Cambria Math" w:cs="Cambria Math"/>
+          <w:sz w:val="21"/>
+          <w:szCs w:val="21"/>
+          <w:shd w:val="clear" w:color="auto" w:fill="FFFFFF"/>
+        </w:rPr>
+        <w:t>𝟭</w:t>
+      </w:r>
+      <w:r>
+        <w:rPr>
+          <w:rFonts w:ascii="Segoe UI" w:hAnsi="Segoe UI" w:cs="Segoe UI"/>
+          <w:sz w:val="21"/>
+          <w:szCs w:val="21"/>
+          <w:shd w:val="clear" w:color="auto" w:fill="FFFFFF"/>
+        </w:rPr>
+        <w:t xml:space="preserve"> </w:t>
+      </w:r>
+      <w:r>
+        <w:rPr>
+          <w:rFonts w:ascii="Cambria Math" w:hAnsi="Cambria Math" w:cs="Cambria Math"/>
+          <w:sz w:val="21"/>
+          <w:szCs w:val="21"/>
+          <w:shd w:val="clear" w:color="auto" w:fill="FFFFFF"/>
+        </w:rPr>
+        <w:t>𝗴𝘂𝗶𝗱𝗮𝗻𝗰𝗲</w:t>
+      </w:r>
+      <w:r>
+        <w:rPr>
+          <w:rFonts w:ascii="Segoe UI" w:hAnsi="Segoe UI" w:cs="Segoe UI"/>
+          <w:sz w:val="21"/>
+          <w:szCs w:val="21"/>
+        </w:rPr>
+        <w:br/>
+      </w:r>
+      <w:r>
+        <w:rPr>
+          <w:rStyle w:val="white-space-pre"/>
+          <w:rFonts w:ascii="Segoe UI" w:hAnsi="Segoe UI" w:cs="Segoe UI"/>
+          <w:sz w:val="21"/>
+          <w:szCs w:val="21"/>
+        </w:rPr>
+        <w:t xml:space="preserve"> </w:t>
+      </w:r>
+      <w:hyperlink r:id="rId15" w:tgtFrame="_self" w:history="1">
+        <w:r>
+          <w:rPr>
+            <w:rStyle w:val="Hyperlink"/>
+            <w:rFonts w:ascii="Segoe UI" w:hAnsi="Segoe UI" w:cs="Segoe UI"/>
+            <w:b/>
+            <w:bCs/>
+            <w:color w:val="0A66C2"/>
+            <w:sz w:val="21"/>
+            <w:szCs w:val="21"/>
+            <w:bdr w:val="none" w:sz="0" w:space="0" w:color="auto" w:frame="1"/>
+          </w:rPr>
+          <w:t>https://lnkd.in/gxjZT5P3</w:t>
+        </w:r>
+      </w:hyperlink>
+      <w:r>
+        <w:rPr>
+          <w:rFonts w:ascii="Segoe UI" w:hAnsi="Segoe UI" w:cs="Segoe UI"/>
+          <w:sz w:val="21"/>
+          <w:szCs w:val="21"/>
+        </w:rPr>
+        <w:br/>
+      </w:r>
+      <w:r>
+        <w:rPr>
+          <w:rFonts w:ascii="Segoe UI" w:hAnsi="Segoe UI" w:cs="Segoe UI"/>
+          <w:sz w:val="21"/>
+          <w:szCs w:val="21"/>
+        </w:rPr>
+        <w:br/>
+      </w:r>
+      <w:r>
+        <w:rPr>
+          <w:rFonts w:ascii="Segoe UI Emoji" w:hAnsi="Segoe UI Emoji" w:cs="Segoe UI Emoji"/>
+          <w:sz w:val="21"/>
+          <w:szCs w:val="21"/>
+          <w:shd w:val="clear" w:color="auto" w:fill="FFFFFF"/>
+        </w:rPr>
+        <w:t>🚀</w:t>
+      </w:r>
+      <w:r>
+        <w:rPr>
+          <w:rFonts w:ascii="Segoe UI" w:hAnsi="Segoe UI" w:cs="Segoe UI"/>
+          <w:sz w:val="21"/>
+          <w:szCs w:val="21"/>
+          <w:shd w:val="clear" w:color="auto" w:fill="FFFFFF"/>
+        </w:rPr>
+        <w:t xml:space="preserve"> </w:t>
+      </w:r>
+      <w:r>
+        <w:rPr>
+          <w:rFonts w:ascii="Cambria Math" w:hAnsi="Cambria Math" w:cs="Cambria Math"/>
+          <w:sz w:val="21"/>
+          <w:szCs w:val="21"/>
+          <w:shd w:val="clear" w:color="auto" w:fill="FFFFFF"/>
+        </w:rPr>
+        <w:t>𝗟𝗲𝘃𝗲𝗹</w:t>
+      </w:r>
+      <w:r>
+        <w:rPr>
+          <w:rFonts w:ascii="Segoe UI" w:hAnsi="Segoe UI" w:cs="Segoe UI"/>
+          <w:sz w:val="21"/>
+          <w:szCs w:val="21"/>
+          <w:shd w:val="clear" w:color="auto" w:fill="FFFFFF"/>
+        </w:rPr>
+        <w:t xml:space="preserve"> </w:t>
+      </w:r>
+      <w:r>
+        <w:rPr>
+          <w:rFonts w:ascii="Cambria Math" w:hAnsi="Cambria Math" w:cs="Cambria Math"/>
+          <w:sz w:val="21"/>
+          <w:szCs w:val="21"/>
+          <w:shd w:val="clear" w:color="auto" w:fill="FFFFFF"/>
+        </w:rPr>
+        <w:t>𝘂𝗽</w:t>
+      </w:r>
+      <w:r>
+        <w:rPr>
+          <w:rFonts w:ascii="Segoe UI" w:hAnsi="Segoe UI" w:cs="Segoe UI"/>
+          <w:sz w:val="21"/>
+          <w:szCs w:val="21"/>
+          <w:shd w:val="clear" w:color="auto" w:fill="FFFFFF"/>
+        </w:rPr>
+        <w:t xml:space="preserve"> </w:t>
+      </w:r>
+      <w:r>
+        <w:rPr>
+          <w:rFonts w:ascii="Cambria Math" w:hAnsi="Cambria Math" w:cs="Cambria Math"/>
+          <w:sz w:val="21"/>
+          <w:szCs w:val="21"/>
+          <w:shd w:val="clear" w:color="auto" w:fill="FFFFFF"/>
+        </w:rPr>
+        <w:t>𝘆𝗼𝘂𝗿</w:t>
+      </w:r>
+      <w:r>
+        <w:rPr>
+          <w:rFonts w:ascii="Segoe UI" w:hAnsi="Segoe UI" w:cs="Segoe UI"/>
+          <w:sz w:val="21"/>
+          <w:szCs w:val="21"/>
+          <w:shd w:val="clear" w:color="auto" w:fill="FFFFFF"/>
+        </w:rPr>
+        <w:t xml:space="preserve"> </w:t>
+      </w:r>
+      <w:r>
+        <w:rPr>
+          <w:rFonts w:ascii="Cambria Math" w:hAnsi="Cambria Math" w:cs="Cambria Math"/>
+          <w:sz w:val="21"/>
+          <w:szCs w:val="21"/>
+          <w:shd w:val="clear" w:color="auto" w:fill="FFFFFF"/>
+        </w:rPr>
+        <w:t>𝗗𝗮𝘁𝗮</w:t>
+      </w:r>
+      <w:r>
+        <w:rPr>
+          <w:rFonts w:ascii="Segoe UI" w:hAnsi="Segoe UI" w:cs="Segoe UI"/>
+          <w:sz w:val="21"/>
+          <w:szCs w:val="21"/>
+          <w:shd w:val="clear" w:color="auto" w:fill="FFFFFF"/>
+        </w:rPr>
+        <w:t xml:space="preserve"> </w:t>
+      </w:r>
+      <w:r>
+        <w:rPr>
+          <w:rFonts w:ascii="Cambria Math" w:hAnsi="Cambria Math" w:cs="Cambria Math"/>
+          <w:sz w:val="21"/>
+          <w:szCs w:val="21"/>
+          <w:shd w:val="clear" w:color="auto" w:fill="FFFFFF"/>
+        </w:rPr>
+        <w:t>𝗘𝗻𝗴𝗶𝗻𝗲𝗲𝗿𝗶𝗻𝗴</w:t>
+      </w:r>
+      <w:r>
+        <w:rPr>
+          <w:rFonts w:ascii="Segoe UI" w:hAnsi="Segoe UI" w:cs="Segoe UI"/>
+          <w:sz w:val="21"/>
+          <w:szCs w:val="21"/>
+          <w:shd w:val="clear" w:color="auto" w:fill="FFFFFF"/>
+        </w:rPr>
+        <w:t xml:space="preserve"> </w:t>
+      </w:r>
+      <w:r>
+        <w:rPr>
+          <w:rFonts w:ascii="Cambria Math" w:hAnsi="Cambria Math" w:cs="Cambria Math"/>
+          <w:sz w:val="21"/>
+          <w:szCs w:val="21"/>
+          <w:shd w:val="clear" w:color="auto" w:fill="FFFFFF"/>
+        </w:rPr>
+        <w:t>𝗽𝗿𝗲𝗽</w:t>
+      </w:r>
+      <w:r>
+        <w:rPr>
+          <w:rFonts w:ascii="Segoe UI" w:hAnsi="Segoe UI" w:cs="Segoe UI"/>
+          <w:sz w:val="21"/>
+          <w:szCs w:val="21"/>
+          <w:shd w:val="clear" w:color="auto" w:fill="FFFFFF"/>
+        </w:rPr>
+        <w:t>:</w:t>
+      </w:r>
+      <w:r>
+        <w:rPr>
+          <w:rFonts w:ascii="Segoe UI" w:hAnsi="Segoe UI" w:cs="Segoe UI"/>
+          <w:sz w:val="21"/>
+          <w:szCs w:val="21"/>
+        </w:rPr>
+        <w:br/>
+      </w:r>
+      <w:r>
+        <w:rPr>
+          <w:rFonts w:ascii="Segoe UI Emoji" w:hAnsi="Segoe UI Emoji" w:cs="Segoe UI Emoji"/>
+          <w:sz w:val="21"/>
+          <w:szCs w:val="21"/>
+          <w:shd w:val="clear" w:color="auto" w:fill="FFFFFF"/>
+        </w:rPr>
+        <w:t>🔹</w:t>
+      </w:r>
+      <w:r>
+        <w:rPr>
+          <w:rFonts w:ascii="Segoe UI" w:hAnsi="Segoe UI" w:cs="Segoe UI"/>
+          <w:sz w:val="21"/>
+          <w:szCs w:val="21"/>
+          <w:shd w:val="clear" w:color="auto" w:fill="FFFFFF"/>
+        </w:rPr>
+        <w:t xml:space="preserve"> </w:t>
+      </w:r>
+      <w:r>
+        <w:rPr>
+          <w:rFonts w:ascii="Cambria Math" w:hAnsi="Cambria Math" w:cs="Cambria Math"/>
+          <w:sz w:val="21"/>
+          <w:szCs w:val="21"/>
+          <w:shd w:val="clear" w:color="auto" w:fill="FFFFFF"/>
+        </w:rPr>
+        <w:t>𝗦𝗤𝗟</w:t>
+      </w:r>
+      <w:r>
+        <w:rPr>
+          <w:rFonts w:ascii="Segoe UI" w:hAnsi="Segoe UI" w:cs="Segoe UI"/>
+          <w:sz w:val="21"/>
+          <w:szCs w:val="21"/>
+          <w:shd w:val="clear" w:color="auto" w:fill="FFFFFF"/>
+        </w:rPr>
+        <w:t xml:space="preserve"> </w:t>
+      </w:r>
+      <w:r>
+        <w:rPr>
+          <w:rFonts w:ascii="Cambria Math" w:hAnsi="Cambria Math" w:cs="Cambria Math"/>
+          <w:sz w:val="21"/>
+          <w:szCs w:val="21"/>
+          <w:shd w:val="clear" w:color="auto" w:fill="FFFFFF"/>
+        </w:rPr>
+        <w:t>𝗜𝗻𝘁𝗲𝗿𝘃𝗶𝗲𝘄</w:t>
+      </w:r>
+      <w:r>
+        <w:rPr>
+          <w:rFonts w:ascii="Segoe UI" w:hAnsi="Segoe UI" w:cs="Segoe UI"/>
+          <w:sz w:val="21"/>
+          <w:szCs w:val="21"/>
+          <w:shd w:val="clear" w:color="auto" w:fill="FFFFFF"/>
+        </w:rPr>
+        <w:t xml:space="preserve"> </w:t>
+      </w:r>
+      <w:r>
+        <w:rPr>
+          <w:rFonts w:ascii="Cambria Math" w:hAnsi="Cambria Math" w:cs="Cambria Math"/>
+          <w:sz w:val="21"/>
+          <w:szCs w:val="21"/>
+          <w:shd w:val="clear" w:color="auto" w:fill="FFFFFF"/>
+        </w:rPr>
+        <w:t>𝗠𝗮𝘀𝘁𝗲𝗿𝘆</w:t>
+      </w:r>
+      <w:r>
+        <w:rPr>
+          <w:rFonts w:ascii="Segoe UI" w:hAnsi="Segoe UI" w:cs="Segoe UI"/>
+          <w:sz w:val="21"/>
+          <w:szCs w:val="21"/>
+          <w:shd w:val="clear" w:color="auto" w:fill="FFFFFF"/>
+        </w:rPr>
+        <w:t xml:space="preserve"> – </w:t>
+      </w:r>
+      <w:r>
+        <w:rPr>
+          <w:rFonts w:ascii="Cambria Math" w:hAnsi="Cambria Math" w:cs="Cambria Math"/>
+          <w:sz w:val="21"/>
+          <w:szCs w:val="21"/>
+          <w:shd w:val="clear" w:color="auto" w:fill="FFFFFF"/>
+        </w:rPr>
+        <w:t>𝟮𝟬𝟬</w:t>
+      </w:r>
+      <w:r>
+        <w:rPr>
+          <w:rFonts w:ascii="Segoe UI" w:hAnsi="Segoe UI" w:cs="Segoe UI"/>
+          <w:sz w:val="21"/>
+          <w:szCs w:val="21"/>
+          <w:shd w:val="clear" w:color="auto" w:fill="FFFFFF"/>
+        </w:rPr>
+        <w:t xml:space="preserve">+ </w:t>
+      </w:r>
+      <w:r>
+        <w:rPr>
+          <w:rFonts w:ascii="Cambria Math" w:hAnsi="Cambria Math" w:cs="Cambria Math"/>
+          <w:sz w:val="21"/>
+          <w:szCs w:val="21"/>
+          <w:shd w:val="clear" w:color="auto" w:fill="FFFFFF"/>
+        </w:rPr>
+        <w:t>𝗤𝘂𝗲𝘀𝘁𝗶𝗼𝗻𝘀</w:t>
+      </w:r>
+      <w:r>
+        <w:rPr>
+          <w:rFonts w:ascii="Segoe UI" w:hAnsi="Segoe UI" w:cs="Segoe UI"/>
+          <w:sz w:val="21"/>
+          <w:szCs w:val="21"/>
+        </w:rPr>
+        <w:br/>
+      </w:r>
+      <w:r>
+        <w:rPr>
+          <w:rStyle w:val="white-space-pre"/>
+          <w:rFonts w:ascii="Segoe UI" w:hAnsi="Segoe UI" w:cs="Segoe UI"/>
+          <w:sz w:val="21"/>
+          <w:szCs w:val="21"/>
+        </w:rPr>
+        <w:t xml:space="preserve"> </w:t>
+      </w:r>
+      <w:hyperlink r:id="rId16" w:tgtFrame="_self" w:history="1">
+        <w:r>
+          <w:rPr>
+            <w:rStyle w:val="Hyperlink"/>
+            <w:rFonts w:ascii="Segoe UI" w:hAnsi="Segoe UI" w:cs="Segoe UI"/>
+            <w:b/>
+            <w:bCs/>
+            <w:color w:val="0A66C2"/>
+            <w:sz w:val="21"/>
+            <w:szCs w:val="21"/>
+            <w:bdr w:val="none" w:sz="0" w:space="0" w:color="auto" w:frame="1"/>
+          </w:rPr>
+          <w:t>https://lnkd.in/dYJb42RH</w:t>
+        </w:r>
+      </w:hyperlink>
+      <w:r>
+        <w:rPr>
+          <w:rFonts w:ascii="Segoe UI" w:hAnsi="Segoe UI" w:cs="Segoe UI"/>
+          <w:sz w:val="21"/>
+          <w:szCs w:val="21"/>
+        </w:rPr>
+        <w:br/>
+      </w:r>
+      <w:r>
+        <w:rPr>
+          <w:rFonts w:ascii="Segoe UI" w:hAnsi="Segoe UI" w:cs="Segoe UI"/>
+          <w:sz w:val="21"/>
+          <w:szCs w:val="21"/>
+        </w:rPr>
+        <w:br/>
+      </w:r>
+      <w:r>
+        <w:rPr>
+          <w:rFonts w:ascii="Segoe UI Emoji" w:hAnsi="Segoe UI Emoji" w:cs="Segoe UI Emoji"/>
+          <w:sz w:val="21"/>
+          <w:szCs w:val="21"/>
+          <w:shd w:val="clear" w:color="auto" w:fill="FFFFFF"/>
+        </w:rPr>
+        <w:t>🔹</w:t>
+      </w:r>
+      <w:r>
+        <w:rPr>
+          <w:rFonts w:ascii="Segoe UI" w:hAnsi="Segoe UI" w:cs="Segoe UI"/>
+          <w:sz w:val="21"/>
+          <w:szCs w:val="21"/>
+          <w:shd w:val="clear" w:color="auto" w:fill="FFFFFF"/>
+        </w:rPr>
+        <w:t xml:space="preserve"> </w:t>
+      </w:r>
+      <w:r>
+        <w:rPr>
+          <w:rFonts w:ascii="Cambria Math" w:hAnsi="Cambria Math" w:cs="Cambria Math"/>
+          <w:sz w:val="21"/>
+          <w:szCs w:val="21"/>
+          <w:shd w:val="clear" w:color="auto" w:fill="FFFFFF"/>
+        </w:rPr>
+        <w:t>𝗣𝘆𝗦𝗽𝗮𝗿𝗸</w:t>
+      </w:r>
+      <w:r>
+        <w:rPr>
+          <w:rFonts w:ascii="Segoe UI" w:hAnsi="Segoe UI" w:cs="Segoe UI"/>
+          <w:sz w:val="21"/>
+          <w:szCs w:val="21"/>
+          <w:shd w:val="clear" w:color="auto" w:fill="FFFFFF"/>
+        </w:rPr>
+        <w:t xml:space="preserve"> </w:t>
+      </w:r>
+      <w:r>
+        <w:rPr>
+          <w:rFonts w:ascii="Cambria Math" w:hAnsi="Cambria Math" w:cs="Cambria Math"/>
+          <w:sz w:val="21"/>
+          <w:szCs w:val="21"/>
+          <w:shd w:val="clear" w:color="auto" w:fill="FFFFFF"/>
+        </w:rPr>
+        <w:t>𝗜𝗻𝘁𝗲𝗿𝘃𝗶𝗲𝘄</w:t>
+      </w:r>
+      <w:r>
+        <w:rPr>
+          <w:rFonts w:ascii="Segoe UI" w:hAnsi="Segoe UI" w:cs="Segoe UI"/>
+          <w:sz w:val="21"/>
+          <w:szCs w:val="21"/>
+          <w:shd w:val="clear" w:color="auto" w:fill="FFFFFF"/>
+        </w:rPr>
+        <w:t xml:space="preserve"> </w:t>
+      </w:r>
+      <w:r>
+        <w:rPr>
+          <w:rFonts w:ascii="Cambria Math" w:hAnsi="Cambria Math" w:cs="Cambria Math"/>
+          <w:sz w:val="21"/>
+          <w:szCs w:val="21"/>
+          <w:shd w:val="clear" w:color="auto" w:fill="FFFFFF"/>
+        </w:rPr>
+        <w:t>𝗣𝗿𝗮𝗰𝘁𝗶𝗰𝗲</w:t>
+      </w:r>
+      <w:r>
+        <w:rPr>
+          <w:rFonts w:ascii="Segoe UI" w:hAnsi="Segoe UI" w:cs="Segoe UI"/>
+          <w:sz w:val="21"/>
+          <w:szCs w:val="21"/>
+          <w:shd w:val="clear" w:color="auto" w:fill="FFFFFF"/>
+        </w:rPr>
+        <w:t xml:space="preserve"> – </w:t>
+      </w:r>
+      <w:r>
+        <w:rPr>
+          <w:rFonts w:ascii="Cambria Math" w:hAnsi="Cambria Math" w:cs="Cambria Math"/>
+          <w:sz w:val="21"/>
+          <w:szCs w:val="21"/>
+          <w:shd w:val="clear" w:color="auto" w:fill="FFFFFF"/>
+        </w:rPr>
+        <w:t>𝟵𝟲</w:t>
+      </w:r>
+      <w:r>
+        <w:rPr>
+          <w:rFonts w:ascii="Segoe UI" w:hAnsi="Segoe UI" w:cs="Segoe UI"/>
+          <w:sz w:val="21"/>
+          <w:szCs w:val="21"/>
+          <w:shd w:val="clear" w:color="auto" w:fill="FFFFFF"/>
+        </w:rPr>
+        <w:t xml:space="preserve"> </w:t>
+      </w:r>
+      <w:r>
+        <w:rPr>
+          <w:rFonts w:ascii="Cambria Math" w:hAnsi="Cambria Math" w:cs="Cambria Math"/>
+          <w:sz w:val="21"/>
+          <w:szCs w:val="21"/>
+          <w:shd w:val="clear" w:color="auto" w:fill="FFFFFF"/>
+        </w:rPr>
+        <w:t>𝗤𝘂𝗲𝘀𝘁𝗶𝗼𝗻𝘀</w:t>
+      </w:r>
+      <w:r>
+        <w:rPr>
+          <w:rFonts w:ascii="Segoe UI" w:hAnsi="Segoe UI" w:cs="Segoe UI"/>
+          <w:sz w:val="21"/>
+          <w:szCs w:val="21"/>
+        </w:rPr>
+        <w:br/>
+      </w:r>
+      <w:r>
+        <w:rPr>
+          <w:rStyle w:val="white-space-pre"/>
+          <w:rFonts w:ascii="Segoe UI" w:hAnsi="Segoe UI" w:cs="Segoe UI"/>
+          <w:sz w:val="21"/>
+          <w:szCs w:val="21"/>
+        </w:rPr>
+        <w:lastRenderedPageBreak/>
+        <w:t xml:space="preserve"> </w:t>
+      </w:r>
+      <w:hyperlink r:id="rId17" w:tgtFrame="_self" w:history="1">
+        <w:r>
+          <w:rPr>
+            <w:rStyle w:val="Hyperlink"/>
+            <w:rFonts w:ascii="Segoe UI" w:hAnsi="Segoe UI" w:cs="Segoe UI"/>
+            <w:b/>
+            <w:bCs/>
+            <w:color w:val="0A66C2"/>
+            <w:sz w:val="21"/>
+            <w:szCs w:val="21"/>
+            <w:bdr w:val="none" w:sz="0" w:space="0" w:color="auto" w:frame="1"/>
+          </w:rPr>
+          <w:t>https://lnkd.in/dwCEinvH</w:t>
+        </w:r>
+      </w:hyperlink>
+      <w:r>
+        <w:rPr>
+          <w:rFonts w:ascii="Segoe UI" w:hAnsi="Segoe UI" w:cs="Segoe UI"/>
+          <w:sz w:val="21"/>
+          <w:szCs w:val="21"/>
+        </w:rPr>
+        <w:br/>
+      </w:r>
+      <w:r>
+        <w:rPr>
+          <w:rFonts w:ascii="Segoe UI" w:hAnsi="Segoe UI" w:cs="Segoe UI"/>
+          <w:sz w:val="21"/>
+          <w:szCs w:val="21"/>
+        </w:rPr>
+        <w:br/>
+      </w:r>
+      <w:r>
+        <w:rPr>
+          <w:rFonts w:ascii="Segoe UI Emoji" w:hAnsi="Segoe UI Emoji" w:cs="Segoe UI Emoji"/>
+          <w:sz w:val="21"/>
+          <w:szCs w:val="21"/>
+          <w:shd w:val="clear" w:color="auto" w:fill="FFFFFF"/>
+        </w:rPr>
+        <w:t>🔹</w:t>
+      </w:r>
+      <w:r>
+        <w:rPr>
+          <w:rFonts w:ascii="Segoe UI" w:hAnsi="Segoe UI" w:cs="Segoe UI"/>
+          <w:sz w:val="21"/>
+          <w:szCs w:val="21"/>
+          <w:shd w:val="clear" w:color="auto" w:fill="FFFFFF"/>
+        </w:rPr>
+        <w:t xml:space="preserve"> </w:t>
+      </w:r>
+      <w:r>
+        <w:rPr>
+          <w:rFonts w:ascii="Cambria Math" w:hAnsi="Cambria Math" w:cs="Cambria Math"/>
+          <w:sz w:val="21"/>
+          <w:szCs w:val="21"/>
+          <w:shd w:val="clear" w:color="auto" w:fill="FFFFFF"/>
+        </w:rPr>
+        <w:t>𝗗𝗮𝘁𝗮</w:t>
+      </w:r>
+      <w:r>
+        <w:rPr>
+          <w:rFonts w:ascii="Segoe UI" w:hAnsi="Segoe UI" w:cs="Segoe UI"/>
+          <w:sz w:val="21"/>
+          <w:szCs w:val="21"/>
+          <w:shd w:val="clear" w:color="auto" w:fill="FFFFFF"/>
+        </w:rPr>
+        <w:t xml:space="preserve"> </w:t>
+      </w:r>
+      <w:r>
+        <w:rPr>
+          <w:rFonts w:ascii="Cambria Math" w:hAnsi="Cambria Math" w:cs="Cambria Math"/>
+          <w:sz w:val="21"/>
+          <w:szCs w:val="21"/>
+          <w:shd w:val="clear" w:color="auto" w:fill="FFFFFF"/>
+        </w:rPr>
+        <w:t>𝗘𝗻𝗴𝗶𝗻𝗲𝗲𝗿</w:t>
+      </w:r>
+      <w:r>
+        <w:rPr>
+          <w:rFonts w:ascii="Segoe UI" w:hAnsi="Segoe UI" w:cs="Segoe UI"/>
+          <w:sz w:val="21"/>
+          <w:szCs w:val="21"/>
+          <w:shd w:val="clear" w:color="auto" w:fill="FFFFFF"/>
+        </w:rPr>
+        <w:t xml:space="preserve"> </w:t>
+      </w:r>
+      <w:r>
+        <w:rPr>
+          <w:rFonts w:ascii="Cambria Math" w:hAnsi="Cambria Math" w:cs="Cambria Math"/>
+          <w:sz w:val="21"/>
+          <w:szCs w:val="21"/>
+          <w:shd w:val="clear" w:color="auto" w:fill="FFFFFF"/>
+        </w:rPr>
+        <w:t>𝗣𝘆𝘁𝗵𝗼𝗻</w:t>
+      </w:r>
+      <w:r>
+        <w:rPr>
+          <w:rFonts w:ascii="Segoe UI" w:hAnsi="Segoe UI" w:cs="Segoe UI"/>
+          <w:sz w:val="21"/>
+          <w:szCs w:val="21"/>
+          <w:shd w:val="clear" w:color="auto" w:fill="FFFFFF"/>
+        </w:rPr>
+        <w:t xml:space="preserve"> </w:t>
+      </w:r>
+      <w:r>
+        <w:rPr>
+          <w:rFonts w:ascii="Cambria Math" w:hAnsi="Cambria Math" w:cs="Cambria Math"/>
+          <w:sz w:val="21"/>
+          <w:szCs w:val="21"/>
+          <w:shd w:val="clear" w:color="auto" w:fill="FFFFFF"/>
+        </w:rPr>
+        <w:t>𝗜𝗻𝘁𝗲𝗿𝘃𝗶𝗲𝘄</w:t>
+      </w:r>
+      <w:r>
+        <w:rPr>
+          <w:rFonts w:ascii="Segoe UI" w:hAnsi="Segoe UI" w:cs="Segoe UI"/>
+          <w:sz w:val="21"/>
+          <w:szCs w:val="21"/>
+          <w:shd w:val="clear" w:color="auto" w:fill="FFFFFF"/>
+        </w:rPr>
+        <w:t xml:space="preserve"> – </w:t>
+      </w:r>
+      <w:r>
+        <w:rPr>
+          <w:rFonts w:ascii="Cambria Math" w:hAnsi="Cambria Math" w:cs="Cambria Math"/>
+          <w:sz w:val="21"/>
+          <w:szCs w:val="21"/>
+          <w:shd w:val="clear" w:color="auto" w:fill="FFFFFF"/>
+        </w:rPr>
+        <w:t>𝟭𝟬𝟬</w:t>
+      </w:r>
+      <w:r>
+        <w:rPr>
+          <w:rFonts w:ascii="Segoe UI" w:hAnsi="Segoe UI" w:cs="Segoe UI"/>
+          <w:sz w:val="21"/>
+          <w:szCs w:val="21"/>
+          <w:shd w:val="clear" w:color="auto" w:fill="FFFFFF"/>
+        </w:rPr>
+        <w:t xml:space="preserve"> </w:t>
+      </w:r>
+      <w:r>
+        <w:rPr>
+          <w:rFonts w:ascii="Cambria Math" w:hAnsi="Cambria Math" w:cs="Cambria Math"/>
+          <w:sz w:val="21"/>
+          <w:szCs w:val="21"/>
+          <w:shd w:val="clear" w:color="auto" w:fill="FFFFFF"/>
+        </w:rPr>
+        <w:t>𝗤𝘂𝗲𝘀𝘁𝗶𝗼𝗻𝘀</w:t>
+      </w:r>
+      <w:r>
+        <w:rPr>
+          <w:rFonts w:ascii="Segoe UI" w:hAnsi="Segoe UI" w:cs="Segoe UI"/>
+          <w:sz w:val="21"/>
+          <w:szCs w:val="21"/>
+        </w:rPr>
+        <w:br/>
+      </w:r>
+      <w:r>
+        <w:rPr>
+          <w:rStyle w:val="white-space-pre"/>
+          <w:rFonts w:ascii="Segoe UI" w:hAnsi="Segoe UI" w:cs="Segoe UI"/>
+          <w:sz w:val="21"/>
+          <w:szCs w:val="21"/>
+        </w:rPr>
+        <w:t xml:space="preserve"> </w:t>
+      </w:r>
+      <w:hyperlink r:id="rId18" w:tgtFrame="_self" w:history="1">
+        <w:r>
+          <w:rPr>
+            <w:rStyle w:val="Hyperlink"/>
+            <w:rFonts w:ascii="Segoe UI" w:hAnsi="Segoe UI" w:cs="Segoe UI"/>
+            <w:b/>
+            <w:bCs/>
+            <w:color w:val="0A66C2"/>
+            <w:sz w:val="21"/>
+            <w:szCs w:val="21"/>
+            <w:bdr w:val="none" w:sz="0" w:space="0" w:color="auto" w:frame="1"/>
+          </w:rPr>
+          <w:t>https://lnkd.in/dwKVeFf7</w:t>
+        </w:r>
+      </w:hyperlink>
+      <w:r>
+        <w:rPr>
+          <w:rFonts w:ascii="Segoe UI" w:hAnsi="Segoe UI" w:cs="Segoe UI"/>
+          <w:sz w:val="21"/>
+          <w:szCs w:val="21"/>
+        </w:rPr>
+        <w:br/>
+      </w:r>
+      <w:r>
+        <w:rPr>
+          <w:rFonts w:ascii="Segoe UI" w:hAnsi="Segoe UI" w:cs="Segoe UI"/>
+          <w:sz w:val="21"/>
+          <w:szCs w:val="21"/>
+        </w:rPr>
+        <w:br/>
+      </w:r>
+      <w:r>
+        <w:rPr>
+          <w:rFonts w:ascii="Segoe UI Emoji" w:hAnsi="Segoe UI Emoji" w:cs="Segoe UI Emoji"/>
+          <w:sz w:val="21"/>
+          <w:szCs w:val="21"/>
+          <w:shd w:val="clear" w:color="auto" w:fill="FFFFFF"/>
+        </w:rPr>
+        <w:t>👉</w:t>
+      </w:r>
+      <w:r>
+        <w:rPr>
+          <w:rFonts w:ascii="Segoe UI" w:hAnsi="Segoe UI" w:cs="Segoe UI"/>
+          <w:sz w:val="21"/>
+          <w:szCs w:val="21"/>
+          <w:shd w:val="clear" w:color="auto" w:fill="FFFFFF"/>
+        </w:rPr>
+        <w:t xml:space="preserve"> Follow</w:t>
+      </w:r>
+      <w:r>
+        <w:rPr>
+          <w:rStyle w:val="white-space-pre"/>
+          <w:rFonts w:ascii="Segoe UI" w:hAnsi="Segoe UI" w:cs="Segoe UI"/>
+          <w:sz w:val="21"/>
+          <w:szCs w:val="21"/>
+        </w:rPr>
+        <w:t xml:space="preserve"> </w:t>
+      </w:r>
+      <w:hyperlink r:id="rId19" w:history="1">
+        <w:r>
+          <w:rPr>
+            <w:rStyle w:val="Hyperlink"/>
+            <w:rFonts w:ascii="Segoe UI" w:hAnsi="Segoe UI" w:cs="Segoe UI"/>
+            <w:b/>
+            <w:bCs/>
+            <w:color w:val="0A66C2"/>
+            <w:sz w:val="21"/>
+            <w:szCs w:val="21"/>
+            <w:bdr w:val="none" w:sz="0" w:space="0" w:color="auto" w:frame="1"/>
+          </w:rPr>
+          <w:t>Anuj Shrivastav</w:t>
+        </w:r>
+      </w:hyperlink>
+      <w:r>
+        <w:rPr>
+          <w:rStyle w:val="white-space-pre"/>
+          <w:rFonts w:ascii="Segoe UI" w:hAnsi="Segoe UI" w:cs="Segoe UI"/>
+          <w:sz w:val="21"/>
+          <w:szCs w:val="21"/>
+        </w:rPr>
+        <w:t xml:space="preserve"> </w:t>
+      </w:r>
+      <w:r>
+        <w:rPr>
+          <w:rFonts w:ascii="Segoe UI" w:hAnsi="Segoe UI" w:cs="Segoe UI"/>
+          <w:sz w:val="21"/>
+          <w:szCs w:val="21"/>
+          <w:shd w:val="clear" w:color="auto" w:fill="FFFFFF"/>
+        </w:rPr>
+        <w:t>for more Data Engineering interview content.</w:t>
+      </w:r>
+      <w:r>
+        <w:rPr>
+          <w:rFonts w:ascii="Segoe UI" w:hAnsi="Segoe UI" w:cs="Segoe UI"/>
+          <w:sz w:val="21"/>
+          <w:szCs w:val="21"/>
+        </w:rPr>
+        <w:br/>
+      </w:r>
+      <w:r>
+        <w:rPr>
+          <w:rFonts w:ascii="Segoe UI" w:hAnsi="Segoe UI" w:cs="Segoe UI"/>
+          <w:sz w:val="21"/>
+          <w:szCs w:val="21"/>
+        </w:rPr>
+        <w:br/>
+      </w:r>
+      <w:hyperlink r:id="rId20" w:history="1">
+        <w:r>
+          <w:rPr>
+            <w:rStyle w:val="visually-hidden"/>
+            <w:rFonts w:ascii="Segoe UI" w:hAnsi="Segoe UI" w:cs="Segoe UI"/>
+            <w:b/>
+            <w:bCs/>
+            <w:color w:val="0A66C2"/>
+            <w:sz w:val="21"/>
+            <w:szCs w:val="21"/>
+            <w:u w:val="single"/>
+            <w:bdr w:val="none" w:sz="0" w:space="0" w:color="auto" w:frame="1"/>
+          </w:rPr>
+          <w:t>hashtag</w:t>
+        </w:r>
+        <w:r>
+          <w:rPr>
+            <w:rStyle w:val="Hyperlink"/>
+            <w:rFonts w:ascii="Segoe UI" w:hAnsi="Segoe UI" w:cs="Segoe UI"/>
+            <w:b/>
+            <w:bCs/>
+            <w:color w:val="0A66C2"/>
+            <w:sz w:val="21"/>
+            <w:szCs w:val="21"/>
+            <w:bdr w:val="none" w:sz="0" w:space="0" w:color="auto" w:frame="1"/>
+          </w:rPr>
+          <w:t>#ApacheSpark</w:t>
+        </w:r>
+      </w:hyperlink>
+      <w:r>
+        <w:rPr>
+          <w:rStyle w:val="white-space-pre"/>
+          <w:rFonts w:ascii="Segoe UI" w:hAnsi="Segoe UI" w:cs="Segoe UI"/>
+          <w:sz w:val="21"/>
+          <w:szCs w:val="21"/>
+        </w:rPr>
+        <w:t xml:space="preserve"> </w:t>
+      </w:r>
+      <w:hyperlink r:id="rId21" w:history="1">
+        <w:r>
+          <w:rPr>
+            <w:rStyle w:val="visually-hidden"/>
+            <w:rFonts w:ascii="Segoe UI" w:hAnsi="Segoe UI" w:cs="Segoe UI"/>
+            <w:b/>
+            <w:bCs/>
+            <w:color w:val="0A66C2"/>
+            <w:sz w:val="21"/>
+            <w:szCs w:val="21"/>
+            <w:u w:val="single"/>
+            <w:bdr w:val="none" w:sz="0" w:space="0" w:color="auto" w:frame="1"/>
+          </w:rPr>
+          <w:t>hashtag</w:t>
+        </w:r>
+        <w:r>
+          <w:rPr>
+            <w:rStyle w:val="Hyperlink"/>
+            <w:rFonts w:ascii="Segoe UI" w:hAnsi="Segoe UI" w:cs="Segoe UI"/>
+            <w:b/>
+            <w:bCs/>
+            <w:color w:val="0A66C2"/>
+            <w:sz w:val="21"/>
+            <w:szCs w:val="21"/>
+            <w:bdr w:val="none" w:sz="0" w:space="0" w:color="auto" w:frame="1"/>
+          </w:rPr>
+          <w:t>#Spark</w:t>
+        </w:r>
+      </w:hyperlink>
+      <w:r>
+        <w:rPr>
+          <w:rStyle w:val="white-space-pre"/>
+          <w:rFonts w:ascii="Segoe UI" w:hAnsi="Segoe UI" w:cs="Segoe UI"/>
+          <w:sz w:val="21"/>
+          <w:szCs w:val="21"/>
+        </w:rPr>
+        <w:t xml:space="preserve"> </w:t>
+      </w:r>
+      <w:hyperlink r:id="rId22" w:history="1">
+        <w:r>
+          <w:rPr>
+            <w:rStyle w:val="visually-hidden"/>
+            <w:rFonts w:ascii="Segoe UI" w:hAnsi="Segoe UI" w:cs="Segoe UI"/>
+            <w:b/>
+            <w:bCs/>
+            <w:color w:val="0A66C2"/>
+            <w:sz w:val="21"/>
+            <w:szCs w:val="21"/>
+            <w:u w:val="single"/>
+            <w:bdr w:val="none" w:sz="0" w:space="0" w:color="auto" w:frame="1"/>
+          </w:rPr>
+          <w:t>hashtag</w:t>
+        </w:r>
+        <w:r>
+          <w:rPr>
+            <w:rStyle w:val="Hyperlink"/>
+            <w:rFonts w:ascii="Segoe UI" w:hAnsi="Segoe UI" w:cs="Segoe UI"/>
+            <w:b/>
+            <w:bCs/>
+            <w:color w:val="0A66C2"/>
+            <w:sz w:val="21"/>
+            <w:szCs w:val="21"/>
+            <w:bdr w:val="none" w:sz="0" w:space="0" w:color="auto" w:frame="1"/>
+          </w:rPr>
+          <w:t>#PySpark</w:t>
+        </w:r>
+      </w:hyperlink>
+      <w:r>
+        <w:rPr>
+          <w:rStyle w:val="white-space-pre"/>
+          <w:rFonts w:ascii="Segoe UI" w:hAnsi="Segoe UI" w:cs="Segoe UI"/>
+          <w:sz w:val="21"/>
+          <w:szCs w:val="21"/>
+        </w:rPr>
+        <w:t xml:space="preserve"> </w:t>
+      </w:r>
+      <w:hyperlink r:id="rId23" w:history="1">
+        <w:r>
+          <w:rPr>
+            <w:rStyle w:val="visually-hidden"/>
+            <w:rFonts w:ascii="Segoe UI" w:hAnsi="Segoe UI" w:cs="Segoe UI"/>
+            <w:b/>
+            <w:bCs/>
+            <w:color w:val="0A66C2"/>
+            <w:sz w:val="21"/>
+            <w:szCs w:val="21"/>
+            <w:u w:val="single"/>
+            <w:bdr w:val="none" w:sz="0" w:space="0" w:color="auto" w:frame="1"/>
+          </w:rPr>
+          <w:t>hashtag</w:t>
+        </w:r>
+        <w:r>
+          <w:rPr>
+            <w:rStyle w:val="Hyperlink"/>
+            <w:rFonts w:ascii="Segoe UI" w:hAnsi="Segoe UI" w:cs="Segoe UI"/>
+            <w:b/>
+            <w:bCs/>
+            <w:color w:val="0A66C2"/>
+            <w:sz w:val="21"/>
+            <w:szCs w:val="21"/>
+            <w:bdr w:val="none" w:sz="0" w:space="0" w:color="auto" w:frame="1"/>
+          </w:rPr>
+          <w:t>#BigData</w:t>
+        </w:r>
+      </w:hyperlink>
+      <w:r>
+        <w:rPr>
+          <w:rStyle w:val="white-space-pre"/>
+          <w:rFonts w:ascii="Segoe UI" w:hAnsi="Segoe UI" w:cs="Segoe UI"/>
+          <w:sz w:val="21"/>
+          <w:szCs w:val="21"/>
+        </w:rPr>
+        <w:t xml:space="preserve"> </w:t>
+      </w:r>
+      <w:hyperlink r:id="rId24" w:history="1">
+        <w:r>
+          <w:rPr>
+            <w:rStyle w:val="visually-hidden"/>
+            <w:rFonts w:ascii="Segoe UI" w:hAnsi="Segoe UI" w:cs="Segoe UI"/>
+            <w:b/>
+            <w:bCs/>
+            <w:color w:val="0A66C2"/>
+            <w:sz w:val="21"/>
+            <w:szCs w:val="21"/>
+            <w:u w:val="single"/>
+            <w:bdr w:val="none" w:sz="0" w:space="0" w:color="auto" w:frame="1"/>
+          </w:rPr>
+          <w:t>hashtag</w:t>
+        </w:r>
+        <w:r>
+          <w:rPr>
+            <w:rStyle w:val="Hyperlink"/>
+            <w:rFonts w:ascii="Segoe UI" w:hAnsi="Segoe UI" w:cs="Segoe UI"/>
+            <w:b/>
+            <w:bCs/>
+            <w:color w:val="0A66C2"/>
+            <w:sz w:val="21"/>
+            <w:szCs w:val="21"/>
+            <w:bdr w:val="none" w:sz="0" w:space="0" w:color="auto" w:frame="1"/>
+          </w:rPr>
+          <w:t>#DataEngineering</w:t>
+        </w:r>
+      </w:hyperlink>
+      <w:r>
+        <w:rPr>
+          <w:rStyle w:val="white-space-pre"/>
+          <w:rFonts w:ascii="Segoe UI" w:hAnsi="Segoe UI" w:cs="Segoe UI"/>
+          <w:sz w:val="21"/>
+          <w:szCs w:val="21"/>
+        </w:rPr>
+        <w:t xml:space="preserve"> </w:t>
+      </w:r>
+      <w:hyperlink r:id="rId25" w:history="1">
+        <w:r>
+          <w:rPr>
+            <w:rStyle w:val="visually-hidden"/>
+            <w:rFonts w:ascii="Segoe UI" w:hAnsi="Segoe UI" w:cs="Segoe UI"/>
+            <w:b/>
+            <w:bCs/>
+            <w:color w:val="0A66C2"/>
+            <w:sz w:val="21"/>
+            <w:szCs w:val="21"/>
+            <w:u w:val="single"/>
+            <w:bdr w:val="none" w:sz="0" w:space="0" w:color="auto" w:frame="1"/>
+          </w:rPr>
+          <w:t>hashtag</w:t>
+        </w:r>
+        <w:r>
+          <w:rPr>
+            <w:rStyle w:val="Hyperlink"/>
+            <w:rFonts w:ascii="Segoe UI" w:hAnsi="Segoe UI" w:cs="Segoe UI"/>
+            <w:b/>
+            <w:bCs/>
+            <w:color w:val="0A66C2"/>
+            <w:sz w:val="21"/>
+            <w:szCs w:val="21"/>
+            <w:bdr w:val="none" w:sz="0" w:space="0" w:color="auto" w:frame="1"/>
+          </w:rPr>
+          <w:t>#Databricks</w:t>
+        </w:r>
+      </w:hyperlink>
+      <w:r>
+        <w:rPr>
+          <w:rStyle w:val="white-space-pre"/>
+          <w:rFonts w:ascii="Segoe UI" w:hAnsi="Segoe UI" w:cs="Segoe UI"/>
+          <w:sz w:val="21"/>
+          <w:szCs w:val="21"/>
+        </w:rPr>
+        <w:t xml:space="preserve"> </w:t>
+      </w:r>
+      <w:hyperlink r:id="rId26" w:history="1">
+        <w:r>
+          <w:rPr>
+            <w:rStyle w:val="visually-hidden"/>
+            <w:rFonts w:ascii="Segoe UI" w:hAnsi="Segoe UI" w:cs="Segoe UI"/>
+            <w:b/>
+            <w:bCs/>
+            <w:color w:val="0A66C2"/>
+            <w:sz w:val="21"/>
+            <w:szCs w:val="21"/>
+            <w:u w:val="single"/>
+            <w:bdr w:val="none" w:sz="0" w:space="0" w:color="auto" w:frame="1"/>
+          </w:rPr>
+          <w:t>hashtag</w:t>
+        </w:r>
+        <w:r>
+          <w:rPr>
+            <w:rStyle w:val="Hyperlink"/>
+            <w:rFonts w:ascii="Segoe UI" w:hAnsi="Segoe UI" w:cs="Segoe UI"/>
+            <w:b/>
+            <w:bCs/>
+            <w:color w:val="0A66C2"/>
+            <w:sz w:val="21"/>
+            <w:szCs w:val="21"/>
+            <w:bdr w:val="none" w:sz="0" w:space="0" w:color="auto" w:frame="1"/>
+          </w:rPr>
+          <w:t>#DataEngineer</w:t>
+        </w:r>
+      </w:hyperlink>
+      <w:r>
+        <w:rPr>
+          <w:rStyle w:val="white-space-pre"/>
+          <w:rFonts w:ascii="Segoe UI" w:hAnsi="Segoe UI" w:cs="Segoe UI"/>
+          <w:sz w:val="21"/>
+          <w:szCs w:val="21"/>
+        </w:rPr>
+        <w:t xml:space="preserve"> </w:t>
+      </w:r>
+      <w:hyperlink r:id="rId27" w:history="1">
+        <w:r>
+          <w:rPr>
+            <w:rStyle w:val="visually-hidden"/>
+            <w:rFonts w:ascii="Segoe UI" w:hAnsi="Segoe UI" w:cs="Segoe UI"/>
+            <w:b/>
+            <w:bCs/>
+            <w:color w:val="0A66C2"/>
+            <w:sz w:val="21"/>
+            <w:szCs w:val="21"/>
+            <w:u w:val="single"/>
+            <w:bdr w:val="none" w:sz="0" w:space="0" w:color="auto" w:frame="1"/>
+          </w:rPr>
+          <w:t>hashtag</w:t>
+        </w:r>
+        <w:r>
+          <w:rPr>
+            <w:rStyle w:val="Hyperlink"/>
+            <w:rFonts w:ascii="Segoe UI" w:hAnsi="Segoe UI" w:cs="Segoe UI"/>
+            <w:b/>
+            <w:bCs/>
+            <w:color w:val="0A66C2"/>
+            <w:sz w:val="21"/>
+            <w:szCs w:val="21"/>
+            <w:bdr w:val="none" w:sz="0" w:space="0" w:color="auto" w:frame="1"/>
+          </w:rPr>
+          <w:t>#SparkSQL</w:t>
+        </w:r>
+      </w:hyperlink>
+      <w:r>
+        <w:rPr>
+          <w:rStyle w:val="white-space-pre"/>
+          <w:rFonts w:ascii="Segoe UI" w:hAnsi="Segoe UI" w:cs="Segoe UI"/>
+          <w:sz w:val="21"/>
+          <w:szCs w:val="21"/>
+        </w:rPr>
+        <w:t xml:space="preserve"> </w:t>
+      </w:r>
+      <w:hyperlink r:id="rId28" w:history="1">
+        <w:r>
+          <w:rPr>
+            <w:rStyle w:val="visually-hidden"/>
+            <w:rFonts w:ascii="Segoe UI" w:hAnsi="Segoe UI" w:cs="Segoe UI"/>
+            <w:b/>
+            <w:bCs/>
+            <w:color w:val="0A66C2"/>
+            <w:sz w:val="21"/>
+            <w:szCs w:val="21"/>
+            <w:u w:val="single"/>
+            <w:bdr w:val="none" w:sz="0" w:space="0" w:color="auto" w:frame="1"/>
+          </w:rPr>
+          <w:t>hashtag</w:t>
+        </w:r>
+        <w:r>
+          <w:rPr>
+            <w:rStyle w:val="Hyperlink"/>
+            <w:rFonts w:ascii="Segoe UI" w:hAnsi="Segoe UI" w:cs="Segoe UI"/>
+            <w:b/>
+            <w:bCs/>
+            <w:color w:val="0A66C2"/>
+            <w:sz w:val="21"/>
+            <w:szCs w:val="21"/>
+            <w:bdr w:val="none" w:sz="0" w:space="0" w:color="auto" w:frame="1"/>
+          </w:rPr>
+          <w:t>#Python</w:t>
+        </w:r>
+      </w:hyperlink>
+      <w:r>
+        <w:rPr>
+          <w:rStyle w:val="white-space-pre"/>
+          <w:rFonts w:ascii="Segoe UI" w:hAnsi="Segoe UI" w:cs="Segoe UI"/>
+          <w:sz w:val="21"/>
+          <w:szCs w:val="21"/>
+        </w:rPr>
+        <w:t xml:space="preserve"> </w:t>
+      </w:r>
+      <w:hyperlink r:id="rId29" w:history="1">
+        <w:r>
+          <w:rPr>
+            <w:rStyle w:val="visually-hidden"/>
+            <w:rFonts w:ascii="Segoe UI" w:hAnsi="Segoe UI" w:cs="Segoe UI"/>
+            <w:b/>
+            <w:bCs/>
+            <w:color w:val="0A66C2"/>
+            <w:sz w:val="21"/>
+            <w:szCs w:val="21"/>
+            <w:u w:val="single"/>
+            <w:bdr w:val="none" w:sz="0" w:space="0" w:color="auto" w:frame="1"/>
+          </w:rPr>
+          <w:t>hashtag</w:t>
+        </w:r>
+        <w:r>
+          <w:rPr>
+            <w:rStyle w:val="Hyperlink"/>
+            <w:rFonts w:ascii="Segoe UI" w:hAnsi="Segoe UI" w:cs="Segoe UI"/>
+            <w:b/>
+            <w:bCs/>
+            <w:color w:val="0A66C2"/>
+            <w:sz w:val="21"/>
+            <w:szCs w:val="21"/>
+            <w:bdr w:val="none" w:sz="0" w:space="0" w:color="auto" w:frame="1"/>
+          </w:rPr>
+          <w:t>#SQL</w:t>
+        </w:r>
+      </w:hyperlink>
+      <w:r>
+        <w:rPr>
+          <w:rStyle w:val="white-space-pre"/>
+          <w:rFonts w:ascii="Segoe UI" w:hAnsi="Segoe UI" w:cs="Segoe UI"/>
+          <w:sz w:val="21"/>
+          <w:szCs w:val="21"/>
+        </w:rPr>
+        <w:t xml:space="preserve"> </w:t>
+      </w:r>
+      <w:hyperlink r:id="rId30" w:history="1">
+        <w:r>
+          <w:rPr>
+            <w:rStyle w:val="visually-hidden"/>
+            <w:rFonts w:ascii="Segoe UI" w:hAnsi="Segoe UI" w:cs="Segoe UI"/>
+            <w:b/>
+            <w:bCs/>
+            <w:color w:val="0A66C2"/>
+            <w:sz w:val="21"/>
+            <w:szCs w:val="21"/>
+            <w:u w:val="single"/>
+            <w:bdr w:val="none" w:sz="0" w:space="0" w:color="auto" w:frame="1"/>
+          </w:rPr>
+          <w:t>hashtag</w:t>
+        </w:r>
+        <w:r>
+          <w:rPr>
+            <w:rStyle w:val="Hyperlink"/>
+            <w:rFonts w:ascii="Segoe UI" w:hAnsi="Segoe UI" w:cs="Segoe UI"/>
+            <w:b/>
+            <w:bCs/>
+            <w:color w:val="0A66C2"/>
+            <w:sz w:val="21"/>
+            <w:szCs w:val="21"/>
+            <w:bdr w:val="none" w:sz="0" w:space="0" w:color="auto" w:frame="1"/>
+          </w:rPr>
+          <w:t>#InterviewPreparation</w:t>
+        </w:r>
+      </w:hyperlink>
+      <w:r>
+        <w:rPr>
+          <w:rStyle w:val="white-space-pre"/>
+          <w:rFonts w:ascii="Segoe UI" w:hAnsi="Segoe UI" w:cs="Segoe UI"/>
+          <w:sz w:val="21"/>
+          <w:szCs w:val="21"/>
+        </w:rPr>
+        <w:t xml:space="preserve"> </w:t>
+      </w:r>
+      <w:hyperlink r:id="rId31" w:history="1">
+        <w:r>
+          <w:rPr>
+            <w:rStyle w:val="visually-hidden"/>
+            <w:rFonts w:ascii="Segoe UI" w:hAnsi="Segoe UI" w:cs="Segoe UI"/>
+            <w:b/>
+            <w:bCs/>
+            <w:color w:val="0A66C2"/>
+            <w:sz w:val="21"/>
+            <w:szCs w:val="21"/>
+            <w:u w:val="single"/>
+            <w:bdr w:val="none" w:sz="0" w:space="0" w:color="auto" w:frame="1"/>
+          </w:rPr>
+          <w:t>hashtag</w:t>
+        </w:r>
+        <w:r>
+          <w:rPr>
+            <w:rStyle w:val="Hyperlink"/>
+            <w:rFonts w:ascii="Segoe UI" w:hAnsi="Segoe UI" w:cs="Segoe UI"/>
+            <w:b/>
+            <w:bCs/>
+            <w:color w:val="0A66C2"/>
+            <w:sz w:val="21"/>
+            <w:szCs w:val="21"/>
+            <w:bdr w:val="none" w:sz="0" w:space="0" w:color="auto" w:frame="1"/>
+          </w:rPr>
+          <w:t>#TechJobs</w:t>
+        </w:r>
+      </w:hyperlink>
+    </w:p>
+    <w:p/>
+    <w:p/>
+    <w:p/>
+    <w:p>
+      <w:r>
+        <w:rPr>
+          <w:noProof/>
+        </w:rPr>
+        <w:drawing>
+          <wp:inline distT="0" distB="0" distL="0" distR="0" wp14:anchorId="7EE39C94" wp14:editId="50D69B1D">
+            <wp:extent cx="5731510" cy="5731510"/>
+            <wp:effectExtent l="0" t="0" r="2540" b="2540"/>
+            <wp:docPr id="415394456" name="Picture 2" descr="View image"/>
+            <wp:cNvGraphicFramePr>
+              <a:graphicFrameLocks xmlns:a="http://schemas.openxmlformats.org/drawingml/2006/main" noChangeAspect="1"/>
+            </wp:cNvGraphicFramePr>
+            <a:graphic xmlns:a="http://schemas.openxmlformats.org/drawingml/2006/main">
+              <a:graphicData uri="http://schemas.openxmlformats.org/drawingml/2006/picture">
+                <pic:pic xmlns:pic="http://schemas.openxmlformats.org/drawingml/2006/picture">
+                  <pic:nvPicPr>
+                    <pic:cNvPr id="0" name="Picture 3" descr="View image"/>
+                    <pic:cNvPicPr>
+                      <a:picLocks noChangeAspect="1" noChangeArrowheads="1"/>
+                    </pic:cNvPicPr>
+                  </pic:nvPicPr>
+                  <pic:blipFill>
+                    <a:blip r:embed="rId32">
+                      <a:extLst>
+                        <a:ext uri="{28A0092B-C50C-407E-A947-70E740481C1C}">
+                          <a14:useLocalDpi xmlns:a14="http://schemas.microsoft.com/office/drawing/2010/main" val="0"/>
+                        </a:ext>
+                      </a:extLst>
+                    </a:blip>
+                    <a:srcRect/>
+                    <a:stretch>
+                      <a:fillRect/>
+                    </a:stretch>
+                  </pic:blipFill>
+                  <pic:spPr bwMode="auto">
+                    <a:xfrm>
+                      <a:off x="0" y="0"/>
+                      <a:ext cx="5731510" cy="5731510"/>
+                    </a:xfrm>
+                    <a:prstGeom prst="rect">
+                      <a:avLst/>
+                    </a:prstGeom>
+                    <a:noFill/>
+                    <a:ln>
+                      <a:noFill/>
+                    </a:ln>
+                  </pic:spPr>
+                </pic:pic>
+              </a:graphicData>
+            </a:graphic>
+          </wp:inline>
+        </w:drawing>
+      </w:r>
+    </w:p>
+    <w:p>
+      <w:r>
+        <w:rPr>
+          <w:noProof/>
+        </w:rPr>
+        <w:lastRenderedPageBreak/>
+        <w:drawing>
+          <wp:inline distT="0" distB="0" distL="0" distR="0" wp14:anchorId="2AC83B2D" wp14:editId="0738B99D">
+            <wp:extent cx="5731510" cy="5731510"/>
+            <wp:effectExtent l="0" t="0" r="2540" b="2540"/>
+            <wp:docPr id="1272604624" name="Picture 3" descr="View image"/>
+            <wp:cNvGraphicFramePr>
+              <a:graphicFrameLocks xmlns:a="http://schemas.openxmlformats.org/drawingml/2006/main" noChangeAspect="1"/>
+            </wp:cNvGraphicFramePr>
+            <a:graphic xmlns:a="http://schemas.openxmlformats.org/drawingml/2006/main">
+              <a:graphicData uri="http://schemas.openxmlformats.org/drawingml/2006/picture">
+                <pic:pic xmlns:pic="http://schemas.openxmlformats.org/drawingml/2006/picture">
+                  <pic:nvPicPr>
+                    <pic:cNvPr id="0" name="Picture 5" descr="View image"/>
+                    <pic:cNvPicPr>
+                      <a:picLocks noChangeAspect="1" noChangeArrowheads="1"/>
+                    </pic:cNvPicPr>
+                  </pic:nvPicPr>
+                  <pic:blipFill>
+                    <a:blip r:embed="rId33">
+                      <a:extLst>
+                        <a:ext uri="{28A0092B-C50C-407E-A947-70E740481C1C}">
+                          <a14:useLocalDpi xmlns:a14="http://schemas.microsoft.com/office/drawing/2010/main" val="0"/>
+                        </a:ext>
+                      </a:extLst>
+                    </a:blip>
+                    <a:srcRect/>
+                    <a:stretch>
+                      <a:fillRect/>
+                    </a:stretch>
+                  </pic:blipFill>
+                  <pic:spPr bwMode="auto">
+                    <a:xfrm>
+                      <a:off x="0" y="0"/>
+                      <a:ext cx="5731510" cy="5731510"/>
+                    </a:xfrm>
+                    <a:prstGeom prst="rect">
+                      <a:avLst/>
+                    </a:prstGeom>
+                    <a:noFill/>
+                    <a:ln>
+                      <a:noFill/>
+                    </a:ln>
+                  </pic:spPr>
+                </pic:pic>
+              </a:graphicData>
+            </a:graphic>
+          </wp:inline>
+        </w:drawing>
+      </w:r>
+    </w:p>
+    <w:p>
+      <w:r>
+        <w:rPr>
+          <w:noProof/>
+        </w:rPr>
+        <w:lastRenderedPageBreak/>
+        <w:drawing>
+          <wp:inline distT="0" distB="0" distL="0" distR="0" wp14:anchorId="027A19B5" wp14:editId="681CAC87">
+            <wp:extent cx="5731510" cy="5731510"/>
+            <wp:effectExtent l="0" t="0" r="2540" b="2540"/>
+            <wp:docPr id="1194133428" name="Picture 4" descr="View image"/>
+            <wp:cNvGraphicFramePr>
+              <a:graphicFrameLocks xmlns:a="http://schemas.openxmlformats.org/drawingml/2006/main" noChangeAspect="1"/>
+            </wp:cNvGraphicFramePr>
+            <a:graphic xmlns:a="http://schemas.openxmlformats.org/drawingml/2006/main">
+              <a:graphicData uri="http://schemas.openxmlformats.org/drawingml/2006/picture">
+                <pic:pic xmlns:pic="http://schemas.openxmlformats.org/drawingml/2006/picture">
+                  <pic:nvPicPr>
+                    <pic:cNvPr id="0" name="Picture 7" descr="View image"/>
+                    <pic:cNvPicPr>
+                      <a:picLocks noChangeAspect="1" noChangeArrowheads="1"/>
+                    </pic:cNvPicPr>
+                  </pic:nvPicPr>
+                  <pic:blipFill>
+                    <a:blip r:embed="rId34">
+                      <a:extLst>
+                        <a:ext uri="{28A0092B-C50C-407E-A947-70E740481C1C}">
+                          <a14:useLocalDpi xmlns:a14="http://schemas.microsoft.com/office/drawing/2010/main" val="0"/>
+                        </a:ext>
+                      </a:extLst>
+                    </a:blip>
+                    <a:srcRect/>
+                    <a:stretch>
+                      <a:fillRect/>
+                    </a:stretch>
+                  </pic:blipFill>
+                  <pic:spPr bwMode="auto">
+                    <a:xfrm>
+                      <a:off x="0" y="0"/>
+                      <a:ext cx="5731510" cy="5731510"/>
+                    </a:xfrm>
+                    <a:prstGeom prst="rect">
+                      <a:avLst/>
+                    </a:prstGeom>
+                    <a:noFill/>
+                    <a:ln>
+                      <a:noFill/>
+                    </a:ln>
+                  </pic:spPr>
+                </pic:pic>
+              </a:graphicData>
+            </a:graphic>
+          </wp:inline>
+        </w:drawing>
+      </w:r>
+      <w:r>
+        <w:rPr>
+          <w:noProof/>
+        </w:rPr>
+        <w:lastRenderedPageBreak/>
+        <w:drawing>
+          <wp:inline distT="0" distB="0" distL="0" distR="0" wp14:anchorId="41D3510A" wp14:editId="010C76EB">
+            <wp:extent cx="5731510" cy="5731510"/>
+            <wp:effectExtent l="0" t="0" r="2540" b="2540"/>
+            <wp:docPr id="433579126" name="Picture 5" descr="View image"/>
+            <wp:cNvGraphicFramePr>
+              <a:graphicFrameLocks xmlns:a="http://schemas.openxmlformats.org/drawingml/2006/main" noChangeAspect="1"/>
+            </wp:cNvGraphicFramePr>
+            <a:graphic xmlns:a="http://schemas.openxmlformats.org/drawingml/2006/main">
+              <a:graphicData uri="http://schemas.openxmlformats.org/drawingml/2006/picture">
+                <pic:pic xmlns:pic="http://schemas.openxmlformats.org/drawingml/2006/picture">
+                  <pic:nvPicPr>
+                    <pic:cNvPr id="0" name="Picture 9" descr="View image"/>
+                    <pic:cNvPicPr>
+                      <a:picLocks noChangeAspect="1" noChangeArrowheads="1"/>
+                    </pic:cNvPicPr>
+                  </pic:nvPicPr>
+                  <pic:blipFill>
+                    <a:blip r:embed="rId35">
+                      <a:extLst>
+                        <a:ext uri="{28A0092B-C50C-407E-A947-70E740481C1C}">
+                          <a14:useLocalDpi xmlns:a14="http://schemas.microsoft.com/office/drawing/2010/main" val="0"/>
+                        </a:ext>
+                      </a:extLst>
+                    </a:blip>
+                    <a:srcRect/>
+                    <a:stretch>
+                      <a:fillRect/>
+                    </a:stretch>
+                  </pic:blipFill>
+                  <pic:spPr bwMode="auto">
+                    <a:xfrm>
+                      <a:off x="0" y="0"/>
+                      <a:ext cx="5731510" cy="5731510"/>
+                    </a:xfrm>
+                    <a:prstGeom prst="rect">
+                      <a:avLst/>
+                    </a:prstGeom>
+                    <a:noFill/>
+                    <a:ln>
+                      <a:noFill/>
+                    </a:ln>
+                  </pic:spPr>
+                </pic:pic>
+              </a:graphicData>
+            </a:graphic>
+          </wp:inline>
+        </w:drawing>
+      </w:r>
+      <w:r>
+        <w:rPr>
+          <w:noProof/>
+        </w:rPr>
+        <w:lastRenderedPageBreak/>
+        <w:drawing>
+          <wp:inline distT="0" distB="0" distL="0" distR="0" wp14:anchorId="6C046C04" wp14:editId="5844C909">
+            <wp:extent cx="5731510" cy="5731510"/>
+            <wp:effectExtent l="0" t="0" r="2540" b="2540"/>
+            <wp:docPr id="1214292156" name="Picture 1" descr="View image"/>
+            <wp:cNvGraphicFramePr>
+              <a:graphicFrameLocks xmlns:a="http://schemas.openxmlformats.org/drawingml/2006/main" noChangeAspect="1"/>
+            </wp:cNvGraphicFramePr>
+            <a:graphic xmlns:a="http://schemas.openxmlformats.org/drawingml/2006/main">
+              <a:graphicData uri="http://schemas.openxmlformats.org/drawingml/2006/picture">
+                <pic:pic xmlns:pic="http://schemas.openxmlformats.org/drawingml/2006/picture">
+                  <pic:nvPicPr>
+                    <pic:cNvPr id="0" name="Picture 1" descr="View image"/>
+                    <pic:cNvPicPr>
+                      <a:picLocks noChangeAspect="1" noChangeArrowheads="1"/>
+                    </pic:cNvPicPr>
+                  </pic:nvPicPr>
+                  <pic:blipFill>
+                    <a:blip r:embed="rId36">
+                      <a:extLst>
+                        <a:ext uri="{28A0092B-C50C-407E-A947-70E740481C1C}">
+                          <a14:useLocalDpi xmlns:a14="http://schemas.microsoft.com/office/drawing/2010/main" val="0"/>
+                        </a:ext>
+                      </a:extLst>
+                    </a:blip>
+                    <a:srcRect/>
+                    <a:stretch>
+                      <a:fillRect/>
+                    </a:stretch>
+                  </pic:blipFill>
+                  <pic:spPr bwMode="auto">
+                    <a:xfrm>
+                      <a:off x="0" y="0"/>
+                      <a:ext cx="5731510" cy="5731510"/>
+                    </a:xfrm>
+                    <a:prstGeom prst="rect">
+                      <a:avLst/>
+                    </a:prstGeom>
+                    <a:noFill/>
+                    <a:ln>
+                      <a:noFill/>
+                    </a:ln>
+                  </pic:spPr>
+                </pic:pic>
+              </a:graphicData>
+            </a:graphic>
+          </wp:inline>
+        </w:drawing>
+      </w:r>
+    </w:p>
+    <w:p>
+      <w:r>
+        <w:rPr>
+          <w:noProof/>
+        </w:rPr>
+        <w:lastRenderedPageBreak/>
+        <w:drawing>
+          <wp:inline distT="0" distB="0" distL="0" distR="0" wp14:anchorId="6EB4943C" wp14:editId="5850138D">
+            <wp:extent cx="5731510" cy="7157085"/>
+            <wp:effectExtent l="0" t="0" r="2540" b="5715"/>
+            <wp:docPr id="1430670198" name="Picture 7" descr="View image"/>
+            <wp:cNvGraphicFramePr>
+              <a:graphicFrameLocks xmlns:a="http://schemas.openxmlformats.org/drawingml/2006/main" noChangeAspect="1"/>
+            </wp:cNvGraphicFramePr>
+            <a:graphic xmlns:a="http://schemas.openxmlformats.org/drawingml/2006/main">
+              <a:graphicData uri="http://schemas.openxmlformats.org/drawingml/2006/picture">
+                <pic:pic xmlns:pic="http://schemas.openxmlformats.org/drawingml/2006/picture">
+                  <pic:nvPicPr>
+                    <pic:cNvPr id="0" name="Picture 13" descr="View image"/>
+                    <pic:cNvPicPr>
+                      <a:picLocks noChangeAspect="1" noChangeArrowheads="1"/>
+                    </pic:cNvPicPr>
+                  </pic:nvPicPr>
+                  <pic:blipFill>
+                    <a:blip r:embed="rId37">
+                      <a:extLst>
+                        <a:ext uri="{28A0092B-C50C-407E-A947-70E740481C1C}">
+                          <a14:useLocalDpi xmlns:a14="http://schemas.microsoft.com/office/drawing/2010/main" val="0"/>
+                        </a:ext>
+                      </a:extLst>
+                    </a:blip>
+                    <a:srcRect/>
+                    <a:stretch>
+                      <a:fillRect/>
+                    </a:stretch>
+                  </pic:blipFill>
+                  <pic:spPr bwMode="auto">
+                    <a:xfrm>
+                      <a:off x="0" y="0"/>
+                      <a:ext cx="5731510" cy="7157085"/>
+                    </a:xfrm>
+                    <a:prstGeom prst="rect">
+                      <a:avLst/>
+                    </a:prstGeom>
+                    <a:noFill/>
+                    <a:ln>
+                      <a:noFill/>
+                    </a:ln>
+                  </pic:spPr>
+                </pic:pic>
+              </a:graphicData>
+            </a:graphic>
+          </wp:inline>
+        </w:drawing>
+      </w:r>
+      <w:r>
+        <w:rPr>
+          <w:noProof/>
+        </w:rPr>
+        <w:lastRenderedPageBreak/>
+        <w:drawing>
+          <wp:inline distT="0" distB="0" distL="0" distR="0" wp14:anchorId="30869C03" wp14:editId="0CBA8B36">
+            <wp:extent cx="5731510" cy="8099425"/>
+            <wp:effectExtent l="0" t="0" r="2540" b="0"/>
+            <wp:docPr id="1811817940" name="Picture 8" descr="View image"/>
+            <wp:cNvGraphicFramePr>
+              <a:graphicFrameLocks xmlns:a="http://schemas.openxmlformats.org/drawingml/2006/main" noChangeAspect="1"/>
+            </wp:cNvGraphicFramePr>
+            <a:graphic xmlns:a="http://schemas.openxmlformats.org/drawingml/2006/main">
+              <a:graphicData uri="http://schemas.openxmlformats.org/drawingml/2006/picture">
+                <pic:pic xmlns:pic="http://schemas.openxmlformats.org/drawingml/2006/picture">
+                  <pic:nvPicPr>
+                    <pic:cNvPr id="0" name="Picture 15" descr="View image"/>
+                    <pic:cNvPicPr>
+                      <a:picLocks noChangeAspect="1" noChangeArrowheads="1"/>
+                    </pic:cNvPicPr>
+                  </pic:nvPicPr>
+                  <pic:blipFill>
+                    <a:blip r:embed="rId38">
+                      <a:extLst>
+                        <a:ext uri="{28A0092B-C50C-407E-A947-70E740481C1C}">
+                          <a14:useLocalDpi xmlns:a14="http://schemas.microsoft.com/office/drawing/2010/main" val="0"/>
+                        </a:ext>
+                      </a:extLst>
+                    </a:blip>
+                    <a:srcRect/>
+                    <a:stretch>
+                      <a:fillRect/>
+                    </a:stretch>
+                  </pic:blipFill>
+                  <pic:spPr bwMode="auto">
+                    <a:xfrm>
+                      <a:off x="0" y="0"/>
+                      <a:ext cx="5731510" cy="8099425"/>
+                    </a:xfrm>
+                    <a:prstGeom prst="rect">
+                      <a:avLst/>
+                    </a:prstGeom>
+                    <a:noFill/>
+                    <a:ln>
+                      <a:noFill/>
+                    </a:ln>
+                  </pic:spPr>
+                </pic:pic>
+              </a:graphicData>
+            </a:graphic>
+          </wp:inline>
+        </w:drawing>
+      </w:r>
+      <w:r>
+        <w:rPr>
+          <w:noProof/>
+        </w:rPr>
+        <w:lastRenderedPageBreak/>
+        <w:drawing>
+          <wp:inline distT="0" distB="0" distL="0" distR="0" wp14:anchorId="4BF9B6CA" wp14:editId="4FFA6286">
+            <wp:extent cx="5731510" cy="8593455"/>
+            <wp:effectExtent l="0" t="0" r="2540" b="0"/>
+            <wp:docPr id="863219766" name="Picture 2" descr="View image"/>
+            <wp:cNvGraphicFramePr>
+              <a:graphicFrameLocks xmlns:a="http://schemas.openxmlformats.org/drawingml/2006/main" noChangeAspect="1"/>
+            </wp:cNvGraphicFramePr>
+            <a:graphic xmlns:a="http://schemas.openxmlformats.org/drawingml/2006/main">
+              <a:graphicData uri="http://schemas.openxmlformats.org/drawingml/2006/picture">
+                <pic:pic xmlns:pic="http://schemas.openxmlformats.org/drawingml/2006/picture">
+                  <pic:nvPicPr>
+                    <pic:cNvPr id="0" name="Picture 3" descr="View image"/>
+                    <pic:cNvPicPr>
+                      <a:picLocks noChangeAspect="1" noChangeArrowheads="1"/>
+                    </pic:cNvPicPr>
+                  </pic:nvPicPr>
+                  <pic:blipFill>
+                    <a:blip r:embed="rId39">
+                      <a:extLst>
+                        <a:ext uri="{28A0092B-C50C-407E-A947-70E740481C1C}">
+                          <a14:useLocalDpi xmlns:a14="http://schemas.microsoft.com/office/drawing/2010/main" val="0"/>
+                        </a:ext>
+                      </a:extLst>
+                    </a:blip>
+                    <a:srcRect/>
+                    <a:stretch>
+                      <a:fillRect/>
+                    </a:stretch>
+                  </pic:blipFill>
+                  <pic:spPr bwMode="auto">
+                    <a:xfrm>
+                      <a:off x="0" y="0"/>
+                      <a:ext cx="5731510" cy="8593455"/>
+                    </a:xfrm>
+                    <a:prstGeom prst="rect">
+                      <a:avLst/>
+                    </a:prstGeom>
+                    <a:noFill/>
+                    <a:ln>
+                      <a:noFill/>
+                    </a:ln>
+                  </pic:spPr>
+                </pic:pic>
+              </a:graphicData>
+            </a:graphic>
+          </wp:inline>
+        </w:drawing>
+      </w:r>
+      <w:r>
+        <w:rPr>
+          <w:noProof/>
+        </w:rPr>
+        <w:lastRenderedPageBreak/>
+        <w:drawing>
+          <wp:inline distT="0" distB="0" distL="0" distR="0" wp14:anchorId="6DE66B50" wp14:editId="780A0244">
+            <wp:extent cx="5731510" cy="8099425"/>
+            <wp:effectExtent l="0" t="0" r="2540" b="0"/>
+            <wp:docPr id="1304521683" name="Picture 3" descr="View image"/>
+            <wp:cNvGraphicFramePr>
+              <a:graphicFrameLocks xmlns:a="http://schemas.openxmlformats.org/drawingml/2006/main" noChangeAspect="1"/>
+            </wp:cNvGraphicFramePr>
+            <a:graphic xmlns:a="http://schemas.openxmlformats.org/drawingml/2006/main">
+              <a:graphicData uri="http://schemas.openxmlformats.org/drawingml/2006/picture">
+                <pic:pic xmlns:pic="http://schemas.openxmlformats.org/drawingml/2006/picture">
+                  <pic:nvPicPr>
+                    <pic:cNvPr id="0" name="Picture 5" descr="View image"/>
+                    <pic:cNvPicPr>
+                      <a:picLocks noChangeAspect="1" noChangeArrowheads="1"/>
+                    </pic:cNvPicPr>
+                  </pic:nvPicPr>
+                  <pic:blipFill>
+                    <a:blip r:embed="rId40">
+                      <a:extLst>
+                        <a:ext uri="{28A0092B-C50C-407E-A947-70E740481C1C}">
+                          <a14:useLocalDpi xmlns:a14="http://schemas.microsoft.com/office/drawing/2010/main" val="0"/>
+                        </a:ext>
+                      </a:extLst>
+                    </a:blip>
+                    <a:srcRect/>
+                    <a:stretch>
+                      <a:fillRect/>
+                    </a:stretch>
+                  </pic:blipFill>
+                  <pic:spPr bwMode="auto">
+                    <a:xfrm>
+                      <a:off x="0" y="0"/>
+                      <a:ext cx="5731510" cy="8099425"/>
+                    </a:xfrm>
+                    <a:prstGeom prst="rect">
+                      <a:avLst/>
+                    </a:prstGeom>
+                    <a:noFill/>
+                    <a:ln>
+                      <a:noFill/>
+                    </a:ln>
+                  </pic:spPr>
+                </pic:pic>
+              </a:graphicData>
+            </a:graphic>
+          </wp:inline>
+        </w:drawing>
+      </w:r>
+      <w:r>
+        <w:rPr>
+          <w:noProof/>
+        </w:rPr>
+        <w:lastRenderedPageBreak/>
+        <w:drawing>
+          <wp:inline distT="0" distB="0" distL="0" distR="0" wp14:anchorId="7CDD4254" wp14:editId="605E4E57">
+            <wp:extent cx="5731510" cy="8099425"/>
+            <wp:effectExtent l="0" t="0" r="2540" b="0"/>
+            <wp:docPr id="266552390" name="Picture 4" descr="View image"/>
+            <wp:cNvGraphicFramePr>
+              <a:graphicFrameLocks xmlns:a="http://schemas.openxmlformats.org/drawingml/2006/main" noChangeAspect="1"/>
+            </wp:cNvGraphicFramePr>
+            <a:graphic xmlns:a="http://schemas.openxmlformats.org/drawingml/2006/main">
+              <a:graphicData uri="http://schemas.openxmlformats.org/drawingml/2006/picture">
+                <pic:pic xmlns:pic="http://schemas.openxmlformats.org/drawingml/2006/picture">
+                  <pic:nvPicPr>
+                    <pic:cNvPr id="0" name="Picture 7" descr="View image"/>
+                    <pic:cNvPicPr>
+                      <a:picLocks noChangeAspect="1" noChangeArrowheads="1"/>
+                    </pic:cNvPicPr>
+                  </pic:nvPicPr>
+                  <pic:blipFill>
+                    <a:blip r:embed="rId41">
+                      <a:extLst>
+                        <a:ext uri="{28A0092B-C50C-407E-A947-70E740481C1C}">
+                          <a14:useLocalDpi xmlns:a14="http://schemas.microsoft.com/office/drawing/2010/main" val="0"/>
+                        </a:ext>
+                      </a:extLst>
+                    </a:blip>
+                    <a:srcRect/>
+                    <a:stretch>
+                      <a:fillRect/>
+                    </a:stretch>
+                  </pic:blipFill>
+                  <pic:spPr bwMode="auto">
+                    <a:xfrm>
+                      <a:off x="0" y="0"/>
+                      <a:ext cx="5731510" cy="8099425"/>
+                    </a:xfrm>
+                    <a:prstGeom prst="rect">
+                      <a:avLst/>
+                    </a:prstGeom>
+                    <a:noFill/>
+                    <a:ln>
+                      <a:noFill/>
+                    </a:ln>
+                  </pic:spPr>
+                </pic:pic>
+              </a:graphicData>
+            </a:graphic>
+          </wp:inline>
+        </w:drawing>
+      </w:r>
+      <w:r>
+        <w:rPr>
+          <w:noProof/>
+        </w:rPr>
+        <w:lastRenderedPageBreak/>
+        <w:drawing>
+          <wp:inline distT="0" distB="0" distL="0" distR="0" wp14:anchorId="5E1CD5D9" wp14:editId="6E9A0229">
+            <wp:extent cx="5731510" cy="8595360"/>
+            <wp:effectExtent l="0" t="0" r="2540" b="0"/>
+            <wp:docPr id="1316075606" name="Picture 5" descr="View image"/>
+            <wp:cNvGraphicFramePr>
+              <a:graphicFrameLocks xmlns:a="http://schemas.openxmlformats.org/drawingml/2006/main" noChangeAspect="1"/>
+            </wp:cNvGraphicFramePr>
+            <a:graphic xmlns:a="http://schemas.openxmlformats.org/drawingml/2006/main">
+              <a:graphicData uri="http://schemas.openxmlformats.org/drawingml/2006/picture">
+                <pic:pic xmlns:pic="http://schemas.openxmlformats.org/drawingml/2006/picture">
+                  <pic:nvPicPr>
+                    <pic:cNvPr id="0" name="Picture 9" descr="View image"/>
+                    <pic:cNvPicPr>
+                      <a:picLocks noChangeAspect="1" noChangeArrowheads="1"/>
+                    </pic:cNvPicPr>
+                  </pic:nvPicPr>
+                  <pic:blipFill>
+                    <a:blip r:embed="rId42">
+                      <a:extLst>
+                        <a:ext uri="{28A0092B-C50C-407E-A947-70E740481C1C}">
+                          <a14:useLocalDpi xmlns:a14="http://schemas.microsoft.com/office/drawing/2010/main" val="0"/>
+                        </a:ext>
+                      </a:extLst>
+                    </a:blip>
+                    <a:srcRect/>
+                    <a:stretch>
+                      <a:fillRect/>
+                    </a:stretch>
+                  </pic:blipFill>
+                  <pic:spPr bwMode="auto">
+                    <a:xfrm>
+                      <a:off x="0" y="0"/>
+                      <a:ext cx="5731510" cy="8595360"/>
+                    </a:xfrm>
+                    <a:prstGeom prst="rect">
+                      <a:avLst/>
+                    </a:prstGeom>
+                    <a:noFill/>
+                    <a:ln>
+                      <a:noFill/>
+                    </a:ln>
+                  </pic:spPr>
+                </pic:pic>
+              </a:graphicData>
+            </a:graphic>
+          </wp:inline>
+        </w:drawing>
+      </w:r>
+    </w:p>
     <w:sectPr>
       <w:pgSz w:w="11906" w:h="16838"/>
       <w:pgMar w:top="1440" w:right="1440" w:bottom="1440" w:left="1440" w:header="708" w:footer="708" w:gutter="0"/>
@@ -198,7 +4041,7 @@
 </file>
 
 <file path=word/numbering.xml><?xml version="1.0" encoding="utf-8"?>
-<w:numbering xmlns:wpc="http://schemas.microsoft.com/office/word/2010/wordprocessingCanvas" xmlns:cx="http://schemas.microsoft.com/office/drawing/2014/chartex" xmlns:cx1="http://schemas.microsoft.com/office/drawing/2015/9/8/chartex" xmlns:cx2="http://schemas.microsoft.com/office/drawing/2015/10/21/chartex" xmlns:cx3="http://schemas.microsoft.com/office/drawing/2016/5/9/chartex" xmlns:cx4="http://schemas.microsoft.com/office/drawing/2016/5/10/chartex" xmlns:cx5="http://schemas.microsoft.com/office/drawing/2016/5/11/chartex" xmlns:cx6="http://schemas.microsoft.com/office/drawing/2016/5/12/chartex" xmlns:cx7="http://schemas.microsoft.com/office/drawing/2016/5/13/chartex" xmlns:cx8="http://schemas.microsoft.com/office/drawing/2016/5/14/chartex" xmlns:mc="http://schemas.openxmlformats.org/markup-compatibility/2006" xmlns:aink="http://schemas.microsoft.com/office/drawing/2016/ink" xmlns:am3d="http://schemas.microsoft.com/office/drawing/2017/model3d" xmlns:o="urn:schemas-microsoft-com:office:office" xmlns:oel="http://schemas.microsoft.com/office/2019/extlst" xmlns:r="http://schemas.openxmlformats.org/officeDocument/2006/relationships" xmlns:m="http://schemas.openxmlformats.org/officeDocument/2006/math" xmlns:v="urn:schemas-microsoft-com:vml" xmlns:wp14="http://schemas.microsoft.com/office/word/2010/wordprocessingDrawing" xmlns:wp="http://schemas.openxmlformats.org/drawingml/2006/wordprocessingDrawing" xmlns:w10="urn:schemas-microsoft-com:office:word" xmlns:w="http://schemas.openxmlformats.org/wordprocessingml/2006/main" xmlns:w14="http://schemas.microsoft.com/office/word/2010/wordml" xmlns:w15="http://schemas.microsoft.com/office/word/2012/wordml" xmlns:w16cex="http://schemas.microsoft.com/office/word/2018/wordml/cex" xmlns:w16cid="http://schemas.microsoft.com/office/word/2016/wordml/cid" xmlns:w16="http://schemas.microsoft.com/office/word/2018/wordml" xmlns:w16du="http://schemas.microsoft.com/office/word/2023/wordml/word16du" xmlns:w16sdtdh="http://schemas.microsoft.com/office/word/2020/wordml/sdtdatahash" xmlns:w16sdtfl="http://schemas.microsoft.com/office/word/2024/wordml/sdtformatlock" xmlns:w16se="http://schemas.microsoft.com/office/word/2015/wordml/symex" xmlns:wpg="http://schemas.microsoft.com/office/word/2010/wordprocessingGroup" xmlns:wpi="http://schemas.microsoft.com/office/word/2010/wordprocessingInk" xmlns:wne="http://schemas.microsoft.com/office/word/2006/wordml" xmlns:wps="http://schemas.microsoft.com/office/word/2010/wordprocessingShape" mc:Ignorable="w14 w15 w16se w16cid w16 w16cex w16sdtdh w16sdtfl w16du wp14">
+<w:numbering xmlns:wpc="http://schemas.microsoft.com/office/word/2010/wordprocessingCanvas" xmlns:cx="http://schemas.microsoft.com/office/drawing/2014/chartex" xmlns:cx1="http://schemas.microsoft.com/office/drawing/2015/9/8/chartex" xmlns:cx2="http://schemas.microsoft.com/office/drawing/2015/10/21/chartex" xmlns:cx3="http://schemas.microsoft.com/office/drawing/2016/5/9/chartex" xmlns:cx4="http://schemas.microsoft.com/office/drawing/2016/5/10/chartex" xmlns:cx5="http://schemas.microsoft.com/office/drawing/2016/5/11/chartex" xmlns:cx6="http://schemas.microsoft.com/office/drawing/2016/5/12/chartex" xmlns:cx7="http://schemas.microsoft.com/office/drawing/2016/5/13/chartex" xmlns:cx8="http://schemas.microsoft.com/office/drawing/2016/5/14/chartex" xmlns:mc="http://schemas.openxmlformats.org/markup-compatibility/2006" xmlns:aink="http://schemas.microsoft.com/office/drawing/2016/ink" xmlns:am3d="http://schemas.microsoft.com/office/drawing/2017/model3d" xmlns:o="urn:schemas-microsoft-com:office:office" xmlns:oel="http://schemas.microsoft.com/office/2019/extlst" xmlns:r="http://schemas.openxmlformats.org/officeDocument/2006/relationships" xmlns:m="http://schemas.openxmlformats.org/officeDocument/2006/math" xmlns:v="urn:schemas-microsoft-com:vml" xmlns:wp14="http://schemas.microsoft.com/office/word/2010/wordprocessingDrawing" xmlns:wp="http://schemas.openxmlformats.org/drawingml/2006/wordprocessingDrawing" xmlns:w10="urn:schemas-microsoft-com:office:word" xmlns:w="http://schemas.openxmlformats.org/wordprocessingml/2006/main" xmlns:w14="http://schemas.microsoft.com/office/word/2010/wordml" xmlns:w15="http://schemas.microsoft.com/office/word/2012/wordml" xmlns:w16cex="http://schemas.microsoft.com/office/word/2018/wordml/cex" xmlns:w16cid="http://schemas.microsoft.com/office/word/2016/wordml/cid" xmlns:w16="http://schemas.microsoft.com/office/word/2018/wordml" xmlns:w16du="http://schemas.microsoft.com/office/word/2023/wordml/word16du" xmlns:w16sdtdh="http://schemas.microsoft.com/office/word/2020/wordml/sdtdatahash" xmlns:w16se="http://schemas.microsoft.com/office/word/2015/wordml/symex" xmlns:wpg="http://schemas.microsoft.com/office/word/2010/wordprocessingGroup" xmlns:wpi="http://schemas.microsoft.com/office/word/2010/wordprocessingInk" xmlns:wne="http://schemas.microsoft.com/office/word/2006/wordml" xmlns:wps="http://schemas.microsoft.com/office/word/2010/wordprocessingShape" mc:Ignorable="w14 w15 w16se w16cid w16 w16cex w16sdtdh wp14">
   <w:abstractNum w:abstractNumId="0" w15:restartNumberingAfterBreak="0">
     <w:nsid w:val="692322A2"/>
     <w:multiLevelType w:val="multilevel"/>
@@ -507,7 +4350,7 @@
 </file>
 
 <file path=word/styles.xml><?xml version="1.0" encoding="utf-8"?>
-<w:styles xmlns:mc="http://schemas.openxmlformats.org/markup-compatibility/2006" xmlns:r="http://schemas.openxmlformats.org/officeDocument/2006/relationships" xmlns:w="http://schemas.openxmlformats.org/wordprocessingml/2006/main" xmlns:w14="http://schemas.microsoft.com/office/word/2010/wordml" xmlns:w15="http://schemas.microsoft.com/office/word/2012/wordml" xmlns:w16cex="http://schemas.microsoft.com/office/word/2018/wordml/cex" xmlns:w16cid="http://schemas.microsoft.com/office/word/2016/wordml/cid" xmlns:w16="http://schemas.microsoft.com/office/word/2018/wordml" xmlns:w16du="http://schemas.microsoft.com/office/word/2023/wordml/word16du" xmlns:w16sdtdh="http://schemas.microsoft.com/office/word/2020/wordml/sdtdatahash" xmlns:w16sdtfl="http://schemas.microsoft.com/office/word/2024/wordml/sdtformatlock" xmlns:w16se="http://schemas.microsoft.com/office/word/2015/wordml/symex" mc:Ignorable="w14 w15 w16se w16cid w16 w16cex w16sdtdh w16sdtfl w16du">
+<w:styles xmlns:mc="http://schemas.openxmlformats.org/markup-compatibility/2006" xmlns:r="http://schemas.openxmlformats.org/officeDocument/2006/relationships" xmlns:w="http://schemas.openxmlformats.org/wordprocessingml/2006/main" xmlns:w14="http://schemas.microsoft.com/office/word/2010/wordml" xmlns:w15="http://schemas.microsoft.com/office/word/2012/wordml" xmlns:w16cex="http://schemas.microsoft.com/office/word/2018/wordml/cex" xmlns:w16cid="http://schemas.microsoft.com/office/word/2016/wordml/cid" xmlns:w16="http://schemas.microsoft.com/office/word/2018/wordml" xmlns:w16sdtdh="http://schemas.microsoft.com/office/word/2020/wordml/sdtdatahash" xmlns:w16se="http://schemas.microsoft.com/office/word/2015/wordml/symex" mc:Ignorable="w14 w15 w16se w16cid w16 w16cex w16sdtdh">
   <w:docDefaults>
     <w:rPrDefault>
       <w:rPr>
@@ -1446,6 +5289,21 @@
       <w:shd w:val="clear" w:color="auto" w:fill="E1DFDD"/>
     </w:rPr>
   </w:style>
+  <w:style w:type="character" w:customStyle="1" w:styleId="break-words">
+    <w:name w:val="break-words"/>
+    <w:basedOn w:val="DefaultParagraphFont"/>
+    <w:rsid w:val="004A08B8"/>
+  </w:style>
+  <w:style w:type="character" w:customStyle="1" w:styleId="visually-hidden">
+    <w:name w:val="visually-hidden"/>
+    <w:basedOn w:val="DefaultParagraphFont"/>
+    <w:rsid w:val="004A08B8"/>
+  </w:style>
+  <w:style w:type="character" w:customStyle="1" w:styleId="white-space-pre">
+    <w:name w:val="white-space-pre"/>
+    <w:basedOn w:val="DefaultParagraphFont"/>
+    <w:rsid w:val="004A08B8"/>
+  </w:style>
 </w:styles>
 </file>
 

--- a/LEARNING/Databricks/Spark Tutorials.docx
+++ b/LEARNING/Databricks/Spark Tutorials.docx
@@ -3,17 +3,30 @@
 <w:document xmlns:wpc="http://schemas.microsoft.com/office/word/2010/wordprocessingCanvas" xmlns:cx="http://schemas.microsoft.com/office/drawing/2014/chartex" xmlns:cx1="http://schemas.microsoft.com/office/drawing/2015/9/8/chartex" xmlns:cx2="http://schemas.microsoft.com/office/drawing/2015/10/21/chartex" xmlns:cx3="http://schemas.microsoft.com/office/drawing/2016/5/9/chartex" xmlns:cx4="http://schemas.microsoft.com/office/drawing/2016/5/10/chartex" xmlns:cx5="http://schemas.microsoft.com/office/drawing/2016/5/11/chartex" xmlns:cx6="http://schemas.microsoft.com/office/drawing/2016/5/12/chartex" xmlns:cx7="http://schemas.microsoft.com/office/drawing/2016/5/13/chartex" xmlns:cx8="http://schemas.microsoft.com/office/drawing/2016/5/14/chartex" xmlns:mc="http://schemas.openxmlformats.org/markup-compatibility/2006" xmlns:aink="http://schemas.microsoft.com/office/drawing/2016/ink" xmlns:am3d="http://schemas.microsoft.com/office/drawing/2017/model3d" xmlns:o="urn:schemas-microsoft-com:office:office" xmlns:oel="http://schemas.microsoft.com/office/2019/extlst" xmlns:r="http://schemas.openxmlformats.org/officeDocument/2006/relationships" xmlns:m="http://schemas.openxmlformats.org/officeDocument/2006/math" xmlns:v="urn:schemas-microsoft-com:vml" xmlns:wp14="http://schemas.microsoft.com/office/word/2010/wordprocessingDrawing" xmlns:wp="http://schemas.openxmlformats.org/drawingml/2006/wordprocessingDrawing" xmlns:w10="urn:schemas-microsoft-com:office:word" xmlns:w="http://schemas.openxmlformats.org/wordprocessingml/2006/main" xmlns:w14="http://schemas.microsoft.com/office/word/2010/wordml" xmlns:w15="http://schemas.microsoft.com/office/word/2012/wordml" xmlns:w16cex="http://schemas.microsoft.com/office/word/2018/wordml/cex" xmlns:w16cid="http://schemas.microsoft.com/office/word/2016/wordml/cid" xmlns:w16="http://schemas.microsoft.com/office/word/2018/wordml" xmlns:w16du="http://schemas.microsoft.com/office/word/2023/wordml/word16du" xmlns:w16sdtdh="http://schemas.microsoft.com/office/word/2020/wordml/sdtdatahash" xmlns:w16se="http://schemas.microsoft.com/office/word/2015/wordml/symex" xmlns:wpg="http://schemas.microsoft.com/office/word/2010/wordprocessingGroup" xmlns:wpi="http://schemas.microsoft.com/office/word/2010/wordprocessingInk" xmlns:wne="http://schemas.microsoft.com/office/word/2006/wordml" xmlns:wps="http://schemas.microsoft.com/office/word/2010/wordprocessingShape" mc:Ignorable="w14 w15 w16se w16cid w16 w16cex w16sdtdh wp14">
   <w:body>
     <w:p>
-      <w:hyperlink r:id="rId5" w:history="1">
-        <w:r>
-          <w:rPr>
-            <w:rStyle w:val="Hyperlink"/>
-          </w:rPr>
-          <w:t>What is Spark? (Visual Explanation) - YouTube</w:t>
-        </w:r>
-      </w:hyperlink>
+      <w:r>
+        <w:fldChar w:fldCharType="begin"/>
+      </w:r>
+      <w:r>
+        <w:instrText>HYPERLINK "https://www.youtube.com/watch?v=nKRwjXRs4mY"</w:instrText>
+      </w:r>
+      <w:r>
+        <w:fldChar w:fldCharType="separate"/>
+      </w:r>
+      <w:r>
+        <w:rPr>
+          <w:rStyle w:val="Hyperlink"/>
+        </w:rPr>
+        <w:t>What is Spark? (Visual Explanation) - YouTube</w:t>
+      </w:r>
+      <w:r>
+        <w:rPr>
+          <w:rStyle w:val="Hyperlink"/>
+        </w:rPr>
+        <w:fldChar w:fldCharType="end"/>
+      </w:r>
     </w:p>
     <w:p>
-      <w:hyperlink r:id="rId6" w:history="1">
+      <w:hyperlink r:id="rId5" w:history="1">
         <w:r>
           <w:rPr>
             <w:rStyle w:val="Hyperlink"/>
@@ -24,7 +37,7 @@
     </w:p>
     <w:p/>
     <w:p>
-      <w:hyperlink r:id="rId7" w:history="1">
+      <w:hyperlink r:id="rId6" w:history="1">
         <w:r>
           <w:rPr>
             <w:rStyle w:val="Hyperlink"/>
@@ -34,7 +47,7 @@
       </w:hyperlink>
     </w:p>
     <w:p>
-      <w:hyperlink r:id="rId8" w:history="1">
+      <w:hyperlink r:id="rId7" w:history="1">
         <w:r>
           <w:rPr>
             <w:rStyle w:val="Hyperlink"/>
@@ -45,7 +58,7 @@
     </w:p>
     <w:p/>
     <w:p>
-      <w:hyperlink r:id="rId9" w:history="1">
+      <w:hyperlink r:id="rId8" w:history="1">
         <w:r>
           <w:rPr>
             <w:rStyle w:val="Hyperlink"/>
@@ -55,7 +68,7 @@
       </w:hyperlink>
     </w:p>
     <w:p>
-      <w:hyperlink r:id="rId10" w:history="1">
+      <w:hyperlink r:id="rId9" w:history="1">
         <w:r>
           <w:rPr>
             <w:rStyle w:val="Hyperlink"/>
@@ -426,7 +439,27 @@
           <w:sz w:val="21"/>
           <w:szCs w:val="21"/>
         </w:rPr>
-        <w:t>Spark translates your DataFrame code into a logical execution plan.</w:t>
+        <w:t xml:space="preserve">Spark translates your </w:t>
+      </w:r>
+      <w:proofErr w:type="spellStart"/>
+      <w:r>
+        <w:rPr>
+          <w:rStyle w:val="break-words"/>
+          <w:rFonts w:ascii="Segoe UI" w:hAnsi="Segoe UI" w:cs="Segoe UI"/>
+          <w:sz w:val="21"/>
+          <w:szCs w:val="21"/>
+        </w:rPr>
+        <w:t>DataFrame</w:t>
+      </w:r>
+      <w:proofErr w:type="spellEnd"/>
+      <w:r>
+        <w:rPr>
+          <w:rStyle w:val="break-words"/>
+          <w:rFonts w:ascii="Segoe UI" w:hAnsi="Segoe UI" w:cs="Segoe UI"/>
+          <w:sz w:val="21"/>
+          <w:szCs w:val="21"/>
+        </w:rPr>
+        <w:t xml:space="preserve"> code into a logical execution plan.</w:t>
       </w:r>
       <w:r>
         <w:rPr>
@@ -775,7 +808,27 @@
           <w:sz w:val="21"/>
           <w:szCs w:val="21"/>
         </w:rPr>
-        <w:t>When operations like join() or groupBy() require data redistribution, Spark performs a shuffle—the most expensive step in many jobs.</w:t>
+        <w:t xml:space="preserve">When operations like join() or </w:t>
+      </w:r>
+      <w:proofErr w:type="spellStart"/>
+      <w:r>
+        <w:rPr>
+          <w:rStyle w:val="break-words"/>
+          <w:rFonts w:ascii="Segoe UI" w:hAnsi="Segoe UI" w:cs="Segoe UI"/>
+          <w:sz w:val="21"/>
+          <w:szCs w:val="21"/>
+        </w:rPr>
+        <w:t>groupBy</w:t>
+      </w:r>
+      <w:proofErr w:type="spellEnd"/>
+      <w:r>
+        <w:rPr>
+          <w:rStyle w:val="break-words"/>
+          <w:rFonts w:ascii="Segoe UI" w:hAnsi="Segoe UI" w:cs="Segoe UI"/>
+          <w:sz w:val="21"/>
+          <w:szCs w:val="21"/>
+        </w:rPr>
+        <w:t>() require data redistribution, Spark performs a shuffle—the most expensive step in many jobs.</w:t>
       </w:r>
       <w:r>
         <w:rPr>
@@ -991,7 +1044,8 @@
         </w:rPr>
         <w:br/>
       </w:r>
-      <w:hyperlink r:id="rId11" w:history="1">
+      <w:hyperlink r:id="rId10" w:history="1">
+        <w:proofErr w:type="spellStart"/>
         <w:r>
           <w:rPr>
             <w:rStyle w:val="visually-hidden"/>
@@ -1019,6 +1073,7 @@
           </w:rPr>
           <w:t>#DataEngineering</w:t>
         </w:r>
+        <w:proofErr w:type="spellEnd"/>
       </w:hyperlink>
       <w:r>
         <w:rPr>
@@ -1029,7 +1084,8 @@
         </w:rPr>
         <w:t xml:space="preserve"> </w:t>
       </w:r>
-      <w:hyperlink r:id="rId12" w:history="1">
+      <w:hyperlink r:id="rId11" w:history="1">
+        <w:proofErr w:type="spellStart"/>
         <w:r>
           <w:rPr>
             <w:rStyle w:val="visually-hidden"/>
@@ -1057,6 +1113,7 @@
           </w:rPr>
           <w:t>#PySpark</w:t>
         </w:r>
+        <w:proofErr w:type="spellEnd"/>
       </w:hyperlink>
       <w:r>
         <w:rPr>
@@ -1067,7 +1124,8 @@
         </w:rPr>
         <w:t xml:space="preserve"> </w:t>
       </w:r>
-      <w:hyperlink r:id="rId13" w:history="1">
+      <w:hyperlink r:id="rId12" w:history="1">
+        <w:proofErr w:type="spellStart"/>
         <w:r>
           <w:rPr>
             <w:rStyle w:val="visually-hidden"/>
@@ -1095,6 +1153,7 @@
           </w:rPr>
           <w:t>#AWS</w:t>
         </w:r>
+        <w:proofErr w:type="spellEnd"/>
       </w:hyperlink>
     </w:p>
     <w:p>
@@ -1150,7 +1209,7 @@
                     </pic:cNvPicPr>
                   </pic:nvPicPr>
                   <pic:blipFill>
-                    <a:blip r:embed="rId14">
+                    <a:blip r:embed="rId13">
                       <a:extLst>
                         <a:ext uri="{28A0092B-C50C-407E-A947-70E740481C1C}">
                           <a14:useLocalDpi xmlns:a14="http://schemas.microsoft.com/office/drawing/2010/main" val="0"/>
@@ -1362,7 +1421,27 @@
           <w:szCs w:val="21"/>
           <w:shd w:val="clear" w:color="auto" w:fill="FFFFFF"/>
         </w:rPr>
-        <w:t>If you're preparing for Data Engineer, PySpark, or Big Data interviews, these are the Spark concepts you must know.</w:t>
+        <w:t xml:space="preserve">If you're preparing for Data Engineer, </w:t>
+      </w:r>
+      <w:proofErr w:type="spellStart"/>
+      <w:r>
+        <w:rPr>
+          <w:rFonts w:ascii="Segoe UI" w:hAnsi="Segoe UI" w:cs="Segoe UI"/>
+          <w:sz w:val="21"/>
+          <w:szCs w:val="21"/>
+          <w:shd w:val="clear" w:color="auto" w:fill="FFFFFF"/>
+        </w:rPr>
+        <w:t>PySpark</w:t>
+      </w:r>
+      <w:proofErr w:type="spellEnd"/>
+      <w:r>
+        <w:rPr>
+          <w:rFonts w:ascii="Segoe UI" w:hAnsi="Segoe UI" w:cs="Segoe UI"/>
+          <w:sz w:val="21"/>
+          <w:szCs w:val="21"/>
+          <w:shd w:val="clear" w:color="auto" w:fill="FFFFFF"/>
+        </w:rPr>
+        <w:t>, or Big Data interviews, these are the Spark concepts you must know.</w:t>
       </w:r>
       <w:r>
         <w:rPr>
@@ -1527,7 +1606,27 @@
           <w:szCs w:val="21"/>
           <w:shd w:val="clear" w:color="auto" w:fill="FFFFFF"/>
         </w:rPr>
-        <w:t xml:space="preserve"> RDD vs DataFrame vs Dataset</w:t>
+        <w:t xml:space="preserve"> RDD vs </w:t>
+      </w:r>
+      <w:proofErr w:type="spellStart"/>
+      <w:r>
+        <w:rPr>
+          <w:rFonts w:ascii="Segoe UI" w:hAnsi="Segoe UI" w:cs="Segoe UI"/>
+          <w:sz w:val="21"/>
+          <w:szCs w:val="21"/>
+          <w:shd w:val="clear" w:color="auto" w:fill="FFFFFF"/>
+        </w:rPr>
+        <w:t>DataFrame</w:t>
+      </w:r>
+      <w:proofErr w:type="spellEnd"/>
+      <w:r>
+        <w:rPr>
+          <w:rFonts w:ascii="Segoe UI" w:hAnsi="Segoe UI" w:cs="Segoe UI"/>
+          <w:sz w:val="21"/>
+          <w:szCs w:val="21"/>
+          <w:shd w:val="clear" w:color="auto" w:fill="FFFFFF"/>
+        </w:rPr>
+        <w:t xml:space="preserve"> vs Dataset</w:t>
       </w:r>
       <w:r>
         <w:rPr>
@@ -1807,8 +1906,19 @@
           <w:szCs w:val="21"/>
           <w:shd w:val="clear" w:color="auto" w:fill="FFFFFF"/>
         </w:rPr>
-        <w:t xml:space="preserve"> MLlib</w:t>
-      </w:r>
+        <w:t xml:space="preserve"> </w:t>
+      </w:r>
+      <w:proofErr w:type="spellStart"/>
+      <w:r>
+        <w:rPr>
+          <w:rFonts w:ascii="Segoe UI" w:hAnsi="Segoe UI" w:cs="Segoe UI"/>
+          <w:sz w:val="21"/>
+          <w:szCs w:val="21"/>
+          <w:shd w:val="clear" w:color="auto" w:fill="FFFFFF"/>
+        </w:rPr>
+        <w:t>MLlib</w:t>
+      </w:r>
+      <w:proofErr w:type="spellEnd"/>
       <w:r>
         <w:rPr>
           <w:rFonts w:ascii="Segoe UI" w:hAnsi="Segoe UI" w:cs="Segoe UI"/>
@@ -2277,7 +2387,7 @@
         </w:rPr>
         <w:t xml:space="preserve"> </w:t>
       </w:r>
-      <w:hyperlink r:id="rId15" w:tgtFrame="_self" w:history="1">
+      <w:hyperlink r:id="rId14" w:tgtFrame="_self" w:history="1">
         <w:r>
           <w:rPr>
             <w:rStyle w:val="Hyperlink"/>
@@ -2558,7 +2668,7 @@
         </w:rPr>
         <w:t xml:space="preserve"> </w:t>
       </w:r>
-      <w:hyperlink r:id="rId16" w:tgtFrame="_self" w:history="1">
+      <w:hyperlink r:id="rId15" w:tgtFrame="_self" w:history="1">
         <w:r>
           <w:rPr>
             <w:rStyle w:val="Hyperlink"/>
@@ -2706,7 +2816,7 @@
         <w:lastRenderedPageBreak/>
         <w:t xml:space="preserve"> </w:t>
       </w:r>
-      <w:hyperlink r:id="rId17" w:tgtFrame="_self" w:history="1">
+      <w:hyperlink r:id="rId16" w:tgtFrame="_self" w:history="1">
         <w:r>
           <w:rPr>
             <w:rStyle w:val="Hyperlink"/>
@@ -2871,7 +2981,7 @@
         </w:rPr>
         <w:t xml:space="preserve"> </w:t>
       </w:r>
-      <w:hyperlink r:id="rId18" w:tgtFrame="_self" w:history="1">
+      <w:hyperlink r:id="rId17" w:tgtFrame="_self" w:history="1">
         <w:r>
           <w:rPr>
             <w:rStyle w:val="Hyperlink"/>
@@ -2929,7 +3039,7 @@
         </w:rPr>
         <w:t xml:space="preserve"> </w:t>
       </w:r>
-      <w:hyperlink r:id="rId19" w:history="1">
+      <w:hyperlink r:id="rId18" w:history="1">
         <w:r>
           <w:rPr>
             <w:rStyle w:val="Hyperlink"/>
@@ -2978,7 +3088,8 @@
         </w:rPr>
         <w:br/>
       </w:r>
-      <w:hyperlink r:id="rId20" w:history="1">
+      <w:hyperlink r:id="rId19" w:history="1">
+        <w:proofErr w:type="spellStart"/>
         <w:r>
           <w:rPr>
             <w:rStyle w:val="visually-hidden"/>
@@ -3006,6 +3117,7 @@
           </w:rPr>
           <w:t>#ApacheSpark</w:t>
         </w:r>
+        <w:proofErr w:type="spellEnd"/>
       </w:hyperlink>
       <w:r>
         <w:rPr>
@@ -3016,7 +3128,8 @@
         </w:rPr>
         <w:t xml:space="preserve"> </w:t>
       </w:r>
-      <w:hyperlink r:id="rId21" w:history="1">
+      <w:hyperlink r:id="rId20" w:history="1">
+        <w:proofErr w:type="spellStart"/>
         <w:r>
           <w:rPr>
             <w:rStyle w:val="visually-hidden"/>
@@ -3044,6 +3157,7 @@
           </w:rPr>
           <w:t>#Spark</w:t>
         </w:r>
+        <w:proofErr w:type="spellEnd"/>
       </w:hyperlink>
       <w:r>
         <w:rPr>
@@ -3054,7 +3168,8 @@
         </w:rPr>
         <w:t xml:space="preserve"> </w:t>
       </w:r>
-      <w:hyperlink r:id="rId22" w:history="1">
+      <w:hyperlink r:id="rId21" w:history="1">
+        <w:proofErr w:type="spellStart"/>
         <w:r>
           <w:rPr>
             <w:rStyle w:val="visually-hidden"/>
@@ -3082,6 +3197,7 @@
           </w:rPr>
           <w:t>#PySpark</w:t>
         </w:r>
+        <w:proofErr w:type="spellEnd"/>
       </w:hyperlink>
       <w:r>
         <w:rPr>
@@ -3092,7 +3208,8 @@
         </w:rPr>
         <w:t xml:space="preserve"> </w:t>
       </w:r>
-      <w:hyperlink r:id="rId23" w:history="1">
+      <w:hyperlink r:id="rId22" w:history="1">
+        <w:proofErr w:type="spellStart"/>
         <w:r>
           <w:rPr>
             <w:rStyle w:val="visually-hidden"/>
@@ -3120,6 +3237,7 @@
           </w:rPr>
           <w:t>#BigData</w:t>
         </w:r>
+        <w:proofErr w:type="spellEnd"/>
       </w:hyperlink>
       <w:r>
         <w:rPr>
@@ -3130,7 +3248,8 @@
         </w:rPr>
         <w:t xml:space="preserve"> </w:t>
       </w:r>
-      <w:hyperlink r:id="rId24" w:history="1">
+      <w:hyperlink r:id="rId23" w:history="1">
+        <w:proofErr w:type="spellStart"/>
         <w:r>
           <w:rPr>
             <w:rStyle w:val="visually-hidden"/>
@@ -3158,6 +3277,7 @@
           </w:rPr>
           <w:t>#DataEngineering</w:t>
         </w:r>
+        <w:proofErr w:type="spellEnd"/>
       </w:hyperlink>
       <w:r>
         <w:rPr>
@@ -3168,7 +3288,8 @@
         </w:rPr>
         <w:t xml:space="preserve"> </w:t>
       </w:r>
-      <w:hyperlink r:id="rId25" w:history="1">
+      <w:hyperlink r:id="rId24" w:history="1">
+        <w:proofErr w:type="spellStart"/>
         <w:r>
           <w:rPr>
             <w:rStyle w:val="visually-hidden"/>
@@ -3196,6 +3317,7 @@
           </w:rPr>
           <w:t>#Databricks</w:t>
         </w:r>
+        <w:proofErr w:type="spellEnd"/>
       </w:hyperlink>
       <w:r>
         <w:rPr>
@@ -3206,7 +3328,8 @@
         </w:rPr>
         <w:t xml:space="preserve"> </w:t>
       </w:r>
-      <w:hyperlink r:id="rId26" w:history="1">
+      <w:hyperlink r:id="rId25" w:history="1">
+        <w:proofErr w:type="spellStart"/>
         <w:r>
           <w:rPr>
             <w:rStyle w:val="visually-hidden"/>
@@ -3234,6 +3357,7 @@
           </w:rPr>
           <w:t>#DataEngineer</w:t>
         </w:r>
+        <w:proofErr w:type="spellEnd"/>
       </w:hyperlink>
       <w:r>
         <w:rPr>
@@ -3244,7 +3368,8 @@
         </w:rPr>
         <w:t xml:space="preserve"> </w:t>
       </w:r>
-      <w:hyperlink r:id="rId27" w:history="1">
+      <w:hyperlink r:id="rId26" w:history="1">
+        <w:proofErr w:type="spellStart"/>
         <w:r>
           <w:rPr>
             <w:rStyle w:val="visually-hidden"/>
@@ -3272,6 +3397,7 @@
           </w:rPr>
           <w:t>#SparkSQL</w:t>
         </w:r>
+        <w:proofErr w:type="spellEnd"/>
       </w:hyperlink>
       <w:r>
         <w:rPr>
@@ -3282,7 +3408,8 @@
         </w:rPr>
         <w:t xml:space="preserve"> </w:t>
       </w:r>
-      <w:hyperlink r:id="rId28" w:history="1">
+      <w:hyperlink r:id="rId27" w:history="1">
+        <w:proofErr w:type="spellStart"/>
         <w:r>
           <w:rPr>
             <w:rStyle w:val="visually-hidden"/>
@@ -3310,6 +3437,7 @@
           </w:rPr>
           <w:t>#Python</w:t>
         </w:r>
+        <w:proofErr w:type="spellEnd"/>
       </w:hyperlink>
       <w:r>
         <w:rPr>
@@ -3320,7 +3448,8 @@
         </w:rPr>
         <w:t xml:space="preserve"> </w:t>
       </w:r>
-      <w:hyperlink r:id="rId29" w:history="1">
+      <w:hyperlink r:id="rId28" w:history="1">
+        <w:proofErr w:type="spellStart"/>
         <w:r>
           <w:rPr>
             <w:rStyle w:val="visually-hidden"/>
@@ -3348,6 +3477,7 @@
           </w:rPr>
           <w:t>#SQL</w:t>
         </w:r>
+        <w:proofErr w:type="spellEnd"/>
       </w:hyperlink>
       <w:r>
         <w:rPr>
@@ -3358,7 +3488,8 @@
         </w:rPr>
         <w:t xml:space="preserve"> </w:t>
       </w:r>
-      <w:hyperlink r:id="rId30" w:history="1">
+      <w:hyperlink r:id="rId29" w:history="1">
+        <w:proofErr w:type="spellStart"/>
         <w:r>
           <w:rPr>
             <w:rStyle w:val="visually-hidden"/>
@@ -3386,6 +3517,7 @@
           </w:rPr>
           <w:t>#InterviewPreparation</w:t>
         </w:r>
+        <w:proofErr w:type="spellEnd"/>
       </w:hyperlink>
       <w:r>
         <w:rPr>
@@ -3396,7 +3528,8 @@
         </w:rPr>
         <w:t xml:space="preserve"> </w:t>
       </w:r>
-      <w:hyperlink r:id="rId31" w:history="1">
+      <w:hyperlink r:id="rId30" w:history="1">
+        <w:proofErr w:type="spellStart"/>
         <w:r>
           <w:rPr>
             <w:rStyle w:val="visually-hidden"/>
@@ -3424,6 +3557,7 @@
           </w:rPr>
           <w:t>#TechJobs</w:t>
         </w:r>
+        <w:proofErr w:type="spellEnd"/>
       </w:hyperlink>
     </w:p>
     <w:p/>
@@ -3447,6 +3581,62 @@
                 <pic:pic xmlns:pic="http://schemas.openxmlformats.org/drawingml/2006/picture">
                   <pic:nvPicPr>
                     <pic:cNvPr id="0" name="Picture 3" descr="View image"/>
+                    <pic:cNvPicPr>
+                      <a:picLocks noChangeAspect="1" noChangeArrowheads="1"/>
+                    </pic:cNvPicPr>
+                  </pic:nvPicPr>
+                  <pic:blipFill>
+                    <a:blip r:embed="rId31">
+                      <a:extLst>
+                        <a:ext uri="{28A0092B-C50C-407E-A947-70E740481C1C}">
+                          <a14:useLocalDpi xmlns:a14="http://schemas.microsoft.com/office/drawing/2010/main" val="0"/>
+                        </a:ext>
+                      </a:extLst>
+                    </a:blip>
+                    <a:srcRect/>
+                    <a:stretch>
+                      <a:fillRect/>
+                    </a:stretch>
+                  </pic:blipFill>
+                  <pic:spPr bwMode="auto">
+                    <a:xfrm>
+                      <a:off x="0" y="0"/>
+                      <a:ext cx="5731510" cy="5731510"/>
+                    </a:xfrm>
+                    <a:prstGeom prst="rect">
+                      <a:avLst/>
+                    </a:prstGeom>
+                    <a:noFill/>
+                    <a:ln>
+                      <a:noFill/>
+                    </a:ln>
+                  </pic:spPr>
+                </pic:pic>
+              </a:graphicData>
+            </a:graphic>
+          </wp:inline>
+        </w:drawing>
+      </w:r>
+    </w:p>
+    <w:p>
+      <w:r>
+        <w:rPr>
+          <w:noProof/>
+        </w:rPr>
+        <w:lastRenderedPageBreak/>
+        <w:drawing>
+          <wp:inline distT="0" distB="0" distL="0" distR="0" wp14:anchorId="2AC83B2D" wp14:editId="0738B99D">
+            <wp:extent cx="5731510" cy="5731510"/>
+            <wp:effectExtent l="0" t="0" r="2540" b="2540"/>
+            <wp:docPr id="1272604624" name="Picture 3" descr="View image"/>
+            <wp:cNvGraphicFramePr>
+              <a:graphicFrameLocks xmlns:a="http://schemas.openxmlformats.org/drawingml/2006/main" noChangeAspect="1"/>
+            </wp:cNvGraphicFramePr>
+            <a:graphic xmlns:a="http://schemas.openxmlformats.org/drawingml/2006/main">
+              <a:graphicData uri="http://schemas.openxmlformats.org/drawingml/2006/picture">
+                <pic:pic xmlns:pic="http://schemas.openxmlformats.org/drawingml/2006/picture">
+                  <pic:nvPicPr>
+                    <pic:cNvPr id="0" name="Picture 5" descr="View image"/>
                     <pic:cNvPicPr>
                       <a:picLocks noChangeAspect="1" noChangeArrowheads="1"/>
                     </pic:cNvPicPr>
@@ -3491,10 +3681,10 @@
         </w:rPr>
         <w:lastRenderedPageBreak/>
         <w:drawing>
-          <wp:inline distT="0" distB="0" distL="0" distR="0" wp14:anchorId="2AC83B2D" wp14:editId="0738B99D">
+          <wp:inline distT="0" distB="0" distL="0" distR="0" wp14:anchorId="027A19B5" wp14:editId="681CAC87">
             <wp:extent cx="5731510" cy="5731510"/>
             <wp:effectExtent l="0" t="0" r="2540" b="2540"/>
-            <wp:docPr id="1272604624" name="Picture 3" descr="View image"/>
+            <wp:docPr id="1194133428" name="Picture 4" descr="View image"/>
             <wp:cNvGraphicFramePr>
               <a:graphicFrameLocks xmlns:a="http://schemas.openxmlformats.org/drawingml/2006/main" noChangeAspect="1"/>
             </wp:cNvGraphicFramePr>
@@ -3502,7 +3692,7 @@
               <a:graphicData uri="http://schemas.openxmlformats.org/drawingml/2006/picture">
                 <pic:pic xmlns:pic="http://schemas.openxmlformats.org/drawingml/2006/picture">
                   <pic:nvPicPr>
-                    <pic:cNvPr id="0" name="Picture 5" descr="View image"/>
+                    <pic:cNvPr id="0" name="Picture 7" descr="View image"/>
                     <pic:cNvPicPr>
                       <a:picLocks noChangeAspect="1" noChangeArrowheads="1"/>
                     </pic:cNvPicPr>
@@ -3539,18 +3729,16 @@
           </wp:inline>
         </w:drawing>
       </w:r>
-    </w:p>
-    <w:p>
       <w:r>
         <w:rPr>
           <w:noProof/>
         </w:rPr>
         <w:lastRenderedPageBreak/>
         <w:drawing>
-          <wp:inline distT="0" distB="0" distL="0" distR="0" wp14:anchorId="027A19B5" wp14:editId="681CAC87">
+          <wp:inline distT="0" distB="0" distL="0" distR="0" wp14:anchorId="41D3510A" wp14:editId="010C76EB">
             <wp:extent cx="5731510" cy="5731510"/>
             <wp:effectExtent l="0" t="0" r="2540" b="2540"/>
-            <wp:docPr id="1194133428" name="Picture 4" descr="View image"/>
+            <wp:docPr id="433579126" name="Picture 5" descr="View image"/>
             <wp:cNvGraphicFramePr>
               <a:graphicFrameLocks xmlns:a="http://schemas.openxmlformats.org/drawingml/2006/main" noChangeAspect="1"/>
             </wp:cNvGraphicFramePr>
@@ -3558,7 +3746,7 @@
               <a:graphicData uri="http://schemas.openxmlformats.org/drawingml/2006/picture">
                 <pic:pic xmlns:pic="http://schemas.openxmlformats.org/drawingml/2006/picture">
                   <pic:nvPicPr>
-                    <pic:cNvPr id="0" name="Picture 7" descr="View image"/>
+                    <pic:cNvPr id="0" name="Picture 9" descr="View image"/>
                     <pic:cNvPicPr>
                       <a:picLocks noChangeAspect="1" noChangeArrowheads="1"/>
                     </pic:cNvPicPr>
@@ -3601,10 +3789,10 @@
         </w:rPr>
         <w:lastRenderedPageBreak/>
         <w:drawing>
-          <wp:inline distT="0" distB="0" distL="0" distR="0" wp14:anchorId="41D3510A" wp14:editId="010C76EB">
+          <wp:inline distT="0" distB="0" distL="0" distR="0" wp14:anchorId="6C046C04" wp14:editId="5844C909">
             <wp:extent cx="5731510" cy="5731510"/>
             <wp:effectExtent l="0" t="0" r="2540" b="2540"/>
-            <wp:docPr id="433579126" name="Picture 5" descr="View image"/>
+            <wp:docPr id="1214292156" name="Picture 1" descr="View image"/>
             <wp:cNvGraphicFramePr>
               <a:graphicFrameLocks xmlns:a="http://schemas.openxmlformats.org/drawingml/2006/main" noChangeAspect="1"/>
             </wp:cNvGraphicFramePr>
@@ -3612,7 +3800,7 @@
               <a:graphicData uri="http://schemas.openxmlformats.org/drawingml/2006/picture">
                 <pic:pic xmlns:pic="http://schemas.openxmlformats.org/drawingml/2006/picture">
                   <pic:nvPicPr>
-                    <pic:cNvPr id="0" name="Picture 9" descr="View image"/>
+                    <pic:cNvPr id="0" name="Picture 1" descr="View image"/>
                     <pic:cNvPicPr>
                       <a:picLocks noChangeAspect="1" noChangeArrowheads="1"/>
                     </pic:cNvPicPr>
@@ -3649,60 +3837,6 @@
           </wp:inline>
         </w:drawing>
       </w:r>
-      <w:r>
-        <w:rPr>
-          <w:noProof/>
-        </w:rPr>
-        <w:lastRenderedPageBreak/>
-        <w:drawing>
-          <wp:inline distT="0" distB="0" distL="0" distR="0" wp14:anchorId="6C046C04" wp14:editId="5844C909">
-            <wp:extent cx="5731510" cy="5731510"/>
-            <wp:effectExtent l="0" t="0" r="2540" b="2540"/>
-            <wp:docPr id="1214292156" name="Picture 1" descr="View image"/>
-            <wp:cNvGraphicFramePr>
-              <a:graphicFrameLocks xmlns:a="http://schemas.openxmlformats.org/drawingml/2006/main" noChangeAspect="1"/>
-            </wp:cNvGraphicFramePr>
-            <a:graphic xmlns:a="http://schemas.openxmlformats.org/drawingml/2006/main">
-              <a:graphicData uri="http://schemas.openxmlformats.org/drawingml/2006/picture">
-                <pic:pic xmlns:pic="http://schemas.openxmlformats.org/drawingml/2006/picture">
-                  <pic:nvPicPr>
-                    <pic:cNvPr id="0" name="Picture 1" descr="View image"/>
-                    <pic:cNvPicPr>
-                      <a:picLocks noChangeAspect="1" noChangeArrowheads="1"/>
-                    </pic:cNvPicPr>
-                  </pic:nvPicPr>
-                  <pic:blipFill>
-                    <a:blip r:embed="rId36">
-                      <a:extLst>
-                        <a:ext uri="{28A0092B-C50C-407E-A947-70E740481C1C}">
-                          <a14:useLocalDpi xmlns:a14="http://schemas.microsoft.com/office/drawing/2010/main" val="0"/>
-                        </a:ext>
-                      </a:extLst>
-                    </a:blip>
-                    <a:srcRect/>
-                    <a:stretch>
-                      <a:fillRect/>
-                    </a:stretch>
-                  </pic:blipFill>
-                  <pic:spPr bwMode="auto">
-                    <a:xfrm>
-                      <a:off x="0" y="0"/>
-                      <a:ext cx="5731510" cy="5731510"/>
-                    </a:xfrm>
-                    <a:prstGeom prst="rect">
-                      <a:avLst/>
-                    </a:prstGeom>
-                    <a:noFill/>
-                    <a:ln>
-                      <a:noFill/>
-                    </a:ln>
-                  </pic:spPr>
-                </pic:pic>
-              </a:graphicData>
-            </a:graphic>
-          </wp:inline>
-        </w:drawing>
-      </w:r>
     </w:p>
     <w:p>
       <w:r>
@@ -3728,7 +3862,7 @@
                     </pic:cNvPicPr>
                   </pic:nvPicPr>
                   <pic:blipFill>
-                    <a:blip r:embed="rId37">
+                    <a:blip r:embed="rId36">
                       <a:extLst>
                         <a:ext uri="{28A0092B-C50C-407E-A947-70E740481C1C}">
                           <a14:useLocalDpi xmlns:a14="http://schemas.microsoft.com/office/drawing/2010/main" val="0"/>
@@ -3782,7 +3916,7 @@
                     </pic:cNvPicPr>
                   </pic:nvPicPr>
                   <pic:blipFill>
-                    <a:blip r:embed="rId38">
+                    <a:blip r:embed="rId37">
                       <a:extLst>
                         <a:ext uri="{28A0092B-C50C-407E-A947-70E740481C1C}">
                           <a14:useLocalDpi xmlns:a14="http://schemas.microsoft.com/office/drawing/2010/main" val="0"/>
@@ -3836,7 +3970,7 @@
                     </pic:cNvPicPr>
                   </pic:nvPicPr>
                   <pic:blipFill>
-                    <a:blip r:embed="rId39">
+                    <a:blip r:embed="rId38">
                       <a:extLst>
                         <a:ext uri="{28A0092B-C50C-407E-A947-70E740481C1C}">
                           <a14:useLocalDpi xmlns:a14="http://schemas.microsoft.com/office/drawing/2010/main" val="0"/>
@@ -3885,6 +4019,60 @@
                 <pic:pic xmlns:pic="http://schemas.openxmlformats.org/drawingml/2006/picture">
                   <pic:nvPicPr>
                     <pic:cNvPr id="0" name="Picture 5" descr="View image"/>
+                    <pic:cNvPicPr>
+                      <a:picLocks noChangeAspect="1" noChangeArrowheads="1"/>
+                    </pic:cNvPicPr>
+                  </pic:nvPicPr>
+                  <pic:blipFill>
+                    <a:blip r:embed="rId39">
+                      <a:extLst>
+                        <a:ext uri="{28A0092B-C50C-407E-A947-70E740481C1C}">
+                          <a14:useLocalDpi xmlns:a14="http://schemas.microsoft.com/office/drawing/2010/main" val="0"/>
+                        </a:ext>
+                      </a:extLst>
+                    </a:blip>
+                    <a:srcRect/>
+                    <a:stretch>
+                      <a:fillRect/>
+                    </a:stretch>
+                  </pic:blipFill>
+                  <pic:spPr bwMode="auto">
+                    <a:xfrm>
+                      <a:off x="0" y="0"/>
+                      <a:ext cx="5731510" cy="8099425"/>
+                    </a:xfrm>
+                    <a:prstGeom prst="rect">
+                      <a:avLst/>
+                    </a:prstGeom>
+                    <a:noFill/>
+                    <a:ln>
+                      <a:noFill/>
+                    </a:ln>
+                  </pic:spPr>
+                </pic:pic>
+              </a:graphicData>
+            </a:graphic>
+          </wp:inline>
+        </w:drawing>
+      </w:r>
+      <w:r>
+        <w:rPr>
+          <w:noProof/>
+        </w:rPr>
+        <w:lastRenderedPageBreak/>
+        <w:drawing>
+          <wp:inline distT="0" distB="0" distL="0" distR="0" wp14:anchorId="7CDD4254" wp14:editId="605E4E57">
+            <wp:extent cx="5731510" cy="8099425"/>
+            <wp:effectExtent l="0" t="0" r="2540" b="0"/>
+            <wp:docPr id="266552390" name="Picture 4" descr="View image"/>
+            <wp:cNvGraphicFramePr>
+              <a:graphicFrameLocks xmlns:a="http://schemas.openxmlformats.org/drawingml/2006/main" noChangeAspect="1"/>
+            </wp:cNvGraphicFramePr>
+            <a:graphic xmlns:a="http://schemas.openxmlformats.org/drawingml/2006/main">
+              <a:graphicData uri="http://schemas.openxmlformats.org/drawingml/2006/picture">
+                <pic:pic xmlns:pic="http://schemas.openxmlformats.org/drawingml/2006/picture">
+                  <pic:nvPicPr>
+                    <pic:cNvPr id="0" name="Picture 7" descr="View image"/>
                     <pic:cNvPicPr>
                       <a:picLocks noChangeAspect="1" noChangeArrowheads="1"/>
                     </pic:cNvPicPr>
@@ -3927,60 +4115,6 @@
         </w:rPr>
         <w:lastRenderedPageBreak/>
         <w:drawing>
-          <wp:inline distT="0" distB="0" distL="0" distR="0" wp14:anchorId="7CDD4254" wp14:editId="605E4E57">
-            <wp:extent cx="5731510" cy="8099425"/>
-            <wp:effectExtent l="0" t="0" r="2540" b="0"/>
-            <wp:docPr id="266552390" name="Picture 4" descr="View image"/>
-            <wp:cNvGraphicFramePr>
-              <a:graphicFrameLocks xmlns:a="http://schemas.openxmlformats.org/drawingml/2006/main" noChangeAspect="1"/>
-            </wp:cNvGraphicFramePr>
-            <a:graphic xmlns:a="http://schemas.openxmlformats.org/drawingml/2006/main">
-              <a:graphicData uri="http://schemas.openxmlformats.org/drawingml/2006/picture">
-                <pic:pic xmlns:pic="http://schemas.openxmlformats.org/drawingml/2006/picture">
-                  <pic:nvPicPr>
-                    <pic:cNvPr id="0" name="Picture 7" descr="View image"/>
-                    <pic:cNvPicPr>
-                      <a:picLocks noChangeAspect="1" noChangeArrowheads="1"/>
-                    </pic:cNvPicPr>
-                  </pic:nvPicPr>
-                  <pic:blipFill>
-                    <a:blip r:embed="rId41">
-                      <a:extLst>
-                        <a:ext uri="{28A0092B-C50C-407E-A947-70E740481C1C}">
-                          <a14:useLocalDpi xmlns:a14="http://schemas.microsoft.com/office/drawing/2010/main" val="0"/>
-                        </a:ext>
-                      </a:extLst>
-                    </a:blip>
-                    <a:srcRect/>
-                    <a:stretch>
-                      <a:fillRect/>
-                    </a:stretch>
-                  </pic:blipFill>
-                  <pic:spPr bwMode="auto">
-                    <a:xfrm>
-                      <a:off x="0" y="0"/>
-                      <a:ext cx="5731510" cy="8099425"/>
-                    </a:xfrm>
-                    <a:prstGeom prst="rect">
-                      <a:avLst/>
-                    </a:prstGeom>
-                    <a:noFill/>
-                    <a:ln>
-                      <a:noFill/>
-                    </a:ln>
-                  </pic:spPr>
-                </pic:pic>
-              </a:graphicData>
-            </a:graphic>
-          </wp:inline>
-        </w:drawing>
-      </w:r>
-      <w:r>
-        <w:rPr>
-          <w:noProof/>
-        </w:rPr>
-        <w:lastRenderedPageBreak/>
-        <w:drawing>
           <wp:inline distT="0" distB="0" distL="0" distR="0" wp14:anchorId="5E1CD5D9" wp14:editId="6E9A0229">
             <wp:extent cx="5731510" cy="8595360"/>
             <wp:effectExtent l="0" t="0" r="2540" b="0"/>
@@ -3998,7 +4132,7 @@
                     </pic:cNvPicPr>
                   </pic:nvPicPr>
                   <pic:blipFill>
-                    <a:blip r:embed="rId42">
+                    <a:blip r:embed="rId41">
                       <a:extLst>
                         <a:ext uri="{28A0092B-C50C-407E-A947-70E740481C1C}">
                           <a14:useLocalDpi xmlns:a14="http://schemas.microsoft.com/office/drawing/2010/main" val="0"/>
@@ -4029,6 +4163,1163 @@
           </wp:inline>
         </w:drawing>
       </w:r>
+    </w:p>
+    <w:p>
+      <w:pPr>
+        <w:pBdr>
+          <w:bottom w:val="single" w:sz="6" w:space="1" w:color="auto"/>
+        </w:pBdr>
+        <w:rPr>
+          <w:rFonts w:ascii="Cambria Math" w:hAnsi="Cambria Math" w:cs="Cambria Math"/>
+          <w:sz w:val="21"/>
+          <w:szCs w:val="21"/>
+          <w:shd w:val="clear" w:color="auto" w:fill="FFFFFF"/>
+        </w:rPr>
+      </w:pPr>
+    </w:p>
+    <w:p>
+      <w:pPr>
+        <w:rPr>
+          <w:rFonts w:ascii="Cambria Math" w:hAnsi="Cambria Math" w:cs="Cambria Math"/>
+          <w:sz w:val="21"/>
+          <w:szCs w:val="21"/>
+          <w:shd w:val="clear" w:color="auto" w:fill="FFFFFF"/>
+        </w:rPr>
+      </w:pPr>
+    </w:p>
+    <w:p>
+      <w:pPr>
+        <w:rPr>
+          <w:rFonts w:ascii="Cambria Math" w:hAnsi="Cambria Math" w:cs="Cambria Math"/>
+          <w:sz w:val="21"/>
+          <w:szCs w:val="21"/>
+          <w:shd w:val="clear" w:color="auto" w:fill="FFFFFF"/>
+        </w:rPr>
+      </w:pPr>
+    </w:p>
+    <w:p>
+      <w:r>
+        <w:rPr>
+          <w:rFonts w:ascii="Cambria Math" w:hAnsi="Cambria Math" w:cs="Cambria Math"/>
+          <w:sz w:val="21"/>
+          <w:szCs w:val="21"/>
+          <w:shd w:val="clear" w:color="auto" w:fill="FFFFFF"/>
+        </w:rPr>
+        <w:t>𝐀𝐩𝐚𝐜𝐡𝐞</w:t>
+      </w:r>
+      <w:r>
+        <w:rPr>
+          <w:rFonts w:ascii="Segoe UI" w:hAnsi="Segoe UI" w:cs="Segoe UI"/>
+          <w:sz w:val="21"/>
+          <w:szCs w:val="21"/>
+          <w:shd w:val="clear" w:color="auto" w:fill="FFFFFF"/>
+        </w:rPr>
+        <w:t xml:space="preserve"> </w:t>
+      </w:r>
+      <w:r>
+        <w:rPr>
+          <w:rFonts w:ascii="Cambria Math" w:hAnsi="Cambria Math" w:cs="Cambria Math"/>
+          <w:sz w:val="21"/>
+          <w:szCs w:val="21"/>
+          <w:shd w:val="clear" w:color="auto" w:fill="FFFFFF"/>
+        </w:rPr>
+        <w:t>𝐒𝐩𝐚𝐫𝐤</w:t>
+      </w:r>
+      <w:r>
+        <w:rPr>
+          <w:rFonts w:ascii="Segoe UI" w:hAnsi="Segoe UI" w:cs="Segoe UI"/>
+          <w:sz w:val="21"/>
+          <w:szCs w:val="21"/>
+          <w:shd w:val="clear" w:color="auto" w:fill="FFFFFF"/>
+        </w:rPr>
+        <w:t xml:space="preserve"> : </w:t>
+      </w:r>
+      <w:r>
+        <w:rPr>
+          <w:rFonts w:ascii="Cambria Math" w:hAnsi="Cambria Math" w:cs="Cambria Math"/>
+          <w:sz w:val="21"/>
+          <w:szCs w:val="21"/>
+          <w:shd w:val="clear" w:color="auto" w:fill="FFFFFF"/>
+        </w:rPr>
+        <w:t>𝐀</w:t>
+      </w:r>
+      <w:r>
+        <w:rPr>
+          <w:rFonts w:ascii="Segoe UI" w:hAnsi="Segoe UI" w:cs="Segoe UI"/>
+          <w:sz w:val="21"/>
+          <w:szCs w:val="21"/>
+          <w:shd w:val="clear" w:color="auto" w:fill="FFFFFF"/>
+        </w:rPr>
+        <w:t xml:space="preserve"> </w:t>
+      </w:r>
+      <w:r>
+        <w:rPr>
+          <w:rFonts w:ascii="Cambria Math" w:hAnsi="Cambria Math" w:cs="Cambria Math"/>
+          <w:sz w:val="21"/>
+          <w:szCs w:val="21"/>
+          <w:shd w:val="clear" w:color="auto" w:fill="FFFFFF"/>
+        </w:rPr>
+        <w:t>𝐁𝐞𝐠𝐢𝐧𝐧𝐞𝐫</w:t>
+      </w:r>
+      <w:r>
+        <w:rPr>
+          <w:rFonts w:ascii="Segoe UI" w:hAnsi="Segoe UI" w:cs="Segoe UI"/>
+          <w:sz w:val="21"/>
+          <w:szCs w:val="21"/>
+          <w:shd w:val="clear" w:color="auto" w:fill="FFFFFF"/>
+        </w:rPr>
+        <w:t>’</w:t>
+      </w:r>
+      <w:r>
+        <w:rPr>
+          <w:rFonts w:ascii="Cambria Math" w:hAnsi="Cambria Math" w:cs="Cambria Math"/>
+          <w:sz w:val="21"/>
+          <w:szCs w:val="21"/>
+          <w:shd w:val="clear" w:color="auto" w:fill="FFFFFF"/>
+        </w:rPr>
+        <w:t>𝐬</w:t>
+      </w:r>
+      <w:r>
+        <w:rPr>
+          <w:rFonts w:ascii="Segoe UI" w:hAnsi="Segoe UI" w:cs="Segoe UI"/>
+          <w:sz w:val="21"/>
+          <w:szCs w:val="21"/>
+          <w:shd w:val="clear" w:color="auto" w:fill="FFFFFF"/>
+        </w:rPr>
+        <w:t xml:space="preserve"> </w:t>
+      </w:r>
+      <w:r>
+        <w:rPr>
+          <w:rFonts w:ascii="Cambria Math" w:hAnsi="Cambria Math" w:cs="Cambria Math"/>
+          <w:sz w:val="21"/>
+          <w:szCs w:val="21"/>
+          <w:shd w:val="clear" w:color="auto" w:fill="FFFFFF"/>
+        </w:rPr>
+        <w:t>𝐆𝐮𝐢𝐝𝐞</w:t>
+      </w:r>
+      <w:r>
+        <w:rPr>
+          <w:rFonts w:ascii="Segoe UI" w:hAnsi="Segoe UI" w:cs="Segoe UI"/>
+          <w:sz w:val="21"/>
+          <w:szCs w:val="21"/>
+          <w:shd w:val="clear" w:color="auto" w:fill="FFFFFF"/>
+        </w:rPr>
+        <w:t xml:space="preserve"> </w:t>
+      </w:r>
+      <w:r>
+        <w:rPr>
+          <w:rFonts w:ascii="Cambria Math" w:hAnsi="Cambria Math" w:cs="Cambria Math"/>
+          <w:sz w:val="21"/>
+          <w:szCs w:val="21"/>
+          <w:shd w:val="clear" w:color="auto" w:fill="FFFFFF"/>
+        </w:rPr>
+        <w:t>𝐭𝐨</w:t>
+      </w:r>
+      <w:r>
+        <w:rPr>
+          <w:rFonts w:ascii="Segoe UI" w:hAnsi="Segoe UI" w:cs="Segoe UI"/>
+          <w:sz w:val="21"/>
+          <w:szCs w:val="21"/>
+          <w:shd w:val="clear" w:color="auto" w:fill="FFFFFF"/>
+        </w:rPr>
+        <w:t xml:space="preserve"> </w:t>
+      </w:r>
+      <w:r>
+        <w:rPr>
+          <w:rFonts w:ascii="Cambria Math" w:hAnsi="Cambria Math" w:cs="Cambria Math"/>
+          <w:sz w:val="21"/>
+          <w:szCs w:val="21"/>
+          <w:shd w:val="clear" w:color="auto" w:fill="FFFFFF"/>
+        </w:rPr>
+        <w:t>𝐁𝐢𝐠</w:t>
+      </w:r>
+      <w:r>
+        <w:rPr>
+          <w:rFonts w:ascii="Segoe UI" w:hAnsi="Segoe UI" w:cs="Segoe UI"/>
+          <w:sz w:val="21"/>
+          <w:szCs w:val="21"/>
+          <w:shd w:val="clear" w:color="auto" w:fill="FFFFFF"/>
+        </w:rPr>
+        <w:t xml:space="preserve"> </w:t>
+      </w:r>
+      <w:r>
+        <w:rPr>
+          <w:rFonts w:ascii="Cambria Math" w:hAnsi="Cambria Math" w:cs="Cambria Math"/>
+          <w:sz w:val="21"/>
+          <w:szCs w:val="21"/>
+          <w:shd w:val="clear" w:color="auto" w:fill="FFFFFF"/>
+        </w:rPr>
+        <w:t>𝐃𝐚𝐭𝐚</w:t>
+      </w:r>
+      <w:r>
+        <w:rPr>
+          <w:rFonts w:ascii="Segoe UI" w:hAnsi="Segoe UI" w:cs="Segoe UI"/>
+          <w:sz w:val="21"/>
+          <w:szCs w:val="21"/>
+          <w:shd w:val="clear" w:color="auto" w:fill="FFFFFF"/>
+        </w:rPr>
+        <w:t xml:space="preserve"> </w:t>
+      </w:r>
+      <w:r>
+        <w:rPr>
+          <w:rFonts w:ascii="Cambria Math" w:hAnsi="Cambria Math" w:cs="Cambria Math"/>
+          <w:sz w:val="21"/>
+          <w:szCs w:val="21"/>
+          <w:shd w:val="clear" w:color="auto" w:fill="FFFFFF"/>
+        </w:rPr>
+        <w:t>𝐏𝐫𝐨𝐜𝐞𝐬𝐬𝐢𝐧𝐠</w:t>
+      </w:r>
+      <w:r>
+        <w:rPr>
+          <w:rFonts w:ascii="Segoe UI" w:hAnsi="Segoe UI" w:cs="Segoe UI"/>
+          <w:sz w:val="21"/>
+          <w:szCs w:val="21"/>
+          <w:shd w:val="clear" w:color="auto" w:fill="FFFFFF"/>
+        </w:rPr>
+        <w:t xml:space="preserve"> </w:t>
+      </w:r>
+      <w:r>
+        <w:rPr>
+          <w:rFonts w:ascii="Segoe UI Emoji" w:hAnsi="Segoe UI Emoji" w:cs="Segoe UI Emoji"/>
+          <w:sz w:val="21"/>
+          <w:szCs w:val="21"/>
+          <w:shd w:val="clear" w:color="auto" w:fill="FFFFFF"/>
+        </w:rPr>
+        <w:t>🚀</w:t>
+      </w:r>
+      <w:r>
+        <w:rPr>
+          <w:rFonts w:ascii="Segoe UI" w:hAnsi="Segoe UI" w:cs="Segoe UI"/>
+          <w:sz w:val="21"/>
+          <w:szCs w:val="21"/>
+        </w:rPr>
+        <w:br/>
+      </w:r>
+      <w:r>
+        <w:rPr>
+          <w:rFonts w:ascii="Segoe UI" w:hAnsi="Segoe UI" w:cs="Segoe UI"/>
+          <w:sz w:val="21"/>
+          <w:szCs w:val="21"/>
+          <w:shd w:val="clear" w:color="auto" w:fill="FFFFFF"/>
+        </w:rPr>
+        <w:t>Big data didn’t evolve overnight.</w:t>
+      </w:r>
+      <w:r>
+        <w:rPr>
+          <w:rFonts w:ascii="Segoe UI" w:hAnsi="Segoe UI" w:cs="Segoe UI"/>
+          <w:sz w:val="21"/>
+          <w:szCs w:val="21"/>
+        </w:rPr>
+        <w:br/>
+      </w:r>
+      <w:r>
+        <w:rPr>
+          <w:rFonts w:ascii="Segoe UI" w:hAnsi="Segoe UI" w:cs="Segoe UI"/>
+          <w:sz w:val="21"/>
+          <w:szCs w:val="21"/>
+        </w:rPr>
+        <w:br/>
+      </w:r>
+      <w:r>
+        <w:rPr>
+          <w:rFonts w:ascii="Segoe UI" w:hAnsi="Segoe UI" w:cs="Segoe UI"/>
+          <w:sz w:val="21"/>
+          <w:szCs w:val="21"/>
+          <w:shd w:val="clear" w:color="auto" w:fill="FFFFFF"/>
+        </w:rPr>
+        <w:t xml:space="preserve">As data volumes exploded and traditional RDBMS systems struggled with scale, the industry moved from </w:t>
+      </w:r>
+      <w:r>
+        <w:rPr>
+          <w:rFonts w:ascii="Cambria Math" w:hAnsi="Cambria Math" w:cs="Cambria Math"/>
+          <w:sz w:val="21"/>
+          <w:szCs w:val="21"/>
+          <w:shd w:val="clear" w:color="auto" w:fill="FFFFFF"/>
+        </w:rPr>
+        <w:t>𝐇𝐚𝐝𝐨𝐨𝐩</w:t>
+      </w:r>
+      <w:r>
+        <w:rPr>
+          <w:rFonts w:ascii="Segoe UI" w:hAnsi="Segoe UI" w:cs="Segoe UI"/>
+          <w:sz w:val="21"/>
+          <w:szCs w:val="21"/>
+          <w:shd w:val="clear" w:color="auto" w:fill="FFFFFF"/>
+        </w:rPr>
+        <w:t xml:space="preserve"> → </w:t>
+      </w:r>
+      <w:r>
+        <w:rPr>
+          <w:rFonts w:ascii="Cambria Math" w:hAnsi="Cambria Math" w:cs="Cambria Math"/>
+          <w:sz w:val="21"/>
+          <w:szCs w:val="21"/>
+          <w:shd w:val="clear" w:color="auto" w:fill="FFFFFF"/>
+        </w:rPr>
+        <w:t>𝐃𝐚𝐭𝐚</w:t>
+      </w:r>
+      <w:r>
+        <w:rPr>
+          <w:rFonts w:ascii="Segoe UI" w:hAnsi="Segoe UI" w:cs="Segoe UI"/>
+          <w:sz w:val="21"/>
+          <w:szCs w:val="21"/>
+          <w:shd w:val="clear" w:color="auto" w:fill="FFFFFF"/>
+        </w:rPr>
+        <w:t xml:space="preserve"> </w:t>
+      </w:r>
+      <w:r>
+        <w:rPr>
+          <w:rFonts w:ascii="Cambria Math" w:hAnsi="Cambria Math" w:cs="Cambria Math"/>
+          <w:sz w:val="21"/>
+          <w:szCs w:val="21"/>
+          <w:shd w:val="clear" w:color="auto" w:fill="FFFFFF"/>
+        </w:rPr>
+        <w:t>𝐋𝐚𝐤𝐞𝐬</w:t>
+      </w:r>
+      <w:r>
+        <w:rPr>
+          <w:rFonts w:ascii="Segoe UI" w:hAnsi="Segoe UI" w:cs="Segoe UI"/>
+          <w:sz w:val="21"/>
+          <w:szCs w:val="21"/>
+          <w:shd w:val="clear" w:color="auto" w:fill="FFFFFF"/>
+        </w:rPr>
+        <w:t xml:space="preserve"> → </w:t>
+      </w:r>
+      <w:r>
+        <w:rPr>
+          <w:rFonts w:ascii="Cambria Math" w:hAnsi="Cambria Math" w:cs="Cambria Math"/>
+          <w:sz w:val="21"/>
+          <w:szCs w:val="21"/>
+          <w:shd w:val="clear" w:color="auto" w:fill="FFFFFF"/>
+        </w:rPr>
+        <w:t>𝐀𝐩𝐚𝐜𝐡𝐞</w:t>
+      </w:r>
+      <w:r>
+        <w:rPr>
+          <w:rFonts w:ascii="Segoe UI" w:hAnsi="Segoe UI" w:cs="Segoe UI"/>
+          <w:sz w:val="21"/>
+          <w:szCs w:val="21"/>
+          <w:shd w:val="clear" w:color="auto" w:fill="FFFFFF"/>
+        </w:rPr>
+        <w:t xml:space="preserve"> </w:t>
+      </w:r>
+      <w:r>
+        <w:rPr>
+          <w:rFonts w:ascii="Cambria Math" w:hAnsi="Cambria Math" w:cs="Cambria Math"/>
+          <w:sz w:val="21"/>
+          <w:szCs w:val="21"/>
+          <w:shd w:val="clear" w:color="auto" w:fill="FFFFFF"/>
+        </w:rPr>
+        <w:t>𝐒𝐩𝐚𝐫𝐤</w:t>
+      </w:r>
+      <w:r>
+        <w:rPr>
+          <w:rFonts w:ascii="Segoe UI" w:hAnsi="Segoe UI" w:cs="Segoe UI"/>
+          <w:sz w:val="21"/>
+          <w:szCs w:val="21"/>
+          <w:shd w:val="clear" w:color="auto" w:fill="FFFFFF"/>
+        </w:rPr>
+        <w:t>, and Spark changed everything.</w:t>
+      </w:r>
+      <w:r>
+        <w:rPr>
+          <w:rFonts w:ascii="Segoe UI" w:hAnsi="Segoe UI" w:cs="Segoe UI"/>
+          <w:sz w:val="21"/>
+          <w:szCs w:val="21"/>
+        </w:rPr>
+        <w:br/>
+      </w:r>
+      <w:r>
+        <w:rPr>
+          <w:rFonts w:ascii="Segoe UI" w:hAnsi="Segoe UI" w:cs="Segoe UI"/>
+          <w:sz w:val="21"/>
+          <w:szCs w:val="21"/>
+        </w:rPr>
+        <w:br/>
+      </w:r>
+      <w:r>
+        <w:rPr>
+          <w:rFonts w:ascii="Segoe UI Emoji" w:hAnsi="Segoe UI Emoji" w:cs="Segoe UI Emoji"/>
+          <w:sz w:val="21"/>
+          <w:szCs w:val="21"/>
+          <w:shd w:val="clear" w:color="auto" w:fill="FFFFFF"/>
+        </w:rPr>
+        <w:t>🌟</w:t>
+      </w:r>
+      <w:r>
+        <w:rPr>
+          <w:rFonts w:ascii="Segoe UI" w:hAnsi="Segoe UI" w:cs="Segoe UI"/>
+          <w:sz w:val="21"/>
+          <w:szCs w:val="21"/>
+          <w:shd w:val="clear" w:color="auto" w:fill="FFFFFF"/>
+        </w:rPr>
+        <w:t xml:space="preserve"> </w:t>
+      </w:r>
+      <w:r>
+        <w:rPr>
+          <w:rFonts w:ascii="Cambria Math" w:hAnsi="Cambria Math" w:cs="Cambria Math"/>
+          <w:sz w:val="21"/>
+          <w:szCs w:val="21"/>
+          <w:shd w:val="clear" w:color="auto" w:fill="FFFFFF"/>
+        </w:rPr>
+        <w:t>𝐖𝐡𝐲</w:t>
+      </w:r>
+      <w:r>
+        <w:rPr>
+          <w:rFonts w:ascii="Segoe UI" w:hAnsi="Segoe UI" w:cs="Segoe UI"/>
+          <w:sz w:val="21"/>
+          <w:szCs w:val="21"/>
+          <w:shd w:val="clear" w:color="auto" w:fill="FFFFFF"/>
+        </w:rPr>
+        <w:t xml:space="preserve"> </w:t>
+      </w:r>
+      <w:r>
+        <w:rPr>
+          <w:rFonts w:ascii="Cambria Math" w:hAnsi="Cambria Math" w:cs="Cambria Math"/>
+          <w:sz w:val="21"/>
+          <w:szCs w:val="21"/>
+          <w:shd w:val="clear" w:color="auto" w:fill="FFFFFF"/>
+        </w:rPr>
+        <w:t>𝐒𝐩𝐚𝐫𝐤</w:t>
+      </w:r>
+      <w:r>
+        <w:rPr>
+          <w:rFonts w:ascii="Segoe UI" w:hAnsi="Segoe UI" w:cs="Segoe UI"/>
+          <w:sz w:val="21"/>
+          <w:szCs w:val="21"/>
+          <w:shd w:val="clear" w:color="auto" w:fill="FFFFFF"/>
+        </w:rPr>
+        <w:t>?</w:t>
+      </w:r>
+      <w:r>
+        <w:rPr>
+          <w:rFonts w:ascii="Segoe UI" w:hAnsi="Segoe UI" w:cs="Segoe UI"/>
+          <w:sz w:val="21"/>
+          <w:szCs w:val="21"/>
+        </w:rPr>
+        <w:br/>
+      </w:r>
+      <w:r>
+        <w:rPr>
+          <w:rFonts w:ascii="Segoe UI" w:hAnsi="Segoe UI" w:cs="Segoe UI"/>
+          <w:sz w:val="21"/>
+          <w:szCs w:val="21"/>
+          <w:shd w:val="clear" w:color="auto" w:fill="FFFFFF"/>
+        </w:rPr>
+        <w:t>Hadoop solved storage and batch processing, but it had limits:</w:t>
+      </w:r>
+      <w:r>
+        <w:rPr>
+          <w:rFonts w:ascii="Segoe UI" w:hAnsi="Segoe UI" w:cs="Segoe UI"/>
+          <w:sz w:val="21"/>
+          <w:szCs w:val="21"/>
+        </w:rPr>
+        <w:br/>
+      </w:r>
+      <w:r>
+        <w:rPr>
+          <w:rFonts w:ascii="Segoe UI" w:hAnsi="Segoe UI" w:cs="Segoe UI"/>
+          <w:sz w:val="21"/>
+          <w:szCs w:val="21"/>
+          <w:shd w:val="clear" w:color="auto" w:fill="FFFFFF"/>
+        </w:rPr>
+        <w:t>• Slow query performance</w:t>
+      </w:r>
+      <w:r>
+        <w:rPr>
+          <w:rFonts w:ascii="Segoe UI" w:hAnsi="Segoe UI" w:cs="Segoe UI"/>
+          <w:sz w:val="21"/>
+          <w:szCs w:val="21"/>
+        </w:rPr>
+        <w:br/>
+      </w:r>
+      <w:r>
+        <w:rPr>
+          <w:rFonts w:ascii="Segoe UI" w:hAnsi="Segoe UI" w:cs="Segoe UI"/>
+          <w:sz w:val="21"/>
+          <w:szCs w:val="21"/>
+          <w:shd w:val="clear" w:color="auto" w:fill="FFFFFF"/>
+        </w:rPr>
+        <w:t>• Complex MapReduce development</w:t>
+      </w:r>
+      <w:r>
+        <w:rPr>
+          <w:rFonts w:ascii="Segoe UI" w:hAnsi="Segoe UI" w:cs="Segoe UI"/>
+          <w:sz w:val="21"/>
+          <w:szCs w:val="21"/>
+        </w:rPr>
+        <w:br/>
+      </w:r>
+      <w:r>
+        <w:rPr>
+          <w:rFonts w:ascii="Segoe UI" w:hAnsi="Segoe UI" w:cs="Segoe UI"/>
+          <w:sz w:val="21"/>
+          <w:szCs w:val="21"/>
+          <w:shd w:val="clear" w:color="auto" w:fill="FFFFFF"/>
+        </w:rPr>
+        <w:t>• Limited language support</w:t>
+      </w:r>
+      <w:r>
+        <w:rPr>
+          <w:rFonts w:ascii="Segoe UI" w:hAnsi="Segoe UI" w:cs="Segoe UI"/>
+          <w:sz w:val="21"/>
+          <w:szCs w:val="21"/>
+        </w:rPr>
+        <w:br/>
+      </w:r>
+      <w:r>
+        <w:rPr>
+          <w:rFonts w:ascii="Segoe UI" w:hAnsi="Segoe UI" w:cs="Segoe UI"/>
+          <w:sz w:val="21"/>
+          <w:szCs w:val="21"/>
+          <w:shd w:val="clear" w:color="auto" w:fill="FFFFFF"/>
+        </w:rPr>
+        <w:t>Spark emerged to fix this with in-memory processing, faster execution, and simpler APIs.</w:t>
+      </w:r>
+      <w:r>
+        <w:rPr>
+          <w:rFonts w:ascii="Segoe UI" w:hAnsi="Segoe UI" w:cs="Segoe UI"/>
+          <w:sz w:val="21"/>
+          <w:szCs w:val="21"/>
+        </w:rPr>
+        <w:br/>
+      </w:r>
+      <w:r>
+        <w:rPr>
+          <w:rFonts w:ascii="Segoe UI" w:hAnsi="Segoe UI" w:cs="Segoe UI"/>
+          <w:sz w:val="21"/>
+          <w:szCs w:val="21"/>
+        </w:rPr>
+        <w:br/>
+      </w:r>
+      <w:r>
+        <w:rPr>
+          <w:rFonts w:ascii="Segoe UI Emoji" w:hAnsi="Segoe UI Emoji" w:cs="Segoe UI Emoji"/>
+          <w:sz w:val="21"/>
+          <w:szCs w:val="21"/>
+          <w:shd w:val="clear" w:color="auto" w:fill="FFFFFF"/>
+        </w:rPr>
+        <w:t>🌟</w:t>
+      </w:r>
+      <w:r>
+        <w:rPr>
+          <w:rFonts w:ascii="Segoe UI" w:hAnsi="Segoe UI" w:cs="Segoe UI"/>
+          <w:sz w:val="21"/>
+          <w:szCs w:val="21"/>
+          <w:shd w:val="clear" w:color="auto" w:fill="FFFFFF"/>
+        </w:rPr>
+        <w:t xml:space="preserve"> </w:t>
+      </w:r>
+      <w:r>
+        <w:rPr>
+          <w:rFonts w:ascii="Cambria Math" w:hAnsi="Cambria Math" w:cs="Cambria Math"/>
+          <w:sz w:val="21"/>
+          <w:szCs w:val="21"/>
+          <w:shd w:val="clear" w:color="auto" w:fill="FFFFFF"/>
+        </w:rPr>
+        <w:t>𝐖𝐡𝐚𝐭</w:t>
+      </w:r>
+      <w:r>
+        <w:rPr>
+          <w:rFonts w:ascii="Segoe UI" w:hAnsi="Segoe UI" w:cs="Segoe UI"/>
+          <w:sz w:val="21"/>
+          <w:szCs w:val="21"/>
+          <w:shd w:val="clear" w:color="auto" w:fill="FFFFFF"/>
+        </w:rPr>
+        <w:t xml:space="preserve"> </w:t>
+      </w:r>
+      <w:r>
+        <w:rPr>
+          <w:rFonts w:ascii="Cambria Math" w:hAnsi="Cambria Math" w:cs="Cambria Math"/>
+          <w:sz w:val="21"/>
+          <w:szCs w:val="21"/>
+          <w:shd w:val="clear" w:color="auto" w:fill="FFFFFF"/>
+        </w:rPr>
+        <w:t>𝐦𝐚𝐤𝐞𝐬</w:t>
+      </w:r>
+      <w:r>
+        <w:rPr>
+          <w:rFonts w:ascii="Segoe UI" w:hAnsi="Segoe UI" w:cs="Segoe UI"/>
+          <w:sz w:val="21"/>
+          <w:szCs w:val="21"/>
+          <w:shd w:val="clear" w:color="auto" w:fill="FFFFFF"/>
+        </w:rPr>
+        <w:t xml:space="preserve"> </w:t>
+      </w:r>
+      <w:r>
+        <w:rPr>
+          <w:rFonts w:ascii="Cambria Math" w:hAnsi="Cambria Math" w:cs="Cambria Math"/>
+          <w:sz w:val="21"/>
+          <w:szCs w:val="21"/>
+          <w:shd w:val="clear" w:color="auto" w:fill="FFFFFF"/>
+        </w:rPr>
+        <w:t>𝐀𝐩𝐚𝐜𝐡𝐞</w:t>
+      </w:r>
+      <w:r>
+        <w:rPr>
+          <w:rFonts w:ascii="Segoe UI" w:hAnsi="Segoe UI" w:cs="Segoe UI"/>
+          <w:sz w:val="21"/>
+          <w:szCs w:val="21"/>
+          <w:shd w:val="clear" w:color="auto" w:fill="FFFFFF"/>
+        </w:rPr>
+        <w:t xml:space="preserve"> </w:t>
+      </w:r>
+      <w:r>
+        <w:rPr>
+          <w:rFonts w:ascii="Cambria Math" w:hAnsi="Cambria Math" w:cs="Cambria Math"/>
+          <w:sz w:val="21"/>
+          <w:szCs w:val="21"/>
+          <w:shd w:val="clear" w:color="auto" w:fill="FFFFFF"/>
+        </w:rPr>
+        <w:t>𝐒𝐩𝐚𝐫𝐤</w:t>
+      </w:r>
+      <w:r>
+        <w:rPr>
+          <w:rFonts w:ascii="Segoe UI" w:hAnsi="Segoe UI" w:cs="Segoe UI"/>
+          <w:sz w:val="21"/>
+          <w:szCs w:val="21"/>
+          <w:shd w:val="clear" w:color="auto" w:fill="FFFFFF"/>
+        </w:rPr>
+        <w:t xml:space="preserve"> </w:t>
+      </w:r>
+      <w:r>
+        <w:rPr>
+          <w:rFonts w:ascii="Cambria Math" w:hAnsi="Cambria Math" w:cs="Cambria Math"/>
+          <w:sz w:val="21"/>
+          <w:szCs w:val="21"/>
+          <w:shd w:val="clear" w:color="auto" w:fill="FFFFFF"/>
+        </w:rPr>
+        <w:t>𝐩𝐨𝐰𝐞𝐫𝐟𝐮𝐥</w:t>
+      </w:r>
+      <w:r>
+        <w:rPr>
+          <w:rFonts w:ascii="Segoe UI" w:hAnsi="Segoe UI" w:cs="Segoe UI"/>
+          <w:sz w:val="21"/>
+          <w:szCs w:val="21"/>
+          <w:shd w:val="clear" w:color="auto" w:fill="FFFFFF"/>
+        </w:rPr>
+        <w:t>?</w:t>
+      </w:r>
+      <w:r>
+        <w:rPr>
+          <w:rFonts w:ascii="Segoe UI" w:hAnsi="Segoe UI" w:cs="Segoe UI"/>
+          <w:sz w:val="21"/>
+          <w:szCs w:val="21"/>
+        </w:rPr>
+        <w:br/>
+      </w:r>
+      <w:r>
+        <w:rPr>
+          <w:rFonts w:ascii="Segoe UI Symbol" w:hAnsi="Segoe UI Symbol" w:cs="Segoe UI Symbol"/>
+          <w:sz w:val="21"/>
+          <w:szCs w:val="21"/>
+          <w:shd w:val="clear" w:color="auto" w:fill="FFFFFF"/>
+        </w:rPr>
+        <w:t>✔</w:t>
+      </w:r>
+      <w:r>
+        <w:rPr>
+          <w:rFonts w:ascii="Segoe UI" w:hAnsi="Segoe UI" w:cs="Segoe UI"/>
+          <w:sz w:val="21"/>
+          <w:szCs w:val="21"/>
+          <w:shd w:val="clear" w:color="auto" w:fill="FFFFFF"/>
+        </w:rPr>
+        <w:t xml:space="preserve"> Unified engine for batch + streaming</w:t>
+      </w:r>
+      <w:r>
+        <w:rPr>
+          <w:rFonts w:ascii="Segoe UI" w:hAnsi="Segoe UI" w:cs="Segoe UI"/>
+          <w:sz w:val="21"/>
+          <w:szCs w:val="21"/>
+        </w:rPr>
+        <w:br/>
+      </w:r>
+      <w:r>
+        <w:rPr>
+          <w:rFonts w:ascii="Segoe UI Symbol" w:hAnsi="Segoe UI Symbol" w:cs="Segoe UI Symbol"/>
+          <w:sz w:val="21"/>
+          <w:szCs w:val="21"/>
+          <w:shd w:val="clear" w:color="auto" w:fill="FFFFFF"/>
+        </w:rPr>
+        <w:t>✔</w:t>
+      </w:r>
+      <w:r>
+        <w:rPr>
+          <w:rFonts w:ascii="Segoe UI" w:hAnsi="Segoe UI" w:cs="Segoe UI"/>
+          <w:sz w:val="21"/>
+          <w:szCs w:val="21"/>
+          <w:shd w:val="clear" w:color="auto" w:fill="FFFFFF"/>
+        </w:rPr>
+        <w:t xml:space="preserve"> Supports SQL, Python, Scala, Java, R</w:t>
+      </w:r>
+      <w:r>
+        <w:rPr>
+          <w:rFonts w:ascii="Segoe UI" w:hAnsi="Segoe UI" w:cs="Segoe UI"/>
+          <w:sz w:val="21"/>
+          <w:szCs w:val="21"/>
+        </w:rPr>
+        <w:br/>
+      </w:r>
+      <w:r>
+        <w:rPr>
+          <w:rFonts w:ascii="Segoe UI Symbol" w:hAnsi="Segoe UI Symbol" w:cs="Segoe UI Symbol"/>
+          <w:sz w:val="21"/>
+          <w:szCs w:val="21"/>
+          <w:shd w:val="clear" w:color="auto" w:fill="FFFFFF"/>
+        </w:rPr>
+        <w:t>✔</w:t>
+      </w:r>
+      <w:r>
+        <w:rPr>
+          <w:rFonts w:ascii="Segoe UI" w:hAnsi="Segoe UI" w:cs="Segoe UI"/>
+          <w:sz w:val="21"/>
+          <w:szCs w:val="21"/>
+          <w:shd w:val="clear" w:color="auto" w:fill="FFFFFF"/>
+        </w:rPr>
+        <w:t xml:space="preserve"> Optimized execution using DAG &amp; Lazy Evaluation</w:t>
+      </w:r>
+      <w:r>
+        <w:rPr>
+          <w:rFonts w:ascii="Segoe UI" w:hAnsi="Segoe UI" w:cs="Segoe UI"/>
+          <w:sz w:val="21"/>
+          <w:szCs w:val="21"/>
+        </w:rPr>
+        <w:br/>
+      </w:r>
+      <w:r>
+        <w:rPr>
+          <w:rFonts w:ascii="Segoe UI Symbol" w:hAnsi="Segoe UI Symbol" w:cs="Segoe UI Symbol"/>
+          <w:sz w:val="21"/>
+          <w:szCs w:val="21"/>
+          <w:shd w:val="clear" w:color="auto" w:fill="FFFFFF"/>
+        </w:rPr>
+        <w:t>✔</w:t>
+      </w:r>
+      <w:r>
+        <w:rPr>
+          <w:rFonts w:ascii="Segoe UI" w:hAnsi="Segoe UI" w:cs="Segoe UI"/>
+          <w:sz w:val="21"/>
+          <w:szCs w:val="21"/>
+          <w:shd w:val="clear" w:color="auto" w:fill="FFFFFF"/>
+        </w:rPr>
+        <w:t xml:space="preserve"> Runs on YARN, Kubernetes, Mesos, Standalone</w:t>
+      </w:r>
+      <w:r>
+        <w:rPr>
+          <w:rFonts w:ascii="Segoe UI" w:hAnsi="Segoe UI" w:cs="Segoe UI"/>
+          <w:sz w:val="21"/>
+          <w:szCs w:val="21"/>
+        </w:rPr>
+        <w:br/>
+      </w:r>
+      <w:r>
+        <w:rPr>
+          <w:rFonts w:ascii="Segoe UI Symbol" w:hAnsi="Segoe UI Symbol" w:cs="Segoe UI Symbol"/>
+          <w:sz w:val="21"/>
+          <w:szCs w:val="21"/>
+          <w:shd w:val="clear" w:color="auto" w:fill="FFFFFF"/>
+        </w:rPr>
+        <w:t>✔</w:t>
+      </w:r>
+      <w:r>
+        <w:rPr>
+          <w:rFonts w:ascii="Segoe UI" w:hAnsi="Segoe UI" w:cs="Segoe UI"/>
+          <w:sz w:val="21"/>
+          <w:szCs w:val="21"/>
+          <w:shd w:val="clear" w:color="auto" w:fill="FFFFFF"/>
+        </w:rPr>
+        <w:t xml:space="preserve"> Works seamlessly with Data Lakes (S3, ADLS, GCS, HDFS)</w:t>
+      </w:r>
+      <w:r>
+        <w:rPr>
+          <w:rFonts w:ascii="Segoe UI" w:hAnsi="Segoe UI" w:cs="Segoe UI"/>
+          <w:sz w:val="21"/>
+          <w:szCs w:val="21"/>
+        </w:rPr>
+        <w:br/>
+      </w:r>
+      <w:r>
+        <w:rPr>
+          <w:rFonts w:ascii="Segoe UI" w:hAnsi="Segoe UI" w:cs="Segoe UI"/>
+          <w:sz w:val="21"/>
+          <w:szCs w:val="21"/>
+        </w:rPr>
+        <w:br/>
+      </w:r>
+      <w:r>
+        <w:rPr>
+          <w:rFonts w:ascii="Segoe UI Emoji" w:hAnsi="Segoe UI Emoji" w:cs="Segoe UI Emoji"/>
+          <w:sz w:val="21"/>
+          <w:szCs w:val="21"/>
+          <w:shd w:val="clear" w:color="auto" w:fill="FFFFFF"/>
+        </w:rPr>
+        <w:t>📌</w:t>
+      </w:r>
+      <w:r>
+        <w:rPr>
+          <w:rFonts w:ascii="Segoe UI" w:hAnsi="Segoe UI" w:cs="Segoe UI"/>
+          <w:sz w:val="21"/>
+          <w:szCs w:val="21"/>
+          <w:shd w:val="clear" w:color="auto" w:fill="FFFFFF"/>
+        </w:rPr>
+        <w:t xml:space="preserve"> Key takeaway:</w:t>
+      </w:r>
+      <w:r>
+        <w:rPr>
+          <w:rFonts w:ascii="Segoe UI" w:hAnsi="Segoe UI" w:cs="Segoe UI"/>
+          <w:sz w:val="21"/>
+          <w:szCs w:val="21"/>
+        </w:rPr>
+        <w:br/>
+      </w:r>
+      <w:r>
+        <w:rPr>
+          <w:rFonts w:ascii="Segoe UI" w:hAnsi="Segoe UI" w:cs="Segoe UI"/>
+          <w:sz w:val="21"/>
+          <w:szCs w:val="21"/>
+          <w:shd w:val="clear" w:color="auto" w:fill="FFFFFF"/>
+        </w:rPr>
+        <w:t>Apache Spark is not just a tool, it’s the backbone of modern data platforms, powering analytics, ETL, streaming, and ML at scale.</w:t>
+      </w:r>
+      <w:r>
+        <w:rPr>
+          <w:rFonts w:ascii="Segoe UI" w:hAnsi="Segoe UI" w:cs="Segoe UI"/>
+          <w:sz w:val="21"/>
+          <w:szCs w:val="21"/>
+        </w:rPr>
+        <w:br/>
+      </w:r>
+      <w:r>
+        <w:rPr>
+          <w:rFonts w:ascii="Segoe UI" w:hAnsi="Segoe UI" w:cs="Segoe UI"/>
+          <w:sz w:val="21"/>
+          <w:szCs w:val="21"/>
+        </w:rPr>
+        <w:br/>
+      </w:r>
+      <w:r>
+        <w:rPr>
+          <w:rFonts w:ascii="Segoe UI" w:hAnsi="Segoe UI" w:cs="Segoe UI"/>
+          <w:sz w:val="21"/>
+          <w:szCs w:val="21"/>
+          <w:shd w:val="clear" w:color="auto" w:fill="FFFFFF"/>
+        </w:rPr>
+        <w:t>If you’re starting your Data Engineering or Big Data journey, mastering Spark fundamentals is non-negotiable.</w:t>
+      </w:r>
+      <w:r>
+        <w:rPr>
+          <w:rFonts w:ascii="Segoe UI" w:hAnsi="Segoe UI" w:cs="Segoe UI"/>
+          <w:sz w:val="21"/>
+          <w:szCs w:val="21"/>
+        </w:rPr>
+        <w:br/>
+      </w:r>
+      <w:r>
+        <w:rPr>
+          <w:rFonts w:ascii="Segoe UI" w:hAnsi="Segoe UI" w:cs="Segoe UI"/>
+          <w:sz w:val="21"/>
+          <w:szCs w:val="21"/>
+        </w:rPr>
+        <w:br/>
+      </w:r>
+      <w:r>
+        <w:rPr>
+          <w:rFonts w:ascii="Segoe UI Emoji" w:hAnsi="Segoe UI Emoji" w:cs="Segoe UI Emoji"/>
+          <w:sz w:val="21"/>
+          <w:szCs w:val="21"/>
+          <w:shd w:val="clear" w:color="auto" w:fill="FFFFFF"/>
+        </w:rPr>
+        <w:t>📌</w:t>
+      </w:r>
+      <w:r>
+        <w:rPr>
+          <w:rFonts w:ascii="Segoe UI" w:hAnsi="Segoe UI" w:cs="Segoe UI"/>
+          <w:sz w:val="21"/>
+          <w:szCs w:val="21"/>
+          <w:shd w:val="clear" w:color="auto" w:fill="FFFFFF"/>
+        </w:rPr>
+        <w:t xml:space="preserve"> Save this for later and share it.</w:t>
+      </w:r>
+      <w:r>
+        <w:rPr>
+          <w:rFonts w:ascii="Segoe UI" w:hAnsi="Segoe UI" w:cs="Segoe UI"/>
+          <w:sz w:val="21"/>
+          <w:szCs w:val="21"/>
+        </w:rPr>
+        <w:br/>
+      </w:r>
+      <w:r>
+        <w:rPr>
+          <w:rFonts w:ascii="Segoe UI" w:hAnsi="Segoe UI" w:cs="Segoe UI"/>
+          <w:sz w:val="21"/>
+          <w:szCs w:val="21"/>
+        </w:rPr>
+        <w:br/>
+      </w:r>
+      <w:r>
+        <w:rPr>
+          <w:rFonts w:ascii="Segoe UI Emoji" w:hAnsi="Segoe UI Emoji" w:cs="Segoe UI Emoji"/>
+          <w:sz w:val="21"/>
+          <w:szCs w:val="21"/>
+          <w:shd w:val="clear" w:color="auto" w:fill="FFFFFF"/>
+        </w:rPr>
+        <w:t>🎯</w:t>
+      </w:r>
+      <w:r>
+        <w:rPr>
+          <w:rFonts w:ascii="Segoe UI" w:hAnsi="Segoe UI" w:cs="Segoe UI"/>
+          <w:sz w:val="21"/>
+          <w:szCs w:val="21"/>
+          <w:shd w:val="clear" w:color="auto" w:fill="FFFFFF"/>
+        </w:rPr>
+        <w:t xml:space="preserve"> </w:t>
+      </w:r>
+      <w:r>
+        <w:rPr>
+          <w:rFonts w:ascii="Cambria Math" w:hAnsi="Cambria Math" w:cs="Cambria Math"/>
+          <w:sz w:val="21"/>
+          <w:szCs w:val="21"/>
+          <w:shd w:val="clear" w:color="auto" w:fill="FFFFFF"/>
+        </w:rPr>
+        <w:t>𝐋𝐨𝐨𝐤𝐢𝐧𝐠</w:t>
+      </w:r>
+      <w:r>
+        <w:rPr>
+          <w:rFonts w:ascii="Segoe UI" w:hAnsi="Segoe UI" w:cs="Segoe UI"/>
+          <w:sz w:val="21"/>
+          <w:szCs w:val="21"/>
+          <w:shd w:val="clear" w:color="auto" w:fill="FFFFFF"/>
+        </w:rPr>
+        <w:t xml:space="preserve"> </w:t>
+      </w:r>
+      <w:r>
+        <w:rPr>
+          <w:rFonts w:ascii="Cambria Math" w:hAnsi="Cambria Math" w:cs="Cambria Math"/>
+          <w:sz w:val="21"/>
+          <w:szCs w:val="21"/>
+          <w:shd w:val="clear" w:color="auto" w:fill="FFFFFF"/>
+        </w:rPr>
+        <w:t>𝐭𝐨</w:t>
+      </w:r>
+      <w:r>
+        <w:rPr>
+          <w:rFonts w:ascii="Segoe UI" w:hAnsi="Segoe UI" w:cs="Segoe UI"/>
+          <w:sz w:val="21"/>
+          <w:szCs w:val="21"/>
+          <w:shd w:val="clear" w:color="auto" w:fill="FFFFFF"/>
+        </w:rPr>
+        <w:t xml:space="preserve"> </w:t>
+      </w:r>
+      <w:r>
+        <w:rPr>
+          <w:rFonts w:ascii="Cambria Math" w:hAnsi="Cambria Math" w:cs="Cambria Math"/>
+          <w:sz w:val="21"/>
+          <w:szCs w:val="21"/>
+          <w:shd w:val="clear" w:color="auto" w:fill="FFFFFF"/>
+        </w:rPr>
+        <w:t>𝐭𝐫𝐚𝐧𝐬𝐢𝐭𝐢𝐨𝐧</w:t>
+      </w:r>
+      <w:r>
+        <w:rPr>
+          <w:rFonts w:ascii="Segoe UI" w:hAnsi="Segoe UI" w:cs="Segoe UI"/>
+          <w:sz w:val="21"/>
+          <w:szCs w:val="21"/>
+          <w:shd w:val="clear" w:color="auto" w:fill="FFFFFF"/>
+        </w:rPr>
+        <w:t xml:space="preserve"> </w:t>
+      </w:r>
+      <w:r>
+        <w:rPr>
+          <w:rFonts w:ascii="Cambria Math" w:hAnsi="Cambria Math" w:cs="Cambria Math"/>
+          <w:sz w:val="21"/>
+          <w:szCs w:val="21"/>
+          <w:shd w:val="clear" w:color="auto" w:fill="FFFFFF"/>
+        </w:rPr>
+        <w:t>𝐢𝐧𝐭𝐨</w:t>
+      </w:r>
+      <w:r>
+        <w:rPr>
+          <w:rFonts w:ascii="Segoe UI" w:hAnsi="Segoe UI" w:cs="Segoe UI"/>
+          <w:sz w:val="21"/>
+          <w:szCs w:val="21"/>
+          <w:shd w:val="clear" w:color="auto" w:fill="FFFFFF"/>
+        </w:rPr>
+        <w:t xml:space="preserve"> </w:t>
+      </w:r>
+      <w:r>
+        <w:rPr>
+          <w:rFonts w:ascii="Cambria Math" w:hAnsi="Cambria Math" w:cs="Cambria Math"/>
+          <w:sz w:val="21"/>
+          <w:szCs w:val="21"/>
+          <w:shd w:val="clear" w:color="auto" w:fill="FFFFFF"/>
+        </w:rPr>
+        <w:t>𝐃𝐚𝐭𝐚</w:t>
+      </w:r>
+      <w:r>
+        <w:rPr>
+          <w:rFonts w:ascii="Segoe UI" w:hAnsi="Segoe UI" w:cs="Segoe UI"/>
+          <w:sz w:val="21"/>
+          <w:szCs w:val="21"/>
+          <w:shd w:val="clear" w:color="auto" w:fill="FFFFFF"/>
+        </w:rPr>
+        <w:t xml:space="preserve"> </w:t>
+      </w:r>
+      <w:r>
+        <w:rPr>
+          <w:rFonts w:ascii="Cambria Math" w:hAnsi="Cambria Math" w:cs="Cambria Math"/>
+          <w:sz w:val="21"/>
+          <w:szCs w:val="21"/>
+          <w:shd w:val="clear" w:color="auto" w:fill="FFFFFF"/>
+        </w:rPr>
+        <w:t>𝐄𝐧𝐠𝐢𝐧𝐞𝐞𝐫𝐢𝐧𝐠</w:t>
+      </w:r>
+      <w:r>
+        <w:rPr>
+          <w:rFonts w:ascii="Segoe UI" w:hAnsi="Segoe UI" w:cs="Segoe UI"/>
+          <w:sz w:val="21"/>
+          <w:szCs w:val="21"/>
+          <w:shd w:val="clear" w:color="auto" w:fill="FFFFFF"/>
+        </w:rPr>
+        <w:t xml:space="preserve">? </w:t>
+      </w:r>
+      <w:r>
+        <w:rPr>
+          <w:rFonts w:ascii="Cambria Math" w:hAnsi="Cambria Math" w:cs="Cambria Math"/>
+          <w:sz w:val="21"/>
+          <w:szCs w:val="21"/>
+          <w:shd w:val="clear" w:color="auto" w:fill="FFFFFF"/>
+        </w:rPr>
+        <w:t>𝐓𝐡𝐢𝐬</w:t>
+      </w:r>
+      <w:r>
+        <w:rPr>
+          <w:rFonts w:ascii="Segoe UI" w:hAnsi="Segoe UI" w:cs="Segoe UI"/>
+          <w:sz w:val="21"/>
+          <w:szCs w:val="21"/>
+          <w:shd w:val="clear" w:color="auto" w:fill="FFFFFF"/>
+        </w:rPr>
+        <w:t xml:space="preserve"> </w:t>
+      </w:r>
+      <w:r>
+        <w:rPr>
+          <w:rFonts w:ascii="Cambria Math" w:hAnsi="Cambria Math" w:cs="Cambria Math"/>
+          <w:sz w:val="21"/>
+          <w:szCs w:val="21"/>
+          <w:shd w:val="clear" w:color="auto" w:fill="FFFFFF"/>
+        </w:rPr>
+        <w:t>𝐜𝐨𝐦𝐦𝐮𝐧𝐢𝐭𝐲</w:t>
+      </w:r>
+      <w:r>
+        <w:rPr>
+          <w:rFonts w:ascii="Segoe UI" w:hAnsi="Segoe UI" w:cs="Segoe UI"/>
+          <w:sz w:val="21"/>
+          <w:szCs w:val="21"/>
+          <w:shd w:val="clear" w:color="auto" w:fill="FFFFFF"/>
+        </w:rPr>
+        <w:t xml:space="preserve"> </w:t>
+      </w:r>
+      <w:r>
+        <w:rPr>
+          <w:rFonts w:ascii="Cambria Math" w:hAnsi="Cambria Math" w:cs="Cambria Math"/>
+          <w:sz w:val="21"/>
+          <w:szCs w:val="21"/>
+          <w:shd w:val="clear" w:color="auto" w:fill="FFFFFF"/>
+        </w:rPr>
+        <w:t>𝐜𝐚𝐧</w:t>
+      </w:r>
+      <w:r>
+        <w:rPr>
+          <w:rFonts w:ascii="Segoe UI" w:hAnsi="Segoe UI" w:cs="Segoe UI"/>
+          <w:sz w:val="21"/>
+          <w:szCs w:val="21"/>
+          <w:shd w:val="clear" w:color="auto" w:fill="FFFFFF"/>
+        </w:rPr>
+        <w:t xml:space="preserve"> </w:t>
+      </w:r>
+      <w:r>
+        <w:rPr>
+          <w:rFonts w:ascii="Cambria Math" w:hAnsi="Cambria Math" w:cs="Cambria Math"/>
+          <w:sz w:val="21"/>
+          <w:szCs w:val="21"/>
+          <w:shd w:val="clear" w:color="auto" w:fill="FFFFFF"/>
+        </w:rPr>
+        <w:t>𝐡𝐞𝐥𝐩</w:t>
+      </w:r>
+      <w:r>
+        <w:rPr>
+          <w:rFonts w:ascii="Segoe UI" w:hAnsi="Segoe UI" w:cs="Segoe UI"/>
+          <w:sz w:val="21"/>
+          <w:szCs w:val="21"/>
+          <w:shd w:val="clear" w:color="auto" w:fill="FFFFFF"/>
+        </w:rPr>
+        <w:t xml:space="preserve"> </w:t>
+      </w:r>
+      <w:r>
+        <w:rPr>
+          <w:rFonts w:ascii="Cambria Math" w:hAnsi="Cambria Math" w:cs="Cambria Math"/>
+          <w:sz w:val="21"/>
+          <w:szCs w:val="21"/>
+          <w:shd w:val="clear" w:color="auto" w:fill="FFFFFF"/>
+        </w:rPr>
+        <w:t>𝐲𝐨𝐮</w:t>
+      </w:r>
+      <w:r>
+        <w:rPr>
+          <w:rFonts w:ascii="Segoe UI" w:hAnsi="Segoe UI" w:cs="Segoe UI"/>
+          <w:sz w:val="21"/>
+          <w:szCs w:val="21"/>
+          <w:shd w:val="clear" w:color="auto" w:fill="FFFFFF"/>
+        </w:rPr>
+        <w:t xml:space="preserve"> </w:t>
+      </w:r>
+      <w:r>
+        <w:rPr>
+          <w:rFonts w:ascii="Cambria Math" w:hAnsi="Cambria Math" w:cs="Cambria Math"/>
+          <w:sz w:val="21"/>
+          <w:szCs w:val="21"/>
+          <w:shd w:val="clear" w:color="auto" w:fill="FFFFFF"/>
+        </w:rPr>
+        <w:t>𝐠𝐞𝐭</w:t>
+      </w:r>
+      <w:r>
+        <w:rPr>
+          <w:rFonts w:ascii="Segoe UI" w:hAnsi="Segoe UI" w:cs="Segoe UI"/>
+          <w:sz w:val="21"/>
+          <w:szCs w:val="21"/>
+          <w:shd w:val="clear" w:color="auto" w:fill="FFFFFF"/>
+        </w:rPr>
+        <w:t xml:space="preserve"> </w:t>
+      </w:r>
+      <w:r>
+        <w:rPr>
+          <w:rFonts w:ascii="Cambria Math" w:hAnsi="Cambria Math" w:cs="Cambria Math"/>
+          <w:sz w:val="21"/>
+          <w:szCs w:val="21"/>
+          <w:shd w:val="clear" w:color="auto" w:fill="FFFFFF"/>
+        </w:rPr>
+        <w:t>𝐭𝐡𝐞𝐫𝐞</w:t>
+      </w:r>
+      <w:r>
+        <w:rPr>
+          <w:rFonts w:ascii="Segoe UI" w:hAnsi="Segoe UI" w:cs="Segoe UI"/>
+          <w:sz w:val="21"/>
+          <w:szCs w:val="21"/>
+          <w:shd w:val="clear" w:color="auto" w:fill="FFFFFF"/>
+        </w:rPr>
+        <w:t>.https://</w:t>
+      </w:r>
+      <w:hyperlink r:id="rId42" w:tgtFrame="_blank" w:history="1">
+        <w:r>
+          <w:rPr>
+            <w:rStyle w:val="Strong"/>
+            <w:rFonts w:ascii="inherit" w:hAnsi="inherit" w:cs="Segoe UI"/>
+            <w:color w:val="0000FF"/>
+            <w:sz w:val="21"/>
+            <w:szCs w:val="21"/>
+            <w:bdr w:val="none" w:sz="0" w:space="0" w:color="auto" w:frame="1"/>
+            <w:shd w:val="clear" w:color="auto" w:fill="FFFFFF"/>
+          </w:rPr>
+          <w:t>https://lnkd.in/g9iEF4RJ</w:t>
+        </w:r>
+      </w:hyperlink>
     </w:p>
     <w:sectPr>
       <w:pgSz w:w="11906" w:h="16838"/>
@@ -5304,6 +6595,22 @@
     <w:basedOn w:val="DefaultParagraphFont"/>
     <w:rsid w:val="004A08B8"/>
   </w:style>
+  <w:style w:type="character" w:customStyle="1" w:styleId="a96a92da">
+    <w:name w:val="a96a92da"/>
+    <w:basedOn w:val="DefaultParagraphFont"/>
+    <w:rsid w:val="00871BDD"/>
+  </w:style>
+  <w:style w:type="character" w:styleId="Strong">
+    <w:name w:val="Strong"/>
+    <w:basedOn w:val="DefaultParagraphFont"/>
+    <w:uiPriority w:val="22"/>
+    <w:qFormat/>
+    <w:rsid w:val="00871BDD"/>
+    <w:rPr>
+      <w:b/>
+      <w:bCs/>
+    </w:rPr>
+  </w:style>
 </w:styles>
 </file>
 
